--- a/BioHarvest_Sim_Complex_Computing_Project_Report.docx
+++ b/BioHarvest_Sim_Complex_Computing_Project_Report.docx
@@ -5839,6 +5839,61 @@
     </w:p>
     <w:p>
       <w:pPr>
+        <w:spacing w:before="160" w:after="40"/>
+        <w:jc w:val="center"/>
+      </w:pPr>
+      <w:r>
+        <w:drawing>
+          <wp:inline xmlns:a="http://schemas.openxmlformats.org/drawingml/2006/main" xmlns:pic="http://schemas.openxmlformats.org/drawingml/2006/picture">
+            <wp:extent cx="5486400" cy="3537460"/>
+            <wp:docPr id="1" name="Picture 1"/>
+            <wp:cNvGraphicFramePr>
+              <a:graphicFrameLocks noChangeAspect="1"/>
+            </wp:cNvGraphicFramePr>
+            <a:graphic>
+              <a:graphicData uri="http://schemas.openxmlformats.org/drawingml/2006/picture">
+                <pic:pic>
+                  <pic:nvPicPr>
+                    <pic:cNvPr id="0" name="fig_1_1_architecture.png"/>
+                    <pic:cNvPicPr/>
+                  </pic:nvPicPr>
+                  <pic:blipFill>
+                    <a:blip r:embed="rId9"/>
+                    <a:stretch>
+                      <a:fillRect/>
+                    </a:stretch>
+                  </pic:blipFill>
+                  <pic:spPr>
+                    <a:xfrm>
+                      <a:off x="0" y="0"/>
+                      <a:ext cx="5486400" cy="3537460"/>
+                    </a:xfrm>
+                    <a:prstGeom prst="rect"/>
+                  </pic:spPr>
+                </pic:pic>
+              </a:graphicData>
+            </a:graphic>
+          </wp:inline>
+        </w:drawing>
+      </w:r>
+    </w:p>
+    <w:p>
+      <w:pPr>
+        <w:spacing w:before="0" w:after="280"/>
+        <w:jc w:val="center"/>
+      </w:pPr>
+      <w:r>
+        <w:rPr>
+          <w:rFonts w:ascii="Times New Roman" w:hAnsi="Times New Roman"/>
+          <w:i/>
+          <w:color w:val="4B5563"/>
+          <w:sz w:val="20"/>
+        </w:rPr>
+        <w:t>Figure 1.1: System Architecture and Data Pipeline Flowchart</w:t>
+      </w:r>
+    </w:p>
+    <w:p>
+      <w:pPr>
         <w:keepNext/>
         <w:spacing w:before="360" w:after="160"/>
       </w:pPr>
@@ -6125,6 +6180,61 @@
     </w:p>
     <w:p>
       <w:pPr>
+        <w:spacing w:before="160" w:after="40"/>
+        <w:jc w:val="center"/>
+      </w:pPr>
+      <w:r>
+        <w:drawing>
+          <wp:inline xmlns:a="http://schemas.openxmlformats.org/drawingml/2006/main" xmlns:pic="http://schemas.openxmlformats.org/drawingml/2006/picture">
+            <wp:extent cx="5486400" cy="4458475"/>
+            <wp:docPr id="2" name="Picture 2"/>
+            <wp:cNvGraphicFramePr>
+              <a:graphicFrameLocks noChangeAspect="1"/>
+            </wp:cNvGraphicFramePr>
+            <a:graphic>
+              <a:graphicData uri="http://schemas.openxmlformats.org/drawingml/2006/picture">
+                <pic:pic>
+                  <pic:nvPicPr>
+                    <pic:cNvPr id="0" name="fig_2_1_leslie_matrix.png"/>
+                    <pic:cNvPicPr/>
+                  </pic:nvPicPr>
+                  <pic:blipFill>
+                    <a:blip r:embed="rId10"/>
+                    <a:stretch>
+                      <a:fillRect/>
+                    </a:stretch>
+                  </pic:blipFill>
+                  <pic:spPr>
+                    <a:xfrm>
+                      <a:off x="0" y="0"/>
+                      <a:ext cx="5486400" cy="4458475"/>
+                    </a:xfrm>
+                    <a:prstGeom prst="rect"/>
+                  </pic:spPr>
+                </pic:pic>
+              </a:graphicData>
+            </a:graphic>
+          </wp:inline>
+        </w:drawing>
+      </w:r>
+    </w:p>
+    <w:p>
+      <w:pPr>
+        <w:spacing w:before="0" w:after="280"/>
+        <w:jc w:val="center"/>
+      </w:pPr>
+      <w:r>
+        <w:rPr>
+          <w:rFonts w:ascii="Times New Roman" w:hAnsi="Times New Roman"/>
+          <w:i/>
+          <w:color w:val="4B5563"/>
+          <w:sz w:val="20"/>
+        </w:rPr>
+        <w:t>Figure 2.1: Structure of an N × N Leslie Transition Matrix</w:t>
+      </w:r>
+    </w:p>
+    <w:p>
+      <w:pPr>
         <w:keepNext/>
         <w:spacing w:before="280" w:after="120"/>
       </w:pPr>
@@ -6571,6 +6681,61 @@
         <w:br/>
         <w:br/>
         <w:t>Limit as k → ∞ of [ x(k) / (Total Population at k) ] = w₁</w:t>
+      </w:r>
+    </w:p>
+    <w:p>
+      <w:pPr>
+        <w:spacing w:before="160" w:after="40"/>
+        <w:jc w:val="center"/>
+      </w:pPr>
+      <w:r>
+        <w:drawing>
+          <wp:inline xmlns:a="http://schemas.openxmlformats.org/drawingml/2006/main" xmlns:pic="http://schemas.openxmlformats.org/drawingml/2006/picture">
+            <wp:extent cx="5486400" cy="4566142"/>
+            <wp:docPr id="3" name="Picture 3"/>
+            <wp:cNvGraphicFramePr>
+              <a:graphicFrameLocks noChangeAspect="1"/>
+            </wp:cNvGraphicFramePr>
+            <a:graphic>
+              <a:graphicData uri="http://schemas.openxmlformats.org/drawingml/2006/picture">
+                <pic:pic>
+                  <pic:nvPicPr>
+                    <pic:cNvPr id="0" name="fig_2_2_eigen_spectrum.png"/>
+                    <pic:cNvPicPr/>
+                  </pic:nvPicPr>
+                  <pic:blipFill>
+                    <a:blip r:embed="rId11"/>
+                    <a:stretch>
+                      <a:fillRect/>
+                    </a:stretch>
+                  </pic:blipFill>
+                  <pic:spPr>
+                    <a:xfrm>
+                      <a:off x="0" y="0"/>
+                      <a:ext cx="5486400" cy="4566142"/>
+                    </a:xfrm>
+                    <a:prstGeom prst="rect"/>
+                  </pic:spPr>
+                </pic:pic>
+              </a:graphicData>
+            </a:graphic>
+          </wp:inline>
+        </w:drawing>
+      </w:r>
+    </w:p>
+    <w:p>
+      <w:pPr>
+        <w:spacing w:before="0" w:after="280"/>
+        <w:jc w:val="center"/>
+      </w:pPr>
+      <w:r>
+        <w:rPr>
+          <w:rFonts w:ascii="Times New Roman" w:hAnsi="Times New Roman"/>
+          <w:i/>
+          <w:color w:val="4B5563"/>
+          <w:sz w:val="20"/>
+        </w:rPr>
+        <w:t>Figure 2.2: Complex Plane Eigen-Spectrum with Unit Circle Stability Boundary (|λ| = 1)</w:t>
       </w:r>
     </w:p>
     <w:p>
@@ -7851,6 +8016,61 @@
           <w:sz w:val="24"/>
         </w:rPr>
         <w:t>BioHarvest-Sim solves this linear program using `scipy.optimize.linprog(method='highs')`, which employs modern dual-simplex and interior-point algorithms to find the globally optimal, mathematically guaranteed equilibrium solution.</w:t>
+      </w:r>
+    </w:p>
+    <w:p>
+      <w:pPr>
+        <w:spacing w:before="160" w:after="40"/>
+        <w:jc w:val="center"/>
+      </w:pPr>
+      <w:r>
+        <w:drawing>
+          <wp:inline xmlns:a="http://schemas.openxmlformats.org/drawingml/2006/main" xmlns:pic="http://schemas.openxmlformats.org/drawingml/2006/picture">
+            <wp:extent cx="5486400" cy="3586029"/>
+            <wp:docPr id="4" name="Picture 4"/>
+            <wp:cNvGraphicFramePr>
+              <a:graphicFrameLocks noChangeAspect="1"/>
+            </wp:cNvGraphicFramePr>
+            <a:graphic>
+              <a:graphicData uri="http://schemas.openxmlformats.org/drawingml/2006/picture">
+                <pic:pic>
+                  <pic:nvPicPr>
+                    <pic:cNvPr id="0" name="fig_2_3_yield_curve.png"/>
+                    <pic:cNvPicPr/>
+                  </pic:nvPicPr>
+                  <pic:blipFill>
+                    <a:blip r:embed="rId12"/>
+                    <a:stretch>
+                      <a:fillRect/>
+                    </a:stretch>
+                  </pic:blipFill>
+                  <pic:spPr>
+                    <a:xfrm>
+                      <a:off x="0" y="0"/>
+                      <a:ext cx="5486400" cy="3586029"/>
+                    </a:xfrm>
+                    <a:prstGeom prst="rect"/>
+                  </pic:spPr>
+                </pic:pic>
+              </a:graphicData>
+            </a:graphic>
+          </wp:inline>
+        </w:drawing>
+      </w:r>
+    </w:p>
+    <w:p>
+      <w:pPr>
+        <w:spacing w:before="0" w:after="280"/>
+        <w:jc w:val="center"/>
+      </w:pPr>
+      <w:r>
+        <w:rPr>
+          <w:rFonts w:ascii="Times New Roman" w:hAnsi="Times New Roman"/>
+          <w:i/>
+          <w:color w:val="4B5563"/>
+          <w:sz w:val="20"/>
+        </w:rPr>
+        <w:t>Figure 2.3: Sustainable Yield (Y) vs. Uniform Harvest Fraction (h) Characteristic Curve</w:t>
       </w:r>
     </w:p>
     <w:p>
@@ -8199,6 +8419,61 @@
     </w:p>
     <w:p>
       <w:pPr>
+        <w:spacing w:before="160" w:after="40"/>
+        <w:jc w:val="center"/>
+      </w:pPr>
+      <w:r>
+        <w:drawing>
+          <wp:inline xmlns:a="http://schemas.openxmlformats.org/drawingml/2006/main" xmlns:pic="http://schemas.openxmlformats.org/drawingml/2006/picture">
+            <wp:extent cx="5486400" cy="3067578"/>
+            <wp:docPr id="5" name="Picture 5"/>
+            <wp:cNvGraphicFramePr>
+              <a:graphicFrameLocks noChangeAspect="1"/>
+            </wp:cNvGraphicFramePr>
+            <a:graphic>
+              <a:graphicData uri="http://schemas.openxmlformats.org/drawingml/2006/picture">
+                <pic:pic>
+                  <pic:nvPicPr>
+                    <pic:cNvPr id="0" name="fig_3_1_module_diagram.png"/>
+                    <pic:cNvPicPr/>
+                  </pic:nvPicPr>
+                  <pic:blipFill>
+                    <a:blip r:embed="rId13"/>
+                    <a:stretch>
+                      <a:fillRect/>
+                    </a:stretch>
+                  </pic:blipFill>
+                  <pic:spPr>
+                    <a:xfrm>
+                      <a:off x="0" y="0"/>
+                      <a:ext cx="5486400" cy="3067578"/>
+                    </a:xfrm>
+                    <a:prstGeom prst="rect"/>
+                  </pic:spPr>
+                </pic:pic>
+              </a:graphicData>
+            </a:graphic>
+          </wp:inline>
+        </w:drawing>
+      </w:r>
+    </w:p>
+    <w:p>
+      <w:pPr>
+        <w:spacing w:before="0" w:after="280"/>
+        <w:jc w:val="center"/>
+      </w:pPr>
+      <w:r>
+        <w:rPr>
+          <w:rFonts w:ascii="Times New Roman" w:hAnsi="Times New Roman"/>
+          <w:i/>
+          <w:color w:val="4B5563"/>
+          <w:sz w:val="20"/>
+        </w:rPr>
+        <w:t>Figure 3.1: Software Module Dependency and Interaction Diagram</w:t>
+      </w:r>
+    </w:p>
+    <w:p>
+      <w:pPr>
         <w:keepNext/>
         <w:spacing w:before="280" w:after="120"/>
       </w:pPr>
@@ -8661,6 +8936,2399 @@
       </w:r>
     </w:p>
     <w:p>
+      <w:r>
+        <w:rPr>
+          <w:rFonts w:ascii="Times New Roman" w:hAnsi="Times New Roman"/>
+          <w:sz w:val="24"/>
+        </w:rPr>
+      </w:r>
+      <w:r>
+        <w:rPr>
+          <w:rFonts w:ascii="Times New Roman" w:hAnsi="Times New Roman"/>
+          <w:b/>
+          <w:sz w:val="24"/>
+        </w:rPr>
+        <w:t>Table 4.1: Fin Whale Demographic Vital Rates (N = 12)</w:t>
+      </w:r>
+      <w:r>
+        <w:rPr>
+          <w:rFonts w:ascii="Times New Roman" w:hAnsi="Times New Roman"/>
+          <w:sz w:val="24"/>
+        </w:rPr>
+      </w:r>
+    </w:p>
+    <w:tbl>
+      <w:tblPr>
+        <w:tblW w:type="auto" w:w="0"/>
+        <w:jc w:val="center"/>
+        <w:tblLayout w:type="autofit"/>
+        <w:tblLook w:firstColumn="1" w:firstRow="1" w:lastColumn="0" w:lastRow="0" w:noHBand="0" w:noVBand="1" w:val="04A0"/>
+      </w:tblPr>
+      <w:tblGrid>
+        <w:gridCol w:w="1560"/>
+        <w:gridCol w:w="1560"/>
+        <w:gridCol w:w="1560"/>
+        <w:gridCol w:w="1560"/>
+        <w:gridCol w:w="1560"/>
+        <w:gridCol w:w="1560"/>
+      </w:tblGrid>
+      <w:tr>
+        <w:tc>
+          <w:tcPr>
+            <w:tcW w:type="dxa" w:w="1560"/>
+            <w:tcMar>
+              <w:top w:w="120" w:type="dxa"/>
+              <w:bottom w:w="120" w:type="dxa"/>
+              <w:left w:w="160" w:type="dxa"/>
+              <w:right w:w="160" w:type="dxa"/>
+            </w:tcMar>
+            <w:shd w:fill="1E3A8A"/>
+          </w:tcPr>
+          <w:p>
+            <w:pPr>
+              <w:spacing w:after="0" w:line="252" w:lineRule="auto"/>
+            </w:pPr>
+            <w:r>
+              <w:rPr>
+                <w:rFonts w:ascii="Times New Roman" w:hAnsi="Times New Roman"/>
+                <w:b/>
+                <w:color w:val="FFFFFF"/>
+                <w:sz w:val="21"/>
+              </w:rPr>
+              <w:t>Age Class</w:t>
+            </w:r>
+          </w:p>
+        </w:tc>
+        <w:tc>
+          <w:tcPr>
+            <w:tcW w:type="dxa" w:w="1560"/>
+            <w:tcMar>
+              <w:top w:w="120" w:type="dxa"/>
+              <w:bottom w:w="120" w:type="dxa"/>
+              <w:left w:w="160" w:type="dxa"/>
+              <w:right w:w="160" w:type="dxa"/>
+            </w:tcMar>
+            <w:shd w:fill="1E3A8A"/>
+          </w:tcPr>
+          <w:p>
+            <w:pPr>
+              <w:spacing w:after="0" w:line="252" w:lineRule="auto"/>
+            </w:pPr>
+            <w:r>
+              <w:rPr>
+                <w:rFonts w:ascii="Times New Roman" w:hAnsi="Times New Roman"/>
+                <w:b/>
+                <w:color w:val="FFFFFF"/>
+                <w:sz w:val="21"/>
+              </w:rPr>
+              <w:t>Cohort Label</w:t>
+            </w:r>
+          </w:p>
+        </w:tc>
+        <w:tc>
+          <w:tcPr>
+            <w:tcW w:type="dxa" w:w="1560"/>
+            <w:tcMar>
+              <w:top w:w="120" w:type="dxa"/>
+              <w:bottom w:w="120" w:type="dxa"/>
+              <w:left w:w="160" w:type="dxa"/>
+              <w:right w:w="160" w:type="dxa"/>
+            </w:tcMar>
+            <w:shd w:fill="1E3A8A"/>
+          </w:tcPr>
+          <w:p>
+            <w:pPr>
+              <w:spacing w:after="0" w:line="252" w:lineRule="auto"/>
+            </w:pPr>
+            <w:r>
+              <w:rPr>
+                <w:rFonts w:ascii="Times New Roman" w:hAnsi="Times New Roman"/>
+                <w:b/>
+                <w:color w:val="FFFFFF"/>
+                <w:sz w:val="21"/>
+              </w:rPr>
+              <w:t>Fecundity (f_i)</w:t>
+            </w:r>
+          </w:p>
+        </w:tc>
+        <w:tc>
+          <w:tcPr>
+            <w:tcW w:type="dxa" w:w="1560"/>
+            <w:tcMar>
+              <w:top w:w="120" w:type="dxa"/>
+              <w:bottom w:w="120" w:type="dxa"/>
+              <w:left w:w="160" w:type="dxa"/>
+              <w:right w:w="160" w:type="dxa"/>
+            </w:tcMar>
+            <w:shd w:fill="1E3A8A"/>
+          </w:tcPr>
+          <w:p>
+            <w:pPr>
+              <w:spacing w:after="0" w:line="252" w:lineRule="auto"/>
+            </w:pPr>
+            <w:r>
+              <w:rPr>
+                <w:rFonts w:ascii="Times New Roman" w:hAnsi="Times New Roman"/>
+                <w:b/>
+                <w:color w:val="FFFFFF"/>
+                <w:sz w:val="21"/>
+              </w:rPr>
+              <w:t>Survival Rate (s_i)</w:t>
+            </w:r>
+          </w:p>
+        </w:tc>
+        <w:tc>
+          <w:tcPr>
+            <w:tcW w:type="dxa" w:w="1560"/>
+            <w:tcMar>
+              <w:top w:w="120" w:type="dxa"/>
+              <w:bottom w:w="120" w:type="dxa"/>
+              <w:left w:w="160" w:type="dxa"/>
+              <w:right w:w="160" w:type="dxa"/>
+            </w:tcMar>
+            <w:shd w:fill="1E3A8A"/>
+          </w:tcPr>
+          <w:p>
+            <w:pPr>
+              <w:spacing w:after="0" w:line="252" w:lineRule="auto"/>
+            </w:pPr>
+            <w:r>
+              <w:rPr>
+                <w:rFonts w:ascii="Times New Roman" w:hAnsi="Times New Roman"/>
+                <w:b/>
+                <w:color w:val="FFFFFF"/>
+                <w:sz w:val="21"/>
+              </w:rPr>
+              <w:t>Initial Stock x_i(0)</w:t>
+            </w:r>
+          </w:p>
+        </w:tc>
+        <w:tc>
+          <w:tcPr>
+            <w:tcW w:type="dxa" w:w="1560"/>
+            <w:tcMar>
+              <w:top w:w="120" w:type="dxa"/>
+              <w:bottom w:w="120" w:type="dxa"/>
+              <w:left w:w="160" w:type="dxa"/>
+              <w:right w:w="160" w:type="dxa"/>
+            </w:tcMar>
+            <w:shd w:fill="1E3A8A"/>
+          </w:tcPr>
+          <w:p>
+            <w:pPr>
+              <w:spacing w:after="0" w:line="252" w:lineRule="auto"/>
+            </w:pPr>
+            <w:r>
+              <w:rPr>
+                <w:rFonts w:ascii="Times New Roman" w:hAnsi="Times New Roman"/>
+                <w:b/>
+                <w:color w:val="FFFFFF"/>
+                <w:sz w:val="21"/>
+              </w:rPr>
+              <w:t>Economic Weight (c_i)</w:t>
+            </w:r>
+          </w:p>
+        </w:tc>
+      </w:tr>
+      <w:tr>
+        <w:tc>
+          <w:tcPr>
+            <w:tcW w:type="dxa" w:w="1560"/>
+            <w:tcMar>
+              <w:top w:w="120" w:type="dxa"/>
+              <w:bottom w:w="120" w:type="dxa"/>
+              <w:left w:w="160" w:type="dxa"/>
+              <w:right w:w="160" w:type="dxa"/>
+            </w:tcMar>
+            <w:shd w:fill="FFFFFF"/>
+          </w:tcPr>
+          <w:p>
+            <w:pPr>
+              <w:spacing w:after="0" w:line="252" w:lineRule="auto"/>
+            </w:pPr>
+            <w:r>
+              <w:rPr>
+                <w:rFonts w:ascii="Times New Roman" w:hAnsi="Times New Roman"/>
+                <w:color w:val="111827"/>
+                <w:sz w:val="20"/>
+              </w:rPr>
+              <w:t>:---:</w:t>
+            </w:r>
+          </w:p>
+        </w:tc>
+        <w:tc>
+          <w:tcPr>
+            <w:tcW w:type="dxa" w:w="1560"/>
+            <w:tcMar>
+              <w:top w:w="120" w:type="dxa"/>
+              <w:bottom w:w="120" w:type="dxa"/>
+              <w:left w:w="160" w:type="dxa"/>
+              <w:right w:w="160" w:type="dxa"/>
+            </w:tcMar>
+            <w:shd w:fill="FFFFFF"/>
+          </w:tcPr>
+          <w:p>
+            <w:pPr>
+              <w:spacing w:after="0" w:line="252" w:lineRule="auto"/>
+            </w:pPr>
+            <w:r>
+              <w:rPr>
+                <w:rFonts w:ascii="Times New Roman" w:hAnsi="Times New Roman"/>
+                <w:color w:val="111827"/>
+                <w:sz w:val="20"/>
+              </w:rPr>
+              <w:t>---</w:t>
+            </w:r>
+          </w:p>
+        </w:tc>
+        <w:tc>
+          <w:tcPr>
+            <w:tcW w:type="dxa" w:w="1560"/>
+            <w:tcMar>
+              <w:top w:w="120" w:type="dxa"/>
+              <w:bottom w:w="120" w:type="dxa"/>
+              <w:left w:w="160" w:type="dxa"/>
+              <w:right w:w="160" w:type="dxa"/>
+            </w:tcMar>
+            <w:shd w:fill="FFFFFF"/>
+          </w:tcPr>
+          <w:p>
+            <w:pPr>
+              <w:spacing w:after="0" w:line="252" w:lineRule="auto"/>
+            </w:pPr>
+            <w:r>
+              <w:rPr>
+                <w:rFonts w:ascii="Times New Roman" w:hAnsi="Times New Roman"/>
+                <w:color w:val="111827"/>
+                <w:sz w:val="20"/>
+              </w:rPr>
+              <w:t>:---:</w:t>
+            </w:r>
+          </w:p>
+        </w:tc>
+        <w:tc>
+          <w:tcPr>
+            <w:tcW w:type="dxa" w:w="1560"/>
+            <w:tcMar>
+              <w:top w:w="120" w:type="dxa"/>
+              <w:bottom w:w="120" w:type="dxa"/>
+              <w:left w:w="160" w:type="dxa"/>
+              <w:right w:w="160" w:type="dxa"/>
+            </w:tcMar>
+            <w:shd w:fill="FFFFFF"/>
+          </w:tcPr>
+          <w:p>
+            <w:pPr>
+              <w:spacing w:after="0" w:line="252" w:lineRule="auto"/>
+            </w:pPr>
+            <w:r>
+              <w:rPr>
+                <w:rFonts w:ascii="Times New Roman" w:hAnsi="Times New Roman"/>
+                <w:color w:val="111827"/>
+                <w:sz w:val="20"/>
+              </w:rPr>
+              <w:t>:---:</w:t>
+            </w:r>
+          </w:p>
+        </w:tc>
+        <w:tc>
+          <w:tcPr>
+            <w:tcW w:type="dxa" w:w="1560"/>
+            <w:tcMar>
+              <w:top w:w="120" w:type="dxa"/>
+              <w:bottom w:w="120" w:type="dxa"/>
+              <w:left w:w="160" w:type="dxa"/>
+              <w:right w:w="160" w:type="dxa"/>
+            </w:tcMar>
+            <w:shd w:fill="FFFFFF"/>
+          </w:tcPr>
+          <w:p>
+            <w:pPr>
+              <w:spacing w:after="0" w:line="252" w:lineRule="auto"/>
+            </w:pPr>
+            <w:r>
+              <w:rPr>
+                <w:rFonts w:ascii="Times New Roman" w:hAnsi="Times New Roman"/>
+                <w:color w:val="111827"/>
+                <w:sz w:val="20"/>
+              </w:rPr>
+              <w:t>:---:</w:t>
+            </w:r>
+          </w:p>
+        </w:tc>
+        <w:tc>
+          <w:tcPr>
+            <w:tcW w:type="dxa" w:w="1560"/>
+            <w:tcMar>
+              <w:top w:w="120" w:type="dxa"/>
+              <w:bottom w:w="120" w:type="dxa"/>
+              <w:left w:w="160" w:type="dxa"/>
+              <w:right w:w="160" w:type="dxa"/>
+            </w:tcMar>
+            <w:shd w:fill="FFFFFF"/>
+          </w:tcPr>
+          <w:p>
+            <w:pPr>
+              <w:spacing w:after="0" w:line="252" w:lineRule="auto"/>
+            </w:pPr>
+            <w:r>
+              <w:rPr>
+                <w:rFonts w:ascii="Times New Roman" w:hAnsi="Times New Roman"/>
+                <w:color w:val="111827"/>
+                <w:sz w:val="20"/>
+              </w:rPr>
+              <w:t>:---:</w:t>
+            </w:r>
+          </w:p>
+        </w:tc>
+      </w:tr>
+      <w:tr>
+        <w:tc>
+          <w:tcPr>
+            <w:tcW w:type="dxa" w:w="1560"/>
+            <w:tcMar>
+              <w:top w:w="120" w:type="dxa"/>
+              <w:bottom w:w="120" w:type="dxa"/>
+              <w:left w:w="160" w:type="dxa"/>
+              <w:right w:w="160" w:type="dxa"/>
+            </w:tcMar>
+            <w:shd w:fill="F9FAFB"/>
+          </w:tcPr>
+          <w:p>
+            <w:pPr>
+              <w:spacing w:after="0" w:line="252" w:lineRule="auto"/>
+            </w:pPr>
+            <w:r>
+              <w:rPr>
+                <w:rFonts w:ascii="Times New Roman" w:hAnsi="Times New Roman"/>
+                <w:color w:val="111827"/>
+                <w:sz w:val="20"/>
+              </w:rPr>
+              <w:t>1</w:t>
+            </w:r>
+          </w:p>
+        </w:tc>
+        <w:tc>
+          <w:tcPr>
+            <w:tcW w:type="dxa" w:w="1560"/>
+            <w:tcMar>
+              <w:top w:w="120" w:type="dxa"/>
+              <w:bottom w:w="120" w:type="dxa"/>
+              <w:left w:w="160" w:type="dxa"/>
+              <w:right w:w="160" w:type="dxa"/>
+            </w:tcMar>
+            <w:shd w:fill="F9FAFB"/>
+          </w:tcPr>
+          <w:p>
+            <w:pPr>
+              <w:spacing w:after="0" w:line="252" w:lineRule="auto"/>
+            </w:pPr>
+            <w:r>
+              <w:rPr>
+                <w:rFonts w:ascii="Times New Roman" w:hAnsi="Times New Roman"/>
+                <w:color w:val="111827"/>
+                <w:sz w:val="20"/>
+              </w:rPr>
+              <w:t>0–1 yr (Calf)</w:t>
+            </w:r>
+          </w:p>
+        </w:tc>
+        <w:tc>
+          <w:tcPr>
+            <w:tcW w:type="dxa" w:w="1560"/>
+            <w:tcMar>
+              <w:top w:w="120" w:type="dxa"/>
+              <w:bottom w:w="120" w:type="dxa"/>
+              <w:left w:w="160" w:type="dxa"/>
+              <w:right w:w="160" w:type="dxa"/>
+            </w:tcMar>
+            <w:shd w:fill="F9FAFB"/>
+          </w:tcPr>
+          <w:p>
+            <w:pPr>
+              <w:spacing w:after="0" w:line="252" w:lineRule="auto"/>
+            </w:pPr>
+            <w:r>
+              <w:rPr>
+                <w:rFonts w:ascii="Times New Roman" w:hAnsi="Times New Roman"/>
+                <w:color w:val="111827"/>
+                <w:sz w:val="20"/>
+              </w:rPr>
+              <w:t>0.000</w:t>
+            </w:r>
+          </w:p>
+        </w:tc>
+        <w:tc>
+          <w:tcPr>
+            <w:tcW w:type="dxa" w:w="1560"/>
+            <w:tcMar>
+              <w:top w:w="120" w:type="dxa"/>
+              <w:bottom w:w="120" w:type="dxa"/>
+              <w:left w:w="160" w:type="dxa"/>
+              <w:right w:w="160" w:type="dxa"/>
+            </w:tcMar>
+            <w:shd w:fill="F9FAFB"/>
+          </w:tcPr>
+          <w:p>
+            <w:pPr>
+              <w:spacing w:after="0" w:line="252" w:lineRule="auto"/>
+            </w:pPr>
+            <w:r>
+              <w:rPr>
+                <w:rFonts w:ascii="Times New Roman" w:hAnsi="Times New Roman"/>
+                <w:color w:val="111827"/>
+                <w:sz w:val="20"/>
+              </w:rPr>
+              <w:t>0.920</w:t>
+            </w:r>
+          </w:p>
+        </w:tc>
+        <w:tc>
+          <w:tcPr>
+            <w:tcW w:type="dxa" w:w="1560"/>
+            <w:tcMar>
+              <w:top w:w="120" w:type="dxa"/>
+              <w:bottom w:w="120" w:type="dxa"/>
+              <w:left w:w="160" w:type="dxa"/>
+              <w:right w:w="160" w:type="dxa"/>
+            </w:tcMar>
+            <w:shd w:fill="F9FAFB"/>
+          </w:tcPr>
+          <w:p>
+            <w:pPr>
+              <w:spacing w:after="0" w:line="252" w:lineRule="auto"/>
+            </w:pPr>
+            <w:r>
+              <w:rPr>
+                <w:rFonts w:ascii="Times New Roman" w:hAnsi="Times New Roman"/>
+                <w:color w:val="111827"/>
+                <w:sz w:val="20"/>
+              </w:rPr>
+              <w:t>120</w:t>
+            </w:r>
+          </w:p>
+        </w:tc>
+        <w:tc>
+          <w:tcPr>
+            <w:tcW w:type="dxa" w:w="1560"/>
+            <w:tcMar>
+              <w:top w:w="120" w:type="dxa"/>
+              <w:bottom w:w="120" w:type="dxa"/>
+              <w:left w:w="160" w:type="dxa"/>
+              <w:right w:w="160" w:type="dxa"/>
+            </w:tcMar>
+            <w:shd w:fill="F9FAFB"/>
+          </w:tcPr>
+          <w:p>
+            <w:pPr>
+              <w:spacing w:after="0" w:line="252" w:lineRule="auto"/>
+            </w:pPr>
+            <w:r>
+              <w:rPr>
+                <w:rFonts w:ascii="Times New Roman" w:hAnsi="Times New Roman"/>
+                <w:color w:val="111827"/>
+                <w:sz w:val="20"/>
+              </w:rPr>
+              <w:t>0.50</w:t>
+            </w:r>
+          </w:p>
+        </w:tc>
+      </w:tr>
+      <w:tr>
+        <w:tc>
+          <w:tcPr>
+            <w:tcW w:type="dxa" w:w="1560"/>
+            <w:tcMar>
+              <w:top w:w="120" w:type="dxa"/>
+              <w:bottom w:w="120" w:type="dxa"/>
+              <w:left w:w="160" w:type="dxa"/>
+              <w:right w:w="160" w:type="dxa"/>
+            </w:tcMar>
+            <w:shd w:fill="FFFFFF"/>
+          </w:tcPr>
+          <w:p>
+            <w:pPr>
+              <w:spacing w:after="0" w:line="252" w:lineRule="auto"/>
+            </w:pPr>
+            <w:r>
+              <w:rPr>
+                <w:rFonts w:ascii="Times New Roman" w:hAnsi="Times New Roman"/>
+                <w:color w:val="111827"/>
+                <w:sz w:val="20"/>
+              </w:rPr>
+              <w:t>2</w:t>
+            </w:r>
+          </w:p>
+        </w:tc>
+        <w:tc>
+          <w:tcPr>
+            <w:tcW w:type="dxa" w:w="1560"/>
+            <w:tcMar>
+              <w:top w:w="120" w:type="dxa"/>
+              <w:bottom w:w="120" w:type="dxa"/>
+              <w:left w:w="160" w:type="dxa"/>
+              <w:right w:w="160" w:type="dxa"/>
+            </w:tcMar>
+            <w:shd w:fill="FFFFFF"/>
+          </w:tcPr>
+          <w:p>
+            <w:pPr>
+              <w:spacing w:after="0" w:line="252" w:lineRule="auto"/>
+            </w:pPr>
+            <w:r>
+              <w:rPr>
+                <w:rFonts w:ascii="Times New Roman" w:hAnsi="Times New Roman"/>
+                <w:color w:val="111827"/>
+                <w:sz w:val="20"/>
+              </w:rPr>
+              <w:t>1–2 yr (Juvenile 1)</w:t>
+            </w:r>
+          </w:p>
+        </w:tc>
+        <w:tc>
+          <w:tcPr>
+            <w:tcW w:type="dxa" w:w="1560"/>
+            <w:tcMar>
+              <w:top w:w="120" w:type="dxa"/>
+              <w:bottom w:w="120" w:type="dxa"/>
+              <w:left w:w="160" w:type="dxa"/>
+              <w:right w:w="160" w:type="dxa"/>
+            </w:tcMar>
+            <w:shd w:fill="FFFFFF"/>
+          </w:tcPr>
+          <w:p>
+            <w:pPr>
+              <w:spacing w:after="0" w:line="252" w:lineRule="auto"/>
+            </w:pPr>
+            <w:r>
+              <w:rPr>
+                <w:rFonts w:ascii="Times New Roman" w:hAnsi="Times New Roman"/>
+                <w:color w:val="111827"/>
+                <w:sz w:val="20"/>
+              </w:rPr>
+              <w:t>0.000</w:t>
+            </w:r>
+          </w:p>
+        </w:tc>
+        <w:tc>
+          <w:tcPr>
+            <w:tcW w:type="dxa" w:w="1560"/>
+            <w:tcMar>
+              <w:top w:w="120" w:type="dxa"/>
+              <w:bottom w:w="120" w:type="dxa"/>
+              <w:left w:w="160" w:type="dxa"/>
+              <w:right w:w="160" w:type="dxa"/>
+            </w:tcMar>
+            <w:shd w:fill="FFFFFF"/>
+          </w:tcPr>
+          <w:p>
+            <w:pPr>
+              <w:spacing w:after="0" w:line="252" w:lineRule="auto"/>
+            </w:pPr>
+            <w:r>
+              <w:rPr>
+                <w:rFonts w:ascii="Times New Roman" w:hAnsi="Times New Roman"/>
+                <w:color w:val="111827"/>
+                <w:sz w:val="20"/>
+              </w:rPr>
+              <w:t>0.940</w:t>
+            </w:r>
+          </w:p>
+        </w:tc>
+        <w:tc>
+          <w:tcPr>
+            <w:tcW w:type="dxa" w:w="1560"/>
+            <w:tcMar>
+              <w:top w:w="120" w:type="dxa"/>
+              <w:bottom w:w="120" w:type="dxa"/>
+              <w:left w:w="160" w:type="dxa"/>
+              <w:right w:w="160" w:type="dxa"/>
+            </w:tcMar>
+            <w:shd w:fill="FFFFFF"/>
+          </w:tcPr>
+          <w:p>
+            <w:pPr>
+              <w:spacing w:after="0" w:line="252" w:lineRule="auto"/>
+            </w:pPr>
+            <w:r>
+              <w:rPr>
+                <w:rFonts w:ascii="Times New Roman" w:hAnsi="Times New Roman"/>
+                <w:color w:val="111827"/>
+                <w:sz w:val="20"/>
+              </w:rPr>
+              <w:t>110</w:t>
+            </w:r>
+          </w:p>
+        </w:tc>
+        <w:tc>
+          <w:tcPr>
+            <w:tcW w:type="dxa" w:w="1560"/>
+            <w:tcMar>
+              <w:top w:w="120" w:type="dxa"/>
+              <w:bottom w:w="120" w:type="dxa"/>
+              <w:left w:w="160" w:type="dxa"/>
+              <w:right w:w="160" w:type="dxa"/>
+            </w:tcMar>
+            <w:shd w:fill="FFFFFF"/>
+          </w:tcPr>
+          <w:p>
+            <w:pPr>
+              <w:spacing w:after="0" w:line="252" w:lineRule="auto"/>
+            </w:pPr>
+            <w:r>
+              <w:rPr>
+                <w:rFonts w:ascii="Times New Roman" w:hAnsi="Times New Roman"/>
+                <w:color w:val="111827"/>
+                <w:sz w:val="20"/>
+              </w:rPr>
+              <w:t>0.70</w:t>
+            </w:r>
+          </w:p>
+        </w:tc>
+      </w:tr>
+      <w:tr>
+        <w:tc>
+          <w:tcPr>
+            <w:tcW w:type="dxa" w:w="1560"/>
+            <w:tcMar>
+              <w:top w:w="120" w:type="dxa"/>
+              <w:bottom w:w="120" w:type="dxa"/>
+              <w:left w:w="160" w:type="dxa"/>
+              <w:right w:w="160" w:type="dxa"/>
+            </w:tcMar>
+            <w:shd w:fill="F9FAFB"/>
+          </w:tcPr>
+          <w:p>
+            <w:pPr>
+              <w:spacing w:after="0" w:line="252" w:lineRule="auto"/>
+            </w:pPr>
+            <w:r>
+              <w:rPr>
+                <w:rFonts w:ascii="Times New Roman" w:hAnsi="Times New Roman"/>
+                <w:color w:val="111827"/>
+                <w:sz w:val="20"/>
+              </w:rPr>
+              <w:t>3</w:t>
+            </w:r>
+          </w:p>
+        </w:tc>
+        <w:tc>
+          <w:tcPr>
+            <w:tcW w:type="dxa" w:w="1560"/>
+            <w:tcMar>
+              <w:top w:w="120" w:type="dxa"/>
+              <w:bottom w:w="120" w:type="dxa"/>
+              <w:left w:w="160" w:type="dxa"/>
+              <w:right w:w="160" w:type="dxa"/>
+            </w:tcMar>
+            <w:shd w:fill="F9FAFB"/>
+          </w:tcPr>
+          <w:p>
+            <w:pPr>
+              <w:spacing w:after="0" w:line="252" w:lineRule="auto"/>
+            </w:pPr>
+            <w:r>
+              <w:rPr>
+                <w:rFonts w:ascii="Times New Roman" w:hAnsi="Times New Roman"/>
+                <w:color w:val="111827"/>
+                <w:sz w:val="20"/>
+              </w:rPr>
+              <w:t>2–3 yr (Juvenile 2)</w:t>
+            </w:r>
+          </w:p>
+        </w:tc>
+        <w:tc>
+          <w:tcPr>
+            <w:tcW w:type="dxa" w:w="1560"/>
+            <w:tcMar>
+              <w:top w:w="120" w:type="dxa"/>
+              <w:bottom w:w="120" w:type="dxa"/>
+              <w:left w:w="160" w:type="dxa"/>
+              <w:right w:w="160" w:type="dxa"/>
+            </w:tcMar>
+            <w:shd w:fill="F9FAFB"/>
+          </w:tcPr>
+          <w:p>
+            <w:pPr>
+              <w:spacing w:after="0" w:line="252" w:lineRule="auto"/>
+            </w:pPr>
+            <w:r>
+              <w:rPr>
+                <w:rFonts w:ascii="Times New Roman" w:hAnsi="Times New Roman"/>
+                <w:color w:val="111827"/>
+                <w:sz w:val="20"/>
+              </w:rPr>
+              <w:t>0.000</w:t>
+            </w:r>
+          </w:p>
+        </w:tc>
+        <w:tc>
+          <w:tcPr>
+            <w:tcW w:type="dxa" w:w="1560"/>
+            <w:tcMar>
+              <w:top w:w="120" w:type="dxa"/>
+              <w:bottom w:w="120" w:type="dxa"/>
+              <w:left w:w="160" w:type="dxa"/>
+              <w:right w:w="160" w:type="dxa"/>
+            </w:tcMar>
+            <w:shd w:fill="F9FAFB"/>
+          </w:tcPr>
+          <w:p>
+            <w:pPr>
+              <w:spacing w:after="0" w:line="252" w:lineRule="auto"/>
+            </w:pPr>
+            <w:r>
+              <w:rPr>
+                <w:rFonts w:ascii="Times New Roman" w:hAnsi="Times New Roman"/>
+                <w:color w:val="111827"/>
+                <w:sz w:val="20"/>
+              </w:rPr>
+              <w:t>0.940</w:t>
+            </w:r>
+          </w:p>
+        </w:tc>
+        <w:tc>
+          <w:tcPr>
+            <w:tcW w:type="dxa" w:w="1560"/>
+            <w:tcMar>
+              <w:top w:w="120" w:type="dxa"/>
+              <w:bottom w:w="120" w:type="dxa"/>
+              <w:left w:w="160" w:type="dxa"/>
+              <w:right w:w="160" w:type="dxa"/>
+            </w:tcMar>
+            <w:shd w:fill="F9FAFB"/>
+          </w:tcPr>
+          <w:p>
+            <w:pPr>
+              <w:spacing w:after="0" w:line="252" w:lineRule="auto"/>
+            </w:pPr>
+            <w:r>
+              <w:rPr>
+                <w:rFonts w:ascii="Times New Roman" w:hAnsi="Times New Roman"/>
+                <w:color w:val="111827"/>
+                <w:sz w:val="20"/>
+              </w:rPr>
+              <w:t>100</w:t>
+            </w:r>
+          </w:p>
+        </w:tc>
+        <w:tc>
+          <w:tcPr>
+            <w:tcW w:type="dxa" w:w="1560"/>
+            <w:tcMar>
+              <w:top w:w="120" w:type="dxa"/>
+              <w:bottom w:w="120" w:type="dxa"/>
+              <w:left w:w="160" w:type="dxa"/>
+              <w:right w:w="160" w:type="dxa"/>
+            </w:tcMar>
+            <w:shd w:fill="F9FAFB"/>
+          </w:tcPr>
+          <w:p>
+            <w:pPr>
+              <w:spacing w:after="0" w:line="252" w:lineRule="auto"/>
+            </w:pPr>
+            <w:r>
+              <w:rPr>
+                <w:rFonts w:ascii="Times New Roman" w:hAnsi="Times New Roman"/>
+                <w:color w:val="111827"/>
+                <w:sz w:val="20"/>
+              </w:rPr>
+              <w:t>0.80</w:t>
+            </w:r>
+          </w:p>
+        </w:tc>
+      </w:tr>
+      <w:tr>
+        <w:tc>
+          <w:tcPr>
+            <w:tcW w:type="dxa" w:w="1560"/>
+            <w:tcMar>
+              <w:top w:w="120" w:type="dxa"/>
+              <w:bottom w:w="120" w:type="dxa"/>
+              <w:left w:w="160" w:type="dxa"/>
+              <w:right w:w="160" w:type="dxa"/>
+            </w:tcMar>
+            <w:shd w:fill="FFFFFF"/>
+          </w:tcPr>
+          <w:p>
+            <w:pPr>
+              <w:spacing w:after="0" w:line="252" w:lineRule="auto"/>
+            </w:pPr>
+            <w:r>
+              <w:rPr>
+                <w:rFonts w:ascii="Times New Roman" w:hAnsi="Times New Roman"/>
+                <w:color w:val="111827"/>
+                <w:sz w:val="20"/>
+              </w:rPr>
+              <w:t>4</w:t>
+            </w:r>
+          </w:p>
+        </w:tc>
+        <w:tc>
+          <w:tcPr>
+            <w:tcW w:type="dxa" w:w="1560"/>
+            <w:tcMar>
+              <w:top w:w="120" w:type="dxa"/>
+              <w:bottom w:w="120" w:type="dxa"/>
+              <w:left w:w="160" w:type="dxa"/>
+              <w:right w:w="160" w:type="dxa"/>
+            </w:tcMar>
+            <w:shd w:fill="FFFFFF"/>
+          </w:tcPr>
+          <w:p>
+            <w:pPr>
+              <w:spacing w:after="0" w:line="252" w:lineRule="auto"/>
+            </w:pPr>
+            <w:r>
+              <w:rPr>
+                <w:rFonts w:ascii="Times New Roman" w:hAnsi="Times New Roman"/>
+                <w:color w:val="111827"/>
+                <w:sz w:val="20"/>
+              </w:rPr>
+              <w:t>3–4 yr (Subadult 1)</w:t>
+            </w:r>
+          </w:p>
+        </w:tc>
+        <w:tc>
+          <w:tcPr>
+            <w:tcW w:type="dxa" w:w="1560"/>
+            <w:tcMar>
+              <w:top w:w="120" w:type="dxa"/>
+              <w:bottom w:w="120" w:type="dxa"/>
+              <w:left w:w="160" w:type="dxa"/>
+              <w:right w:w="160" w:type="dxa"/>
+            </w:tcMar>
+            <w:shd w:fill="FFFFFF"/>
+          </w:tcPr>
+          <w:p>
+            <w:pPr>
+              <w:spacing w:after="0" w:line="252" w:lineRule="auto"/>
+            </w:pPr>
+            <w:r>
+              <w:rPr>
+                <w:rFonts w:ascii="Times New Roman" w:hAnsi="Times New Roman"/>
+                <w:color w:val="111827"/>
+                <w:sz w:val="20"/>
+              </w:rPr>
+              <w:t>0.000</w:t>
+            </w:r>
+          </w:p>
+        </w:tc>
+        <w:tc>
+          <w:tcPr>
+            <w:tcW w:type="dxa" w:w="1560"/>
+            <w:tcMar>
+              <w:top w:w="120" w:type="dxa"/>
+              <w:bottom w:w="120" w:type="dxa"/>
+              <w:left w:w="160" w:type="dxa"/>
+              <w:right w:w="160" w:type="dxa"/>
+            </w:tcMar>
+            <w:shd w:fill="FFFFFF"/>
+          </w:tcPr>
+          <w:p>
+            <w:pPr>
+              <w:spacing w:after="0" w:line="252" w:lineRule="auto"/>
+            </w:pPr>
+            <w:r>
+              <w:rPr>
+                <w:rFonts w:ascii="Times New Roman" w:hAnsi="Times New Roman"/>
+                <w:color w:val="111827"/>
+                <w:sz w:val="20"/>
+              </w:rPr>
+              <w:t>0.940</w:t>
+            </w:r>
+          </w:p>
+        </w:tc>
+        <w:tc>
+          <w:tcPr>
+            <w:tcW w:type="dxa" w:w="1560"/>
+            <w:tcMar>
+              <w:top w:w="120" w:type="dxa"/>
+              <w:bottom w:w="120" w:type="dxa"/>
+              <w:left w:w="160" w:type="dxa"/>
+              <w:right w:w="160" w:type="dxa"/>
+            </w:tcMar>
+            <w:shd w:fill="FFFFFF"/>
+          </w:tcPr>
+          <w:p>
+            <w:pPr>
+              <w:spacing w:after="0" w:line="252" w:lineRule="auto"/>
+            </w:pPr>
+            <w:r>
+              <w:rPr>
+                <w:rFonts w:ascii="Times New Roman" w:hAnsi="Times New Roman"/>
+                <w:color w:val="111827"/>
+                <w:sz w:val="20"/>
+              </w:rPr>
+              <w:t>95</w:t>
+            </w:r>
+          </w:p>
+        </w:tc>
+        <w:tc>
+          <w:tcPr>
+            <w:tcW w:type="dxa" w:w="1560"/>
+            <w:tcMar>
+              <w:top w:w="120" w:type="dxa"/>
+              <w:bottom w:w="120" w:type="dxa"/>
+              <w:left w:w="160" w:type="dxa"/>
+              <w:right w:w="160" w:type="dxa"/>
+            </w:tcMar>
+            <w:shd w:fill="FFFFFF"/>
+          </w:tcPr>
+          <w:p>
+            <w:pPr>
+              <w:spacing w:after="0" w:line="252" w:lineRule="auto"/>
+            </w:pPr>
+            <w:r>
+              <w:rPr>
+                <w:rFonts w:ascii="Times New Roman" w:hAnsi="Times New Roman"/>
+                <w:color w:val="111827"/>
+                <w:sz w:val="20"/>
+              </w:rPr>
+              <w:t>0.90</w:t>
+            </w:r>
+          </w:p>
+        </w:tc>
+      </w:tr>
+      <w:tr>
+        <w:tc>
+          <w:tcPr>
+            <w:tcW w:type="dxa" w:w="1560"/>
+            <w:tcMar>
+              <w:top w:w="120" w:type="dxa"/>
+              <w:bottom w:w="120" w:type="dxa"/>
+              <w:left w:w="160" w:type="dxa"/>
+              <w:right w:w="160" w:type="dxa"/>
+            </w:tcMar>
+            <w:shd w:fill="F9FAFB"/>
+          </w:tcPr>
+          <w:p>
+            <w:pPr>
+              <w:spacing w:after="0" w:line="252" w:lineRule="auto"/>
+            </w:pPr>
+            <w:r>
+              <w:rPr>
+                <w:rFonts w:ascii="Times New Roman" w:hAnsi="Times New Roman"/>
+                <w:color w:val="111827"/>
+                <w:sz w:val="20"/>
+              </w:rPr>
+              <w:t>5</w:t>
+            </w:r>
+          </w:p>
+        </w:tc>
+        <w:tc>
+          <w:tcPr>
+            <w:tcW w:type="dxa" w:w="1560"/>
+            <w:tcMar>
+              <w:top w:w="120" w:type="dxa"/>
+              <w:bottom w:w="120" w:type="dxa"/>
+              <w:left w:w="160" w:type="dxa"/>
+              <w:right w:w="160" w:type="dxa"/>
+            </w:tcMar>
+            <w:shd w:fill="F9FAFB"/>
+          </w:tcPr>
+          <w:p>
+            <w:pPr>
+              <w:spacing w:after="0" w:line="252" w:lineRule="auto"/>
+            </w:pPr>
+            <w:r>
+              <w:rPr>
+                <w:rFonts w:ascii="Times New Roman" w:hAnsi="Times New Roman"/>
+                <w:color w:val="111827"/>
+                <w:sz w:val="20"/>
+              </w:rPr>
+              <w:t>4–5 yr (Subadult 2)</w:t>
+            </w:r>
+          </w:p>
+        </w:tc>
+        <w:tc>
+          <w:tcPr>
+            <w:tcW w:type="dxa" w:w="1560"/>
+            <w:tcMar>
+              <w:top w:w="120" w:type="dxa"/>
+              <w:bottom w:w="120" w:type="dxa"/>
+              <w:left w:w="160" w:type="dxa"/>
+              <w:right w:w="160" w:type="dxa"/>
+            </w:tcMar>
+            <w:shd w:fill="F9FAFB"/>
+          </w:tcPr>
+          <w:p>
+            <w:pPr>
+              <w:spacing w:after="0" w:line="252" w:lineRule="auto"/>
+            </w:pPr>
+            <w:r>
+              <w:rPr>
+                <w:rFonts w:ascii="Times New Roman" w:hAnsi="Times New Roman"/>
+                <w:color w:val="111827"/>
+                <w:sz w:val="20"/>
+              </w:rPr>
+              <w:t>0.000</w:t>
+            </w:r>
+          </w:p>
+        </w:tc>
+        <w:tc>
+          <w:tcPr>
+            <w:tcW w:type="dxa" w:w="1560"/>
+            <w:tcMar>
+              <w:top w:w="120" w:type="dxa"/>
+              <w:bottom w:w="120" w:type="dxa"/>
+              <w:left w:w="160" w:type="dxa"/>
+              <w:right w:w="160" w:type="dxa"/>
+            </w:tcMar>
+            <w:shd w:fill="F9FAFB"/>
+          </w:tcPr>
+          <w:p>
+            <w:pPr>
+              <w:spacing w:after="0" w:line="252" w:lineRule="auto"/>
+            </w:pPr>
+            <w:r>
+              <w:rPr>
+                <w:rFonts w:ascii="Times New Roman" w:hAnsi="Times New Roman"/>
+                <w:color w:val="111827"/>
+                <w:sz w:val="20"/>
+              </w:rPr>
+              <w:t>0.940</w:t>
+            </w:r>
+          </w:p>
+        </w:tc>
+        <w:tc>
+          <w:tcPr>
+            <w:tcW w:type="dxa" w:w="1560"/>
+            <w:tcMar>
+              <w:top w:w="120" w:type="dxa"/>
+              <w:bottom w:w="120" w:type="dxa"/>
+              <w:left w:w="160" w:type="dxa"/>
+              <w:right w:w="160" w:type="dxa"/>
+            </w:tcMar>
+            <w:shd w:fill="F9FAFB"/>
+          </w:tcPr>
+          <w:p>
+            <w:pPr>
+              <w:spacing w:after="0" w:line="252" w:lineRule="auto"/>
+            </w:pPr>
+            <w:r>
+              <w:rPr>
+                <w:rFonts w:ascii="Times New Roman" w:hAnsi="Times New Roman"/>
+                <w:color w:val="111827"/>
+                <w:sz w:val="20"/>
+              </w:rPr>
+              <w:t>90</w:t>
+            </w:r>
+          </w:p>
+        </w:tc>
+        <w:tc>
+          <w:tcPr>
+            <w:tcW w:type="dxa" w:w="1560"/>
+            <w:tcMar>
+              <w:top w:w="120" w:type="dxa"/>
+              <w:bottom w:w="120" w:type="dxa"/>
+              <w:left w:w="160" w:type="dxa"/>
+              <w:right w:w="160" w:type="dxa"/>
+            </w:tcMar>
+            <w:shd w:fill="F9FAFB"/>
+          </w:tcPr>
+          <w:p>
+            <w:pPr>
+              <w:spacing w:after="0" w:line="252" w:lineRule="auto"/>
+            </w:pPr>
+            <w:r>
+              <w:rPr>
+                <w:rFonts w:ascii="Times New Roman" w:hAnsi="Times New Roman"/>
+                <w:color w:val="111827"/>
+                <w:sz w:val="20"/>
+              </w:rPr>
+              <w:t>1.00</w:t>
+            </w:r>
+          </w:p>
+        </w:tc>
+      </w:tr>
+      <w:tr>
+        <w:tc>
+          <w:tcPr>
+            <w:tcW w:type="dxa" w:w="1560"/>
+            <w:tcMar>
+              <w:top w:w="120" w:type="dxa"/>
+              <w:bottom w:w="120" w:type="dxa"/>
+              <w:left w:w="160" w:type="dxa"/>
+              <w:right w:w="160" w:type="dxa"/>
+            </w:tcMar>
+            <w:shd w:fill="FFFFFF"/>
+          </w:tcPr>
+          <w:p>
+            <w:pPr>
+              <w:spacing w:after="0" w:line="252" w:lineRule="auto"/>
+            </w:pPr>
+            <w:r>
+              <w:rPr>
+                <w:rFonts w:ascii="Times New Roman" w:hAnsi="Times New Roman"/>
+                <w:color w:val="111827"/>
+                <w:sz w:val="20"/>
+              </w:rPr>
+              <w:t>6</w:t>
+            </w:r>
+          </w:p>
+        </w:tc>
+        <w:tc>
+          <w:tcPr>
+            <w:tcW w:type="dxa" w:w="1560"/>
+            <w:tcMar>
+              <w:top w:w="120" w:type="dxa"/>
+              <w:bottom w:w="120" w:type="dxa"/>
+              <w:left w:w="160" w:type="dxa"/>
+              <w:right w:w="160" w:type="dxa"/>
+            </w:tcMar>
+            <w:shd w:fill="FFFFFF"/>
+          </w:tcPr>
+          <w:p>
+            <w:pPr>
+              <w:spacing w:after="0" w:line="252" w:lineRule="auto"/>
+            </w:pPr>
+            <w:r>
+              <w:rPr>
+                <w:rFonts w:ascii="Times New Roman" w:hAnsi="Times New Roman"/>
+                <w:color w:val="111827"/>
+                <w:sz w:val="20"/>
+              </w:rPr>
+              <w:t>5–6 yr (First Breeding)</w:t>
+            </w:r>
+          </w:p>
+        </w:tc>
+        <w:tc>
+          <w:tcPr>
+            <w:tcW w:type="dxa" w:w="1560"/>
+            <w:tcMar>
+              <w:top w:w="120" w:type="dxa"/>
+              <w:bottom w:w="120" w:type="dxa"/>
+              <w:left w:w="160" w:type="dxa"/>
+              <w:right w:w="160" w:type="dxa"/>
+            </w:tcMar>
+            <w:shd w:fill="FFFFFF"/>
+          </w:tcPr>
+          <w:p>
+            <w:pPr>
+              <w:spacing w:after="0" w:line="252" w:lineRule="auto"/>
+            </w:pPr>
+            <w:r>
+              <w:rPr>
+                <w:rFonts w:ascii="Times New Roman" w:hAnsi="Times New Roman"/>
+                <w:color w:val="111827"/>
+                <w:sz w:val="20"/>
+              </w:rPr>
+              <w:t>0.190</w:t>
+            </w:r>
+          </w:p>
+        </w:tc>
+        <w:tc>
+          <w:tcPr>
+            <w:tcW w:type="dxa" w:w="1560"/>
+            <w:tcMar>
+              <w:top w:w="120" w:type="dxa"/>
+              <w:bottom w:w="120" w:type="dxa"/>
+              <w:left w:w="160" w:type="dxa"/>
+              <w:right w:w="160" w:type="dxa"/>
+            </w:tcMar>
+            <w:shd w:fill="FFFFFF"/>
+          </w:tcPr>
+          <w:p>
+            <w:pPr>
+              <w:spacing w:after="0" w:line="252" w:lineRule="auto"/>
+            </w:pPr>
+            <w:r>
+              <w:rPr>
+                <w:rFonts w:ascii="Times New Roman" w:hAnsi="Times New Roman"/>
+                <w:color w:val="111827"/>
+                <w:sz w:val="20"/>
+              </w:rPr>
+              <w:t>0.940</w:t>
+            </w:r>
+          </w:p>
+        </w:tc>
+        <w:tc>
+          <w:tcPr>
+            <w:tcW w:type="dxa" w:w="1560"/>
+            <w:tcMar>
+              <w:top w:w="120" w:type="dxa"/>
+              <w:bottom w:w="120" w:type="dxa"/>
+              <w:left w:w="160" w:type="dxa"/>
+              <w:right w:w="160" w:type="dxa"/>
+            </w:tcMar>
+            <w:shd w:fill="FFFFFF"/>
+          </w:tcPr>
+          <w:p>
+            <w:pPr>
+              <w:spacing w:after="0" w:line="252" w:lineRule="auto"/>
+            </w:pPr>
+            <w:r>
+              <w:rPr>
+                <w:rFonts w:ascii="Times New Roman" w:hAnsi="Times New Roman"/>
+                <w:color w:val="111827"/>
+                <w:sz w:val="20"/>
+              </w:rPr>
+              <w:t>85</w:t>
+            </w:r>
+          </w:p>
+        </w:tc>
+        <w:tc>
+          <w:tcPr>
+            <w:tcW w:type="dxa" w:w="1560"/>
+            <w:tcMar>
+              <w:top w:w="120" w:type="dxa"/>
+              <w:bottom w:w="120" w:type="dxa"/>
+              <w:left w:w="160" w:type="dxa"/>
+              <w:right w:w="160" w:type="dxa"/>
+            </w:tcMar>
+            <w:shd w:fill="FFFFFF"/>
+          </w:tcPr>
+          <w:p>
+            <w:pPr>
+              <w:spacing w:after="0" w:line="252" w:lineRule="auto"/>
+            </w:pPr>
+            <w:r>
+              <w:rPr>
+                <w:rFonts w:ascii="Times New Roman" w:hAnsi="Times New Roman"/>
+                <w:color w:val="111827"/>
+                <w:sz w:val="20"/>
+              </w:rPr>
+              <w:t>1.20</w:t>
+            </w:r>
+          </w:p>
+        </w:tc>
+      </w:tr>
+      <w:tr>
+        <w:tc>
+          <w:tcPr>
+            <w:tcW w:type="dxa" w:w="1560"/>
+            <w:tcMar>
+              <w:top w:w="120" w:type="dxa"/>
+              <w:bottom w:w="120" w:type="dxa"/>
+              <w:left w:w="160" w:type="dxa"/>
+              <w:right w:w="160" w:type="dxa"/>
+            </w:tcMar>
+            <w:shd w:fill="F9FAFB"/>
+          </w:tcPr>
+          <w:p>
+            <w:pPr>
+              <w:spacing w:after="0" w:line="252" w:lineRule="auto"/>
+            </w:pPr>
+            <w:r>
+              <w:rPr>
+                <w:rFonts w:ascii="Times New Roman" w:hAnsi="Times New Roman"/>
+                <w:color w:val="111827"/>
+                <w:sz w:val="20"/>
+              </w:rPr>
+              <w:t>7</w:t>
+            </w:r>
+          </w:p>
+        </w:tc>
+        <w:tc>
+          <w:tcPr>
+            <w:tcW w:type="dxa" w:w="1560"/>
+            <w:tcMar>
+              <w:top w:w="120" w:type="dxa"/>
+              <w:bottom w:w="120" w:type="dxa"/>
+              <w:left w:w="160" w:type="dxa"/>
+              <w:right w:w="160" w:type="dxa"/>
+            </w:tcMar>
+            <w:shd w:fill="F9FAFB"/>
+          </w:tcPr>
+          <w:p>
+            <w:pPr>
+              <w:spacing w:after="0" w:line="252" w:lineRule="auto"/>
+            </w:pPr>
+            <w:r>
+              <w:rPr>
+                <w:rFonts w:ascii="Times New Roman" w:hAnsi="Times New Roman"/>
+                <w:color w:val="111827"/>
+                <w:sz w:val="20"/>
+              </w:rPr>
+              <w:t>6–7 yr (Young Adult)</w:t>
+            </w:r>
+          </w:p>
+        </w:tc>
+        <w:tc>
+          <w:tcPr>
+            <w:tcW w:type="dxa" w:w="1560"/>
+            <w:tcMar>
+              <w:top w:w="120" w:type="dxa"/>
+              <w:bottom w:w="120" w:type="dxa"/>
+              <w:left w:w="160" w:type="dxa"/>
+              <w:right w:w="160" w:type="dxa"/>
+            </w:tcMar>
+            <w:shd w:fill="F9FAFB"/>
+          </w:tcPr>
+          <w:p>
+            <w:pPr>
+              <w:spacing w:after="0" w:line="252" w:lineRule="auto"/>
+            </w:pPr>
+            <w:r>
+              <w:rPr>
+                <w:rFonts w:ascii="Times New Roman" w:hAnsi="Times New Roman"/>
+                <w:color w:val="111827"/>
+                <w:sz w:val="20"/>
+              </w:rPr>
+              <w:t>0.440</w:t>
+            </w:r>
+          </w:p>
+        </w:tc>
+        <w:tc>
+          <w:tcPr>
+            <w:tcW w:type="dxa" w:w="1560"/>
+            <w:tcMar>
+              <w:top w:w="120" w:type="dxa"/>
+              <w:bottom w:w="120" w:type="dxa"/>
+              <w:left w:w="160" w:type="dxa"/>
+              <w:right w:w="160" w:type="dxa"/>
+            </w:tcMar>
+            <w:shd w:fill="F9FAFB"/>
+          </w:tcPr>
+          <w:p>
+            <w:pPr>
+              <w:spacing w:after="0" w:line="252" w:lineRule="auto"/>
+            </w:pPr>
+            <w:r>
+              <w:rPr>
+                <w:rFonts w:ascii="Times New Roman" w:hAnsi="Times New Roman"/>
+                <w:color w:val="111827"/>
+                <w:sz w:val="20"/>
+              </w:rPr>
+              <w:t>0.940</w:t>
+            </w:r>
+          </w:p>
+        </w:tc>
+        <w:tc>
+          <w:tcPr>
+            <w:tcW w:type="dxa" w:w="1560"/>
+            <w:tcMar>
+              <w:top w:w="120" w:type="dxa"/>
+              <w:bottom w:w="120" w:type="dxa"/>
+              <w:left w:w="160" w:type="dxa"/>
+              <w:right w:w="160" w:type="dxa"/>
+            </w:tcMar>
+            <w:shd w:fill="F9FAFB"/>
+          </w:tcPr>
+          <w:p>
+            <w:pPr>
+              <w:spacing w:after="0" w:line="252" w:lineRule="auto"/>
+            </w:pPr>
+            <w:r>
+              <w:rPr>
+                <w:rFonts w:ascii="Times New Roman" w:hAnsi="Times New Roman"/>
+                <w:color w:val="111827"/>
+                <w:sz w:val="20"/>
+              </w:rPr>
+              <w:t>80</w:t>
+            </w:r>
+          </w:p>
+        </w:tc>
+        <w:tc>
+          <w:tcPr>
+            <w:tcW w:type="dxa" w:w="1560"/>
+            <w:tcMar>
+              <w:top w:w="120" w:type="dxa"/>
+              <w:bottom w:w="120" w:type="dxa"/>
+              <w:left w:w="160" w:type="dxa"/>
+              <w:right w:w="160" w:type="dxa"/>
+            </w:tcMar>
+            <w:shd w:fill="F9FAFB"/>
+          </w:tcPr>
+          <w:p>
+            <w:pPr>
+              <w:spacing w:after="0" w:line="252" w:lineRule="auto"/>
+            </w:pPr>
+            <w:r>
+              <w:rPr>
+                <w:rFonts w:ascii="Times New Roman" w:hAnsi="Times New Roman"/>
+                <w:color w:val="111827"/>
+                <w:sz w:val="20"/>
+              </w:rPr>
+              <w:t>1.50</w:t>
+            </w:r>
+          </w:p>
+        </w:tc>
+      </w:tr>
+      <w:tr>
+        <w:tc>
+          <w:tcPr>
+            <w:tcW w:type="dxa" w:w="1560"/>
+            <w:tcMar>
+              <w:top w:w="120" w:type="dxa"/>
+              <w:bottom w:w="120" w:type="dxa"/>
+              <w:left w:w="160" w:type="dxa"/>
+              <w:right w:w="160" w:type="dxa"/>
+            </w:tcMar>
+            <w:shd w:fill="FFFFFF"/>
+          </w:tcPr>
+          <w:p>
+            <w:pPr>
+              <w:spacing w:after="0" w:line="252" w:lineRule="auto"/>
+            </w:pPr>
+            <w:r>
+              <w:rPr>
+                <w:rFonts w:ascii="Times New Roman" w:hAnsi="Times New Roman"/>
+                <w:color w:val="111827"/>
+                <w:sz w:val="20"/>
+              </w:rPr>
+              <w:t>8</w:t>
+            </w:r>
+          </w:p>
+        </w:tc>
+        <w:tc>
+          <w:tcPr>
+            <w:tcW w:type="dxa" w:w="1560"/>
+            <w:tcMar>
+              <w:top w:w="120" w:type="dxa"/>
+              <w:bottom w:w="120" w:type="dxa"/>
+              <w:left w:w="160" w:type="dxa"/>
+              <w:right w:w="160" w:type="dxa"/>
+            </w:tcMar>
+            <w:shd w:fill="FFFFFF"/>
+          </w:tcPr>
+          <w:p>
+            <w:pPr>
+              <w:spacing w:after="0" w:line="252" w:lineRule="auto"/>
+            </w:pPr>
+            <w:r>
+              <w:rPr>
+                <w:rFonts w:ascii="Times New Roman" w:hAnsi="Times New Roman"/>
+                <w:color w:val="111827"/>
+                <w:sz w:val="20"/>
+              </w:rPr>
+              <w:t>7–8 yr (Mature Adult 1)</w:t>
+            </w:r>
+          </w:p>
+        </w:tc>
+        <w:tc>
+          <w:tcPr>
+            <w:tcW w:type="dxa" w:w="1560"/>
+            <w:tcMar>
+              <w:top w:w="120" w:type="dxa"/>
+              <w:bottom w:w="120" w:type="dxa"/>
+              <w:left w:w="160" w:type="dxa"/>
+              <w:right w:w="160" w:type="dxa"/>
+            </w:tcMar>
+            <w:shd w:fill="FFFFFF"/>
+          </w:tcPr>
+          <w:p>
+            <w:pPr>
+              <w:spacing w:after="0" w:line="252" w:lineRule="auto"/>
+            </w:pPr>
+            <w:r>
+              <w:rPr>
+                <w:rFonts w:ascii="Times New Roman" w:hAnsi="Times New Roman"/>
+                <w:color w:val="111827"/>
+                <w:sz w:val="20"/>
+              </w:rPr>
+              <w:t>0.500</w:t>
+            </w:r>
+          </w:p>
+        </w:tc>
+        <w:tc>
+          <w:tcPr>
+            <w:tcW w:type="dxa" w:w="1560"/>
+            <w:tcMar>
+              <w:top w:w="120" w:type="dxa"/>
+              <w:bottom w:w="120" w:type="dxa"/>
+              <w:left w:w="160" w:type="dxa"/>
+              <w:right w:w="160" w:type="dxa"/>
+            </w:tcMar>
+            <w:shd w:fill="FFFFFF"/>
+          </w:tcPr>
+          <w:p>
+            <w:pPr>
+              <w:spacing w:after="0" w:line="252" w:lineRule="auto"/>
+            </w:pPr>
+            <w:r>
+              <w:rPr>
+                <w:rFonts w:ascii="Times New Roman" w:hAnsi="Times New Roman"/>
+                <w:color w:val="111827"/>
+                <w:sz w:val="20"/>
+              </w:rPr>
+              <w:t>0.940</w:t>
+            </w:r>
+          </w:p>
+        </w:tc>
+        <w:tc>
+          <w:tcPr>
+            <w:tcW w:type="dxa" w:w="1560"/>
+            <w:tcMar>
+              <w:top w:w="120" w:type="dxa"/>
+              <w:bottom w:w="120" w:type="dxa"/>
+              <w:left w:w="160" w:type="dxa"/>
+              <w:right w:w="160" w:type="dxa"/>
+            </w:tcMar>
+            <w:shd w:fill="FFFFFF"/>
+          </w:tcPr>
+          <w:p>
+            <w:pPr>
+              <w:spacing w:after="0" w:line="252" w:lineRule="auto"/>
+            </w:pPr>
+            <w:r>
+              <w:rPr>
+                <w:rFonts w:ascii="Times New Roman" w:hAnsi="Times New Roman"/>
+                <w:color w:val="111827"/>
+                <w:sz w:val="20"/>
+              </w:rPr>
+              <w:t>75</w:t>
+            </w:r>
+          </w:p>
+        </w:tc>
+        <w:tc>
+          <w:tcPr>
+            <w:tcW w:type="dxa" w:w="1560"/>
+            <w:tcMar>
+              <w:top w:w="120" w:type="dxa"/>
+              <w:bottom w:w="120" w:type="dxa"/>
+              <w:left w:w="160" w:type="dxa"/>
+              <w:right w:w="160" w:type="dxa"/>
+            </w:tcMar>
+            <w:shd w:fill="FFFFFF"/>
+          </w:tcPr>
+          <w:p>
+            <w:pPr>
+              <w:spacing w:after="0" w:line="252" w:lineRule="auto"/>
+            </w:pPr>
+            <w:r>
+              <w:rPr>
+                <w:rFonts w:ascii="Times New Roman" w:hAnsi="Times New Roman"/>
+                <w:color w:val="111827"/>
+                <w:sz w:val="20"/>
+              </w:rPr>
+              <w:t>1.60</w:t>
+            </w:r>
+          </w:p>
+        </w:tc>
+      </w:tr>
+      <w:tr>
+        <w:tc>
+          <w:tcPr>
+            <w:tcW w:type="dxa" w:w="1560"/>
+            <w:tcMar>
+              <w:top w:w="120" w:type="dxa"/>
+              <w:bottom w:w="120" w:type="dxa"/>
+              <w:left w:w="160" w:type="dxa"/>
+              <w:right w:w="160" w:type="dxa"/>
+            </w:tcMar>
+            <w:shd w:fill="F9FAFB"/>
+          </w:tcPr>
+          <w:p>
+            <w:pPr>
+              <w:spacing w:after="0" w:line="252" w:lineRule="auto"/>
+            </w:pPr>
+            <w:r>
+              <w:rPr>
+                <w:rFonts w:ascii="Times New Roman" w:hAnsi="Times New Roman"/>
+                <w:color w:val="111827"/>
+                <w:sz w:val="20"/>
+              </w:rPr>
+              <w:t>9</w:t>
+            </w:r>
+          </w:p>
+        </w:tc>
+        <w:tc>
+          <w:tcPr>
+            <w:tcW w:type="dxa" w:w="1560"/>
+            <w:tcMar>
+              <w:top w:w="120" w:type="dxa"/>
+              <w:bottom w:w="120" w:type="dxa"/>
+              <w:left w:w="160" w:type="dxa"/>
+              <w:right w:w="160" w:type="dxa"/>
+            </w:tcMar>
+            <w:shd w:fill="F9FAFB"/>
+          </w:tcPr>
+          <w:p>
+            <w:pPr>
+              <w:spacing w:after="0" w:line="252" w:lineRule="auto"/>
+            </w:pPr>
+            <w:r>
+              <w:rPr>
+                <w:rFonts w:ascii="Times New Roman" w:hAnsi="Times New Roman"/>
+                <w:color w:val="111827"/>
+                <w:sz w:val="20"/>
+              </w:rPr>
+              <w:t>8–9 yr (Mature Adult 2)</w:t>
+            </w:r>
+          </w:p>
+        </w:tc>
+        <w:tc>
+          <w:tcPr>
+            <w:tcW w:type="dxa" w:w="1560"/>
+            <w:tcMar>
+              <w:top w:w="120" w:type="dxa"/>
+              <w:bottom w:w="120" w:type="dxa"/>
+              <w:left w:w="160" w:type="dxa"/>
+              <w:right w:w="160" w:type="dxa"/>
+            </w:tcMar>
+            <w:shd w:fill="F9FAFB"/>
+          </w:tcPr>
+          <w:p>
+            <w:pPr>
+              <w:spacing w:after="0" w:line="252" w:lineRule="auto"/>
+            </w:pPr>
+            <w:r>
+              <w:rPr>
+                <w:rFonts w:ascii="Times New Roman" w:hAnsi="Times New Roman"/>
+                <w:color w:val="111827"/>
+                <w:sz w:val="20"/>
+              </w:rPr>
+              <w:t>0.500</w:t>
+            </w:r>
+          </w:p>
+        </w:tc>
+        <w:tc>
+          <w:tcPr>
+            <w:tcW w:type="dxa" w:w="1560"/>
+            <w:tcMar>
+              <w:top w:w="120" w:type="dxa"/>
+              <w:bottom w:w="120" w:type="dxa"/>
+              <w:left w:w="160" w:type="dxa"/>
+              <w:right w:w="160" w:type="dxa"/>
+            </w:tcMar>
+            <w:shd w:fill="F9FAFB"/>
+          </w:tcPr>
+          <w:p>
+            <w:pPr>
+              <w:spacing w:after="0" w:line="252" w:lineRule="auto"/>
+            </w:pPr>
+            <w:r>
+              <w:rPr>
+                <w:rFonts w:ascii="Times New Roman" w:hAnsi="Times New Roman"/>
+                <w:color w:val="111827"/>
+                <w:sz w:val="20"/>
+              </w:rPr>
+              <w:t>0.940</w:t>
+            </w:r>
+          </w:p>
+        </w:tc>
+        <w:tc>
+          <w:tcPr>
+            <w:tcW w:type="dxa" w:w="1560"/>
+            <w:tcMar>
+              <w:top w:w="120" w:type="dxa"/>
+              <w:bottom w:w="120" w:type="dxa"/>
+              <w:left w:w="160" w:type="dxa"/>
+              <w:right w:w="160" w:type="dxa"/>
+            </w:tcMar>
+            <w:shd w:fill="F9FAFB"/>
+          </w:tcPr>
+          <w:p>
+            <w:pPr>
+              <w:spacing w:after="0" w:line="252" w:lineRule="auto"/>
+            </w:pPr>
+            <w:r>
+              <w:rPr>
+                <w:rFonts w:ascii="Times New Roman" w:hAnsi="Times New Roman"/>
+                <w:color w:val="111827"/>
+                <w:sz w:val="20"/>
+              </w:rPr>
+              <w:t>70</w:t>
+            </w:r>
+          </w:p>
+        </w:tc>
+        <w:tc>
+          <w:tcPr>
+            <w:tcW w:type="dxa" w:w="1560"/>
+            <w:tcMar>
+              <w:top w:w="120" w:type="dxa"/>
+              <w:bottom w:w="120" w:type="dxa"/>
+              <w:left w:w="160" w:type="dxa"/>
+              <w:right w:w="160" w:type="dxa"/>
+            </w:tcMar>
+            <w:shd w:fill="F9FAFB"/>
+          </w:tcPr>
+          <w:p>
+            <w:pPr>
+              <w:spacing w:after="0" w:line="252" w:lineRule="auto"/>
+            </w:pPr>
+            <w:r>
+              <w:rPr>
+                <w:rFonts w:ascii="Times New Roman" w:hAnsi="Times New Roman"/>
+                <w:color w:val="111827"/>
+                <w:sz w:val="20"/>
+              </w:rPr>
+              <w:t>1.60</w:t>
+            </w:r>
+          </w:p>
+        </w:tc>
+      </w:tr>
+      <w:tr>
+        <w:tc>
+          <w:tcPr>
+            <w:tcW w:type="dxa" w:w="1560"/>
+            <w:tcMar>
+              <w:top w:w="120" w:type="dxa"/>
+              <w:bottom w:w="120" w:type="dxa"/>
+              <w:left w:w="160" w:type="dxa"/>
+              <w:right w:w="160" w:type="dxa"/>
+            </w:tcMar>
+            <w:shd w:fill="FFFFFF"/>
+          </w:tcPr>
+          <w:p>
+            <w:pPr>
+              <w:spacing w:after="0" w:line="252" w:lineRule="auto"/>
+            </w:pPr>
+            <w:r>
+              <w:rPr>
+                <w:rFonts w:ascii="Times New Roman" w:hAnsi="Times New Roman"/>
+                <w:color w:val="111827"/>
+                <w:sz w:val="20"/>
+              </w:rPr>
+              <w:t>10</w:t>
+            </w:r>
+          </w:p>
+        </w:tc>
+        <w:tc>
+          <w:tcPr>
+            <w:tcW w:type="dxa" w:w="1560"/>
+            <w:tcMar>
+              <w:top w:w="120" w:type="dxa"/>
+              <w:bottom w:w="120" w:type="dxa"/>
+              <w:left w:w="160" w:type="dxa"/>
+              <w:right w:w="160" w:type="dxa"/>
+            </w:tcMar>
+            <w:shd w:fill="FFFFFF"/>
+          </w:tcPr>
+          <w:p>
+            <w:pPr>
+              <w:spacing w:after="0" w:line="252" w:lineRule="auto"/>
+            </w:pPr>
+            <w:r>
+              <w:rPr>
+                <w:rFonts w:ascii="Times New Roman" w:hAnsi="Times New Roman"/>
+                <w:color w:val="111827"/>
+                <w:sz w:val="20"/>
+              </w:rPr>
+              <w:t>9–10 yr (Prime Adult)</w:t>
+            </w:r>
+          </w:p>
+        </w:tc>
+        <w:tc>
+          <w:tcPr>
+            <w:tcW w:type="dxa" w:w="1560"/>
+            <w:tcMar>
+              <w:top w:w="120" w:type="dxa"/>
+              <w:bottom w:w="120" w:type="dxa"/>
+              <w:left w:w="160" w:type="dxa"/>
+              <w:right w:w="160" w:type="dxa"/>
+            </w:tcMar>
+            <w:shd w:fill="FFFFFF"/>
+          </w:tcPr>
+          <w:p>
+            <w:pPr>
+              <w:spacing w:after="0" w:line="252" w:lineRule="auto"/>
+            </w:pPr>
+            <w:r>
+              <w:rPr>
+                <w:rFonts w:ascii="Times New Roman" w:hAnsi="Times New Roman"/>
+                <w:color w:val="111827"/>
+                <w:sz w:val="20"/>
+              </w:rPr>
+              <w:t>0.450</w:t>
+            </w:r>
+          </w:p>
+        </w:tc>
+        <w:tc>
+          <w:tcPr>
+            <w:tcW w:type="dxa" w:w="1560"/>
+            <w:tcMar>
+              <w:top w:w="120" w:type="dxa"/>
+              <w:bottom w:w="120" w:type="dxa"/>
+              <w:left w:w="160" w:type="dxa"/>
+              <w:right w:w="160" w:type="dxa"/>
+            </w:tcMar>
+            <w:shd w:fill="FFFFFF"/>
+          </w:tcPr>
+          <w:p>
+            <w:pPr>
+              <w:spacing w:after="0" w:line="252" w:lineRule="auto"/>
+            </w:pPr>
+            <w:r>
+              <w:rPr>
+                <w:rFonts w:ascii="Times New Roman" w:hAnsi="Times New Roman"/>
+                <w:color w:val="111827"/>
+                <w:sz w:val="20"/>
+              </w:rPr>
+              <w:t>0.940</w:t>
+            </w:r>
+          </w:p>
+        </w:tc>
+        <w:tc>
+          <w:tcPr>
+            <w:tcW w:type="dxa" w:w="1560"/>
+            <w:tcMar>
+              <w:top w:w="120" w:type="dxa"/>
+              <w:bottom w:w="120" w:type="dxa"/>
+              <w:left w:w="160" w:type="dxa"/>
+              <w:right w:w="160" w:type="dxa"/>
+            </w:tcMar>
+            <w:shd w:fill="FFFFFF"/>
+          </w:tcPr>
+          <w:p>
+            <w:pPr>
+              <w:spacing w:after="0" w:line="252" w:lineRule="auto"/>
+            </w:pPr>
+            <w:r>
+              <w:rPr>
+                <w:rFonts w:ascii="Times New Roman" w:hAnsi="Times New Roman"/>
+                <w:color w:val="111827"/>
+                <w:sz w:val="20"/>
+              </w:rPr>
+              <w:t>65</w:t>
+            </w:r>
+          </w:p>
+        </w:tc>
+        <w:tc>
+          <w:tcPr>
+            <w:tcW w:type="dxa" w:w="1560"/>
+            <w:tcMar>
+              <w:top w:w="120" w:type="dxa"/>
+              <w:bottom w:w="120" w:type="dxa"/>
+              <w:left w:w="160" w:type="dxa"/>
+              <w:right w:w="160" w:type="dxa"/>
+            </w:tcMar>
+            <w:shd w:fill="FFFFFF"/>
+          </w:tcPr>
+          <w:p>
+            <w:pPr>
+              <w:spacing w:after="0" w:line="252" w:lineRule="auto"/>
+            </w:pPr>
+            <w:r>
+              <w:rPr>
+                <w:rFonts w:ascii="Times New Roman" w:hAnsi="Times New Roman"/>
+                <w:color w:val="111827"/>
+                <w:sz w:val="20"/>
+              </w:rPr>
+              <w:t>1.50</w:t>
+            </w:r>
+          </w:p>
+        </w:tc>
+      </w:tr>
+      <w:tr>
+        <w:tc>
+          <w:tcPr>
+            <w:tcW w:type="dxa" w:w="1560"/>
+            <w:tcMar>
+              <w:top w:w="120" w:type="dxa"/>
+              <w:bottom w:w="120" w:type="dxa"/>
+              <w:left w:w="160" w:type="dxa"/>
+              <w:right w:w="160" w:type="dxa"/>
+            </w:tcMar>
+            <w:shd w:fill="F9FAFB"/>
+          </w:tcPr>
+          <w:p>
+            <w:pPr>
+              <w:spacing w:after="0" w:line="252" w:lineRule="auto"/>
+            </w:pPr>
+            <w:r>
+              <w:rPr>
+                <w:rFonts w:ascii="Times New Roman" w:hAnsi="Times New Roman"/>
+                <w:color w:val="111827"/>
+                <w:sz w:val="20"/>
+              </w:rPr>
+              <w:t>11</w:t>
+            </w:r>
+          </w:p>
+        </w:tc>
+        <w:tc>
+          <w:tcPr>
+            <w:tcW w:type="dxa" w:w="1560"/>
+            <w:tcMar>
+              <w:top w:w="120" w:type="dxa"/>
+              <w:bottom w:w="120" w:type="dxa"/>
+              <w:left w:w="160" w:type="dxa"/>
+              <w:right w:w="160" w:type="dxa"/>
+            </w:tcMar>
+            <w:shd w:fill="F9FAFB"/>
+          </w:tcPr>
+          <w:p>
+            <w:pPr>
+              <w:spacing w:after="0" w:line="252" w:lineRule="auto"/>
+            </w:pPr>
+            <w:r>
+              <w:rPr>
+                <w:rFonts w:ascii="Times New Roman" w:hAnsi="Times New Roman"/>
+                <w:color w:val="111827"/>
+                <w:sz w:val="20"/>
+              </w:rPr>
+              <w:t>10–11 yr (Senior Adult)</w:t>
+            </w:r>
+          </w:p>
+        </w:tc>
+        <w:tc>
+          <w:tcPr>
+            <w:tcW w:type="dxa" w:w="1560"/>
+            <w:tcMar>
+              <w:top w:w="120" w:type="dxa"/>
+              <w:bottom w:w="120" w:type="dxa"/>
+              <w:left w:w="160" w:type="dxa"/>
+              <w:right w:w="160" w:type="dxa"/>
+            </w:tcMar>
+            <w:shd w:fill="F9FAFB"/>
+          </w:tcPr>
+          <w:p>
+            <w:pPr>
+              <w:spacing w:after="0" w:line="252" w:lineRule="auto"/>
+            </w:pPr>
+            <w:r>
+              <w:rPr>
+                <w:rFonts w:ascii="Times New Roman" w:hAnsi="Times New Roman"/>
+                <w:color w:val="111827"/>
+                <w:sz w:val="20"/>
+              </w:rPr>
+              <w:t>0.300</w:t>
+            </w:r>
+          </w:p>
+        </w:tc>
+        <w:tc>
+          <w:tcPr>
+            <w:tcW w:type="dxa" w:w="1560"/>
+            <w:tcMar>
+              <w:top w:w="120" w:type="dxa"/>
+              <w:bottom w:w="120" w:type="dxa"/>
+              <w:left w:w="160" w:type="dxa"/>
+              <w:right w:w="160" w:type="dxa"/>
+            </w:tcMar>
+            <w:shd w:fill="F9FAFB"/>
+          </w:tcPr>
+          <w:p>
+            <w:pPr>
+              <w:spacing w:after="0" w:line="252" w:lineRule="auto"/>
+            </w:pPr>
+            <w:r>
+              <w:rPr>
+                <w:rFonts w:ascii="Times New Roman" w:hAnsi="Times New Roman"/>
+                <w:color w:val="111827"/>
+                <w:sz w:val="20"/>
+              </w:rPr>
+              <w:t>0.900</w:t>
+            </w:r>
+          </w:p>
+        </w:tc>
+        <w:tc>
+          <w:tcPr>
+            <w:tcW w:type="dxa" w:w="1560"/>
+            <w:tcMar>
+              <w:top w:w="120" w:type="dxa"/>
+              <w:bottom w:w="120" w:type="dxa"/>
+              <w:left w:w="160" w:type="dxa"/>
+              <w:right w:w="160" w:type="dxa"/>
+            </w:tcMar>
+            <w:shd w:fill="F9FAFB"/>
+          </w:tcPr>
+          <w:p>
+            <w:pPr>
+              <w:spacing w:after="0" w:line="252" w:lineRule="auto"/>
+            </w:pPr>
+            <w:r>
+              <w:rPr>
+                <w:rFonts w:ascii="Times New Roman" w:hAnsi="Times New Roman"/>
+                <w:color w:val="111827"/>
+                <w:sz w:val="20"/>
+              </w:rPr>
+              <w:t>60</w:t>
+            </w:r>
+          </w:p>
+        </w:tc>
+        <w:tc>
+          <w:tcPr>
+            <w:tcW w:type="dxa" w:w="1560"/>
+            <w:tcMar>
+              <w:top w:w="120" w:type="dxa"/>
+              <w:bottom w:w="120" w:type="dxa"/>
+              <w:left w:w="160" w:type="dxa"/>
+              <w:right w:w="160" w:type="dxa"/>
+            </w:tcMar>
+            <w:shd w:fill="F9FAFB"/>
+          </w:tcPr>
+          <w:p>
+            <w:pPr>
+              <w:spacing w:after="0" w:line="252" w:lineRule="auto"/>
+            </w:pPr>
+            <w:r>
+              <w:rPr>
+                <w:rFonts w:ascii="Times New Roman" w:hAnsi="Times New Roman"/>
+                <w:color w:val="111827"/>
+                <w:sz w:val="20"/>
+              </w:rPr>
+              <w:t>1.40</w:t>
+            </w:r>
+          </w:p>
+        </w:tc>
+      </w:tr>
+      <w:tr>
+        <w:tc>
+          <w:tcPr>
+            <w:tcW w:type="dxa" w:w="1560"/>
+            <w:tcMar>
+              <w:top w:w="120" w:type="dxa"/>
+              <w:bottom w:w="120" w:type="dxa"/>
+              <w:left w:w="160" w:type="dxa"/>
+              <w:right w:w="160" w:type="dxa"/>
+            </w:tcMar>
+            <w:shd w:fill="FFFFFF"/>
+          </w:tcPr>
+          <w:p>
+            <w:pPr>
+              <w:spacing w:after="0" w:line="252" w:lineRule="auto"/>
+            </w:pPr>
+            <w:r>
+              <w:rPr>
+                <w:rFonts w:ascii="Times New Roman" w:hAnsi="Times New Roman"/>
+                <w:color w:val="111827"/>
+                <w:sz w:val="20"/>
+              </w:rPr>
+              <w:t>12</w:t>
+            </w:r>
+          </w:p>
+        </w:tc>
+        <w:tc>
+          <w:tcPr>
+            <w:tcW w:type="dxa" w:w="1560"/>
+            <w:tcMar>
+              <w:top w:w="120" w:type="dxa"/>
+              <w:bottom w:w="120" w:type="dxa"/>
+              <w:left w:w="160" w:type="dxa"/>
+              <w:right w:w="160" w:type="dxa"/>
+            </w:tcMar>
+            <w:shd w:fill="FFFFFF"/>
+          </w:tcPr>
+          <w:p>
+            <w:pPr>
+              <w:spacing w:after="0" w:line="252" w:lineRule="auto"/>
+            </w:pPr>
+            <w:r>
+              <w:rPr>
+                <w:rFonts w:ascii="Times New Roman" w:hAnsi="Times New Roman"/>
+                <w:color w:val="111827"/>
+                <w:sz w:val="20"/>
+              </w:rPr>
+              <w:t>11+ yr (Senescent Adult)</w:t>
+            </w:r>
+          </w:p>
+        </w:tc>
+        <w:tc>
+          <w:tcPr>
+            <w:tcW w:type="dxa" w:w="1560"/>
+            <w:tcMar>
+              <w:top w:w="120" w:type="dxa"/>
+              <w:bottom w:w="120" w:type="dxa"/>
+              <w:left w:w="160" w:type="dxa"/>
+              <w:right w:w="160" w:type="dxa"/>
+            </w:tcMar>
+            <w:shd w:fill="FFFFFF"/>
+          </w:tcPr>
+          <w:p>
+            <w:pPr>
+              <w:spacing w:after="0" w:line="252" w:lineRule="auto"/>
+            </w:pPr>
+            <w:r>
+              <w:rPr>
+                <w:rFonts w:ascii="Times New Roman" w:hAnsi="Times New Roman"/>
+                <w:color w:val="111827"/>
+                <w:sz w:val="20"/>
+              </w:rPr>
+              <w:t>0.100</w:t>
+            </w:r>
+          </w:p>
+        </w:tc>
+        <w:tc>
+          <w:tcPr>
+            <w:tcW w:type="dxa" w:w="1560"/>
+            <w:tcMar>
+              <w:top w:w="120" w:type="dxa"/>
+              <w:bottom w:w="120" w:type="dxa"/>
+              <w:left w:w="160" w:type="dxa"/>
+              <w:right w:w="160" w:type="dxa"/>
+            </w:tcMar>
+            <w:shd w:fill="FFFFFF"/>
+          </w:tcPr>
+          <w:p>
+            <w:pPr>
+              <w:spacing w:after="0" w:line="252" w:lineRule="auto"/>
+            </w:pPr>
+            <w:r>
+              <w:rPr>
+                <w:rFonts w:ascii="Times New Roman" w:hAnsi="Times New Roman"/>
+                <w:color w:val="111827"/>
+                <w:sz w:val="20"/>
+              </w:rPr>
+              <w:t>—</w:t>
+            </w:r>
+          </w:p>
+        </w:tc>
+        <w:tc>
+          <w:tcPr>
+            <w:tcW w:type="dxa" w:w="1560"/>
+            <w:tcMar>
+              <w:top w:w="120" w:type="dxa"/>
+              <w:bottom w:w="120" w:type="dxa"/>
+              <w:left w:w="160" w:type="dxa"/>
+              <w:right w:w="160" w:type="dxa"/>
+            </w:tcMar>
+            <w:shd w:fill="FFFFFF"/>
+          </w:tcPr>
+          <w:p>
+            <w:pPr>
+              <w:spacing w:after="0" w:line="252" w:lineRule="auto"/>
+            </w:pPr>
+            <w:r>
+              <w:rPr>
+                <w:rFonts w:ascii="Times New Roman" w:hAnsi="Times New Roman"/>
+                <w:color w:val="111827"/>
+                <w:sz w:val="20"/>
+              </w:rPr>
+              <w:t>50</w:t>
+            </w:r>
+          </w:p>
+        </w:tc>
+        <w:tc>
+          <w:tcPr>
+            <w:tcW w:type="dxa" w:w="1560"/>
+            <w:tcMar>
+              <w:top w:w="120" w:type="dxa"/>
+              <w:bottom w:w="120" w:type="dxa"/>
+              <w:left w:w="160" w:type="dxa"/>
+              <w:right w:w="160" w:type="dxa"/>
+            </w:tcMar>
+            <w:shd w:fill="FFFFFF"/>
+          </w:tcPr>
+          <w:p>
+            <w:pPr>
+              <w:spacing w:after="0" w:line="252" w:lineRule="auto"/>
+            </w:pPr>
+            <w:r>
+              <w:rPr>
+                <w:rFonts w:ascii="Times New Roman" w:hAnsi="Times New Roman"/>
+                <w:color w:val="111827"/>
+                <w:sz w:val="20"/>
+              </w:rPr>
+              <w:t>1.20</w:t>
+            </w:r>
+          </w:p>
+        </w:tc>
+      </w:tr>
+    </w:tbl>
+    <w:p/>
+    <w:p>
+      <w:pPr>
+        <w:spacing w:before="160" w:after="40"/>
+        <w:jc w:val="center"/>
+      </w:pPr>
+      <w:r>
+        <w:drawing>
+          <wp:inline xmlns:a="http://schemas.openxmlformats.org/drawingml/2006/main" xmlns:pic="http://schemas.openxmlformats.org/drawingml/2006/picture">
+            <wp:extent cx="5486400" cy="3714902"/>
+            <wp:docPr id="6" name="Picture 6"/>
+            <wp:cNvGraphicFramePr>
+              <a:graphicFrameLocks noChangeAspect="1"/>
+            </wp:cNvGraphicFramePr>
+            <a:graphic>
+              <a:graphicData uri="http://schemas.openxmlformats.org/drawingml/2006/picture">
+                <pic:pic>
+                  <pic:nvPicPr>
+                    <pic:cNvPr id="0" name="fig_4_1_trajectories.png"/>
+                    <pic:cNvPicPr/>
+                  </pic:nvPicPr>
+                  <pic:blipFill>
+                    <a:blip r:embed="rId14"/>
+                    <a:stretch>
+                      <a:fillRect/>
+                    </a:stretch>
+                  </pic:blipFill>
+                  <pic:spPr>
+                    <a:xfrm>
+                      <a:off x="0" y="0"/>
+                      <a:ext cx="5486400" cy="3714902"/>
+                    </a:xfrm>
+                    <a:prstGeom prst="rect"/>
+                  </pic:spPr>
+                </pic:pic>
+              </a:graphicData>
+            </a:graphic>
+          </wp:inline>
+        </w:drawing>
+      </w:r>
+    </w:p>
+    <w:p>
+      <w:pPr>
+        <w:spacing w:before="0" w:after="280"/>
+        <w:jc w:val="center"/>
+      </w:pPr>
+      <w:r>
+        <w:rPr>
+          <w:rFonts w:ascii="Times New Roman" w:hAnsi="Times New Roman"/>
+          <w:i/>
+          <w:color w:val="4B5563"/>
+          <w:sz w:val="20"/>
+        </w:rPr>
+        <w:t>Figure 4.1: Population Trajectories Across Harvesting Scenarios for the Fin Whale</w:t>
+      </w:r>
+    </w:p>
+    <w:p>
+      <w:pPr>
+        <w:spacing w:before="160" w:after="40"/>
+        <w:jc w:val="center"/>
+      </w:pPr>
+      <w:r>
+        <w:drawing>
+          <wp:inline xmlns:a="http://schemas.openxmlformats.org/drawingml/2006/main" xmlns:pic="http://schemas.openxmlformats.org/drawingml/2006/picture">
+            <wp:extent cx="5486400" cy="5048899"/>
+            <wp:docPr id="7" name="Picture 7"/>
+            <wp:cNvGraphicFramePr>
+              <a:graphicFrameLocks noChangeAspect="1"/>
+            </wp:cNvGraphicFramePr>
+            <a:graphic>
+              <a:graphicData uri="http://schemas.openxmlformats.org/drawingml/2006/picture">
+                <pic:pic>
+                  <pic:nvPicPr>
+                    <pic:cNvPr id="0" name="fig_4_2_3d_surface.png"/>
+                    <pic:cNvPicPr/>
+                  </pic:nvPicPr>
+                  <pic:blipFill>
+                    <a:blip r:embed="rId15"/>
+                    <a:stretch>
+                      <a:fillRect/>
+                    </a:stretch>
+                  </pic:blipFill>
+                  <pic:spPr>
+                    <a:xfrm>
+                      <a:off x="0" y="0"/>
+                      <a:ext cx="5486400" cy="5048899"/>
+                    </a:xfrm>
+                    <a:prstGeom prst="rect"/>
+                  </pic:spPr>
+                </pic:pic>
+              </a:graphicData>
+            </a:graphic>
+          </wp:inline>
+        </w:drawing>
+      </w:r>
+    </w:p>
+    <w:p>
+      <w:pPr>
+        <w:spacing w:before="0" w:after="280"/>
+        <w:jc w:val="center"/>
+      </w:pPr>
+      <w:r>
+        <w:rPr>
+          <w:rFonts w:ascii="Times New Roman" w:hAnsi="Times New Roman"/>
+          <w:i/>
+          <w:color w:val="4B5563"/>
+          <w:sz w:val="20"/>
+        </w:rPr>
+        <w:t>Figure 4.2: 3D Population Surface: Time vs. Age Class vs. Abundance</w:t>
+      </w:r>
+    </w:p>
+    <w:p>
+      <w:pPr>
+        <w:spacing w:before="160" w:after="40"/>
+        <w:jc w:val="center"/>
+      </w:pPr>
+      <w:r>
+        <w:drawing>
+          <wp:inline xmlns:a="http://schemas.openxmlformats.org/drawingml/2006/main" xmlns:pic="http://schemas.openxmlformats.org/drawingml/2006/picture">
+            <wp:extent cx="5486400" cy="4573068"/>
+            <wp:docPr id="8" name="Picture 8"/>
+            <wp:cNvGraphicFramePr>
+              <a:graphicFrameLocks noChangeAspect="1"/>
+            </wp:cNvGraphicFramePr>
+            <a:graphic>
+              <a:graphicData uri="http://schemas.openxmlformats.org/drawingml/2006/picture">
+                <pic:pic>
+                  <pic:nvPicPr>
+                    <pic:cNvPr id="0" name="fig_4_3_phase_portrait.png"/>
+                    <pic:cNvPicPr/>
+                  </pic:nvPicPr>
+                  <pic:blipFill>
+                    <a:blip r:embed="rId16"/>
+                    <a:stretch>
+                      <a:fillRect/>
+                    </a:stretch>
+                  </pic:blipFill>
+                  <pic:spPr>
+                    <a:xfrm>
+                      <a:off x="0" y="0"/>
+                      <a:ext cx="5486400" cy="4573068"/>
+                    </a:xfrm>
+                    <a:prstGeom prst="rect"/>
+                  </pic:spPr>
+                </pic:pic>
+              </a:graphicData>
+            </a:graphic>
+          </wp:inline>
+        </w:drawing>
+      </w:r>
+    </w:p>
+    <w:p>
+      <w:pPr>
+        <w:spacing w:before="0" w:after="280"/>
+        <w:jc w:val="center"/>
+      </w:pPr>
+      <w:r>
+        <w:rPr>
+          <w:rFonts w:ascii="Times New Roman" w:hAnsi="Times New Roman"/>
+          <w:i/>
+          <w:color w:val="4B5563"/>
+          <w:sz w:val="20"/>
+        </w:rPr>
+        <w:t>Figure 4.3: Phase Space Portrait: Juvenile Recruitment vs. Adult Reproductive Stock</w:t>
+      </w:r>
+    </w:p>
+    <w:p>
+      <w:pPr>
+        <w:spacing w:before="160" w:after="40"/>
+        <w:jc w:val="center"/>
+      </w:pPr>
+      <w:r>
+        <w:drawing>
+          <wp:inline xmlns:a="http://schemas.openxmlformats.org/drawingml/2006/main" xmlns:pic="http://schemas.openxmlformats.org/drawingml/2006/picture">
+            <wp:extent cx="5486400" cy="3740861"/>
+            <wp:docPr id="9" name="Picture 9"/>
+            <wp:cNvGraphicFramePr>
+              <a:graphicFrameLocks noChangeAspect="1"/>
+            </wp:cNvGraphicFramePr>
+            <a:graphic>
+              <a:graphicData uri="http://schemas.openxmlformats.org/drawingml/2006/picture">
+                <pic:pic>
+                  <pic:nvPicPr>
+                    <pic:cNvPr id="0" name="fig_4_4_monte_carlo.png"/>
+                    <pic:cNvPicPr/>
+                  </pic:nvPicPr>
+                  <pic:blipFill>
+                    <a:blip r:embed="rId17"/>
+                    <a:stretch>
+                      <a:fillRect/>
+                    </a:stretch>
+                  </pic:blipFill>
+                  <pic:spPr>
+                    <a:xfrm>
+                      <a:off x="0" y="0"/>
+                      <a:ext cx="5486400" cy="3740861"/>
+                    </a:xfrm>
+                    <a:prstGeom prst="rect"/>
+                  </pic:spPr>
+                </pic:pic>
+              </a:graphicData>
+            </a:graphic>
+          </wp:inline>
+        </w:drawing>
+      </w:r>
+    </w:p>
+    <w:p>
+      <w:pPr>
+        <w:spacing w:before="0" w:after="280"/>
+        <w:jc w:val="center"/>
+      </w:pPr>
+      <w:r>
+        <w:rPr>
+          <w:rFonts w:ascii="Times New Roman" w:hAnsi="Times New Roman"/>
+          <w:i/>
+          <w:color w:val="4B5563"/>
+          <w:sz w:val="20"/>
+        </w:rPr>
+        <w:t>Figure 4.4: Monte Carlo Stochastic Fan Chart with 5th, 25th, 50th, 75th, and 95th Percentiles</w:t>
+      </w:r>
+    </w:p>
+    <w:p>
       <w:pPr>
         <w:keepNext/>
         <w:spacing w:before="280" w:after="120"/>
@@ -8914,6 +11582,963 @@
       </w:r>
     </w:p>
     <w:p>
+      <w:r>
+        <w:rPr>
+          <w:rFonts w:ascii="Times New Roman" w:hAnsi="Times New Roman"/>
+          <w:sz w:val="24"/>
+        </w:rPr>
+      </w:r>
+      <w:r>
+        <w:rPr>
+          <w:rFonts w:ascii="Times New Roman" w:hAnsi="Times New Roman"/>
+          <w:b/>
+          <w:sz w:val="24"/>
+        </w:rPr>
+        <w:t>Table 4.2: Pacific Salmon Demographic Vital Rates (N = 4)</w:t>
+      </w:r>
+      <w:r>
+        <w:rPr>
+          <w:rFonts w:ascii="Times New Roman" w:hAnsi="Times New Roman"/>
+          <w:sz w:val="24"/>
+        </w:rPr>
+      </w:r>
+    </w:p>
+    <w:tbl>
+      <w:tblPr>
+        <w:tblW w:type="auto" w:w="0"/>
+        <w:jc w:val="center"/>
+        <w:tblLayout w:type="autofit"/>
+        <w:tblLook w:firstColumn="1" w:firstRow="1" w:lastColumn="0" w:lastRow="0" w:noHBand="0" w:noVBand="1" w:val="04A0"/>
+      </w:tblPr>
+      <w:tblGrid>
+        <w:gridCol w:w="1560"/>
+        <w:gridCol w:w="1560"/>
+        <w:gridCol w:w="1560"/>
+        <w:gridCol w:w="1560"/>
+        <w:gridCol w:w="1560"/>
+        <w:gridCol w:w="1560"/>
+      </w:tblGrid>
+      <w:tr>
+        <w:tc>
+          <w:tcPr>
+            <w:tcW w:type="dxa" w:w="1560"/>
+            <w:tcMar>
+              <w:top w:w="120" w:type="dxa"/>
+              <w:bottom w:w="120" w:type="dxa"/>
+              <w:left w:w="160" w:type="dxa"/>
+              <w:right w:w="160" w:type="dxa"/>
+            </w:tcMar>
+            <w:shd w:fill="1E3A8A"/>
+          </w:tcPr>
+          <w:p>
+            <w:pPr>
+              <w:spacing w:after="0" w:line="252" w:lineRule="auto"/>
+            </w:pPr>
+            <w:r>
+              <w:rPr>
+                <w:rFonts w:ascii="Times New Roman" w:hAnsi="Times New Roman"/>
+                <w:b/>
+                <w:color w:val="FFFFFF"/>
+                <w:sz w:val="21"/>
+              </w:rPr>
+              <w:t>Age Class</w:t>
+            </w:r>
+          </w:p>
+        </w:tc>
+        <w:tc>
+          <w:tcPr>
+            <w:tcW w:type="dxa" w:w="1560"/>
+            <w:tcMar>
+              <w:top w:w="120" w:type="dxa"/>
+              <w:bottom w:w="120" w:type="dxa"/>
+              <w:left w:w="160" w:type="dxa"/>
+              <w:right w:w="160" w:type="dxa"/>
+            </w:tcMar>
+            <w:shd w:fill="1E3A8A"/>
+          </w:tcPr>
+          <w:p>
+            <w:pPr>
+              <w:spacing w:after="0" w:line="252" w:lineRule="auto"/>
+            </w:pPr>
+            <w:r>
+              <w:rPr>
+                <w:rFonts w:ascii="Times New Roman" w:hAnsi="Times New Roman"/>
+                <w:b/>
+                <w:color w:val="FFFFFF"/>
+                <w:sz w:val="21"/>
+              </w:rPr>
+              <w:t>Life History Stage</w:t>
+            </w:r>
+          </w:p>
+        </w:tc>
+        <w:tc>
+          <w:tcPr>
+            <w:tcW w:type="dxa" w:w="1560"/>
+            <w:tcMar>
+              <w:top w:w="120" w:type="dxa"/>
+              <w:bottom w:w="120" w:type="dxa"/>
+              <w:left w:w="160" w:type="dxa"/>
+              <w:right w:w="160" w:type="dxa"/>
+            </w:tcMar>
+            <w:shd w:fill="1E3A8A"/>
+          </w:tcPr>
+          <w:p>
+            <w:pPr>
+              <w:spacing w:after="0" w:line="252" w:lineRule="auto"/>
+            </w:pPr>
+            <w:r>
+              <w:rPr>
+                <w:rFonts w:ascii="Times New Roman" w:hAnsi="Times New Roman"/>
+                <w:b/>
+                <w:color w:val="FFFFFF"/>
+                <w:sz w:val="21"/>
+              </w:rPr>
+              <w:t>Fecundity (f_i)</w:t>
+            </w:r>
+          </w:p>
+        </w:tc>
+        <w:tc>
+          <w:tcPr>
+            <w:tcW w:type="dxa" w:w="1560"/>
+            <w:tcMar>
+              <w:top w:w="120" w:type="dxa"/>
+              <w:bottom w:w="120" w:type="dxa"/>
+              <w:left w:w="160" w:type="dxa"/>
+              <w:right w:w="160" w:type="dxa"/>
+            </w:tcMar>
+            <w:shd w:fill="1E3A8A"/>
+          </w:tcPr>
+          <w:p>
+            <w:pPr>
+              <w:spacing w:after="0" w:line="252" w:lineRule="auto"/>
+            </w:pPr>
+            <w:r>
+              <w:rPr>
+                <w:rFonts w:ascii="Times New Roman" w:hAnsi="Times New Roman"/>
+                <w:b/>
+                <w:color w:val="FFFFFF"/>
+                <w:sz w:val="21"/>
+              </w:rPr>
+              <w:t>Survival Rate (s_i)</w:t>
+            </w:r>
+          </w:p>
+        </w:tc>
+        <w:tc>
+          <w:tcPr>
+            <w:tcW w:type="dxa" w:w="1560"/>
+            <w:tcMar>
+              <w:top w:w="120" w:type="dxa"/>
+              <w:bottom w:w="120" w:type="dxa"/>
+              <w:left w:w="160" w:type="dxa"/>
+              <w:right w:w="160" w:type="dxa"/>
+            </w:tcMar>
+            <w:shd w:fill="1E3A8A"/>
+          </w:tcPr>
+          <w:p>
+            <w:pPr>
+              <w:spacing w:after="0" w:line="252" w:lineRule="auto"/>
+            </w:pPr>
+            <w:r>
+              <w:rPr>
+                <w:rFonts w:ascii="Times New Roman" w:hAnsi="Times New Roman"/>
+                <w:b/>
+                <w:color w:val="FFFFFF"/>
+                <w:sz w:val="21"/>
+              </w:rPr>
+              <w:t>Initial Stock x_i(0)</w:t>
+            </w:r>
+          </w:p>
+        </w:tc>
+        <w:tc>
+          <w:tcPr>
+            <w:tcW w:type="dxa" w:w="1560"/>
+            <w:tcMar>
+              <w:top w:w="120" w:type="dxa"/>
+              <w:bottom w:w="120" w:type="dxa"/>
+              <w:left w:w="160" w:type="dxa"/>
+              <w:right w:w="160" w:type="dxa"/>
+            </w:tcMar>
+            <w:shd w:fill="1E3A8A"/>
+          </w:tcPr>
+          <w:p>
+            <w:pPr>
+              <w:spacing w:after="0" w:line="252" w:lineRule="auto"/>
+            </w:pPr>
+            <w:r>
+              <w:rPr>
+                <w:rFonts w:ascii="Times New Roman" w:hAnsi="Times New Roman"/>
+                <w:b/>
+                <w:color w:val="FFFFFF"/>
+                <w:sz w:val="21"/>
+              </w:rPr>
+              <w:t>Economic Weight (c_i)</w:t>
+            </w:r>
+          </w:p>
+        </w:tc>
+      </w:tr>
+      <w:tr>
+        <w:tc>
+          <w:tcPr>
+            <w:tcW w:type="dxa" w:w="1560"/>
+            <w:tcMar>
+              <w:top w:w="120" w:type="dxa"/>
+              <w:bottom w:w="120" w:type="dxa"/>
+              <w:left w:w="160" w:type="dxa"/>
+              <w:right w:w="160" w:type="dxa"/>
+            </w:tcMar>
+            <w:shd w:fill="FFFFFF"/>
+          </w:tcPr>
+          <w:p>
+            <w:pPr>
+              <w:spacing w:after="0" w:line="252" w:lineRule="auto"/>
+            </w:pPr>
+            <w:r>
+              <w:rPr>
+                <w:rFonts w:ascii="Times New Roman" w:hAnsi="Times New Roman"/>
+                <w:color w:val="111827"/>
+                <w:sz w:val="20"/>
+              </w:rPr>
+              <w:t>:---:</w:t>
+            </w:r>
+          </w:p>
+        </w:tc>
+        <w:tc>
+          <w:tcPr>
+            <w:tcW w:type="dxa" w:w="1560"/>
+            <w:tcMar>
+              <w:top w:w="120" w:type="dxa"/>
+              <w:bottom w:w="120" w:type="dxa"/>
+              <w:left w:w="160" w:type="dxa"/>
+              <w:right w:w="160" w:type="dxa"/>
+            </w:tcMar>
+            <w:shd w:fill="FFFFFF"/>
+          </w:tcPr>
+          <w:p>
+            <w:pPr>
+              <w:spacing w:after="0" w:line="252" w:lineRule="auto"/>
+            </w:pPr>
+            <w:r>
+              <w:rPr>
+                <w:rFonts w:ascii="Times New Roman" w:hAnsi="Times New Roman"/>
+                <w:color w:val="111827"/>
+                <w:sz w:val="20"/>
+              </w:rPr>
+              <w:t>---</w:t>
+            </w:r>
+          </w:p>
+        </w:tc>
+        <w:tc>
+          <w:tcPr>
+            <w:tcW w:type="dxa" w:w="1560"/>
+            <w:tcMar>
+              <w:top w:w="120" w:type="dxa"/>
+              <w:bottom w:w="120" w:type="dxa"/>
+              <w:left w:w="160" w:type="dxa"/>
+              <w:right w:w="160" w:type="dxa"/>
+            </w:tcMar>
+            <w:shd w:fill="FFFFFF"/>
+          </w:tcPr>
+          <w:p>
+            <w:pPr>
+              <w:spacing w:after="0" w:line="252" w:lineRule="auto"/>
+            </w:pPr>
+            <w:r>
+              <w:rPr>
+                <w:rFonts w:ascii="Times New Roman" w:hAnsi="Times New Roman"/>
+                <w:color w:val="111827"/>
+                <w:sz w:val="20"/>
+              </w:rPr>
+              <w:t>:---:</w:t>
+            </w:r>
+          </w:p>
+        </w:tc>
+        <w:tc>
+          <w:tcPr>
+            <w:tcW w:type="dxa" w:w="1560"/>
+            <w:tcMar>
+              <w:top w:w="120" w:type="dxa"/>
+              <w:bottom w:w="120" w:type="dxa"/>
+              <w:left w:w="160" w:type="dxa"/>
+              <w:right w:w="160" w:type="dxa"/>
+            </w:tcMar>
+            <w:shd w:fill="FFFFFF"/>
+          </w:tcPr>
+          <w:p>
+            <w:pPr>
+              <w:spacing w:after="0" w:line="252" w:lineRule="auto"/>
+            </w:pPr>
+            <w:r>
+              <w:rPr>
+                <w:rFonts w:ascii="Times New Roman" w:hAnsi="Times New Roman"/>
+                <w:color w:val="111827"/>
+                <w:sz w:val="20"/>
+              </w:rPr>
+              <w:t>:---:</w:t>
+            </w:r>
+          </w:p>
+        </w:tc>
+        <w:tc>
+          <w:tcPr>
+            <w:tcW w:type="dxa" w:w="1560"/>
+            <w:tcMar>
+              <w:top w:w="120" w:type="dxa"/>
+              <w:bottom w:w="120" w:type="dxa"/>
+              <w:left w:w="160" w:type="dxa"/>
+              <w:right w:w="160" w:type="dxa"/>
+            </w:tcMar>
+            <w:shd w:fill="FFFFFF"/>
+          </w:tcPr>
+          <w:p>
+            <w:pPr>
+              <w:spacing w:after="0" w:line="252" w:lineRule="auto"/>
+            </w:pPr>
+            <w:r>
+              <w:rPr>
+                <w:rFonts w:ascii="Times New Roman" w:hAnsi="Times New Roman"/>
+                <w:color w:val="111827"/>
+                <w:sz w:val="20"/>
+              </w:rPr>
+              <w:t>:---:</w:t>
+            </w:r>
+          </w:p>
+        </w:tc>
+        <w:tc>
+          <w:tcPr>
+            <w:tcW w:type="dxa" w:w="1560"/>
+            <w:tcMar>
+              <w:top w:w="120" w:type="dxa"/>
+              <w:bottom w:w="120" w:type="dxa"/>
+              <w:left w:w="160" w:type="dxa"/>
+              <w:right w:w="160" w:type="dxa"/>
+            </w:tcMar>
+            <w:shd w:fill="FFFFFF"/>
+          </w:tcPr>
+          <w:p>
+            <w:pPr>
+              <w:spacing w:after="0" w:line="252" w:lineRule="auto"/>
+            </w:pPr>
+            <w:r>
+              <w:rPr>
+                <w:rFonts w:ascii="Times New Roman" w:hAnsi="Times New Roman"/>
+                <w:color w:val="111827"/>
+                <w:sz w:val="20"/>
+              </w:rPr>
+              <w:t>:---:</w:t>
+            </w:r>
+          </w:p>
+        </w:tc>
+      </w:tr>
+      <w:tr>
+        <w:tc>
+          <w:tcPr>
+            <w:tcW w:type="dxa" w:w="1560"/>
+            <w:tcMar>
+              <w:top w:w="120" w:type="dxa"/>
+              <w:bottom w:w="120" w:type="dxa"/>
+              <w:left w:w="160" w:type="dxa"/>
+              <w:right w:w="160" w:type="dxa"/>
+            </w:tcMar>
+            <w:shd w:fill="F9FAFB"/>
+          </w:tcPr>
+          <w:p>
+            <w:pPr>
+              <w:spacing w:after="0" w:line="252" w:lineRule="auto"/>
+            </w:pPr>
+            <w:r>
+              <w:rPr>
+                <w:rFonts w:ascii="Times New Roman" w:hAnsi="Times New Roman"/>
+                <w:color w:val="111827"/>
+                <w:sz w:val="20"/>
+              </w:rPr>
+              <w:t>1</w:t>
+            </w:r>
+          </w:p>
+        </w:tc>
+        <w:tc>
+          <w:tcPr>
+            <w:tcW w:type="dxa" w:w="1560"/>
+            <w:tcMar>
+              <w:top w:w="120" w:type="dxa"/>
+              <w:bottom w:w="120" w:type="dxa"/>
+              <w:left w:w="160" w:type="dxa"/>
+              <w:right w:w="160" w:type="dxa"/>
+            </w:tcMar>
+            <w:shd w:fill="F9FAFB"/>
+          </w:tcPr>
+          <w:p>
+            <w:pPr>
+              <w:spacing w:after="0" w:line="252" w:lineRule="auto"/>
+            </w:pPr>
+            <w:r>
+              <w:rPr>
+                <w:rFonts w:ascii="Times New Roman" w:hAnsi="Times New Roman"/>
+                <w:color w:val="111827"/>
+                <w:sz w:val="20"/>
+              </w:rPr>
+              <w:t>Fry / Egg (Age 0)</w:t>
+            </w:r>
+          </w:p>
+        </w:tc>
+        <w:tc>
+          <w:tcPr>
+            <w:tcW w:type="dxa" w:w="1560"/>
+            <w:tcMar>
+              <w:top w:w="120" w:type="dxa"/>
+              <w:bottom w:w="120" w:type="dxa"/>
+              <w:left w:w="160" w:type="dxa"/>
+              <w:right w:w="160" w:type="dxa"/>
+            </w:tcMar>
+            <w:shd w:fill="F9FAFB"/>
+          </w:tcPr>
+          <w:p>
+            <w:pPr>
+              <w:spacing w:after="0" w:line="252" w:lineRule="auto"/>
+            </w:pPr>
+            <w:r>
+              <w:rPr>
+                <w:rFonts w:ascii="Times New Roman" w:hAnsi="Times New Roman"/>
+                <w:color w:val="111827"/>
+                <w:sz w:val="20"/>
+              </w:rPr>
+              <w:t>0.0</w:t>
+            </w:r>
+          </w:p>
+        </w:tc>
+        <w:tc>
+          <w:tcPr>
+            <w:tcW w:type="dxa" w:w="1560"/>
+            <w:tcMar>
+              <w:top w:w="120" w:type="dxa"/>
+              <w:bottom w:w="120" w:type="dxa"/>
+              <w:left w:w="160" w:type="dxa"/>
+              <w:right w:w="160" w:type="dxa"/>
+            </w:tcMar>
+            <w:shd w:fill="F9FAFB"/>
+          </w:tcPr>
+          <w:p>
+            <w:pPr>
+              <w:spacing w:after="0" w:line="252" w:lineRule="auto"/>
+            </w:pPr>
+            <w:r>
+              <w:rPr>
+                <w:rFonts w:ascii="Times New Roman" w:hAnsi="Times New Roman"/>
+                <w:color w:val="111827"/>
+                <w:sz w:val="20"/>
+              </w:rPr>
+              <w:t>0.002</w:t>
+            </w:r>
+          </w:p>
+        </w:tc>
+        <w:tc>
+          <w:tcPr>
+            <w:tcW w:type="dxa" w:w="1560"/>
+            <w:tcMar>
+              <w:top w:w="120" w:type="dxa"/>
+              <w:bottom w:w="120" w:type="dxa"/>
+              <w:left w:w="160" w:type="dxa"/>
+              <w:right w:w="160" w:type="dxa"/>
+            </w:tcMar>
+            <w:shd w:fill="F9FAFB"/>
+          </w:tcPr>
+          <w:p>
+            <w:pPr>
+              <w:spacing w:after="0" w:line="252" w:lineRule="auto"/>
+            </w:pPr>
+            <w:r>
+              <w:rPr>
+                <w:rFonts w:ascii="Times New Roman" w:hAnsi="Times New Roman"/>
+                <w:color w:val="111827"/>
+                <w:sz w:val="20"/>
+              </w:rPr>
+              <w:t>100,000</w:t>
+            </w:r>
+          </w:p>
+        </w:tc>
+        <w:tc>
+          <w:tcPr>
+            <w:tcW w:type="dxa" w:w="1560"/>
+            <w:tcMar>
+              <w:top w:w="120" w:type="dxa"/>
+              <w:bottom w:w="120" w:type="dxa"/>
+              <w:left w:w="160" w:type="dxa"/>
+              <w:right w:w="160" w:type="dxa"/>
+            </w:tcMar>
+            <w:shd w:fill="F9FAFB"/>
+          </w:tcPr>
+          <w:p>
+            <w:pPr>
+              <w:spacing w:after="0" w:line="252" w:lineRule="auto"/>
+            </w:pPr>
+            <w:r>
+              <w:rPr>
+                <w:rFonts w:ascii="Times New Roman" w:hAnsi="Times New Roman"/>
+                <w:color w:val="111827"/>
+                <w:sz w:val="20"/>
+              </w:rPr>
+              <w:t>0.00</w:t>
+            </w:r>
+          </w:p>
+        </w:tc>
+      </w:tr>
+      <w:tr>
+        <w:tc>
+          <w:tcPr>
+            <w:tcW w:type="dxa" w:w="1560"/>
+            <w:tcMar>
+              <w:top w:w="120" w:type="dxa"/>
+              <w:bottom w:w="120" w:type="dxa"/>
+              <w:left w:w="160" w:type="dxa"/>
+              <w:right w:w="160" w:type="dxa"/>
+            </w:tcMar>
+            <w:shd w:fill="FFFFFF"/>
+          </w:tcPr>
+          <w:p>
+            <w:pPr>
+              <w:spacing w:after="0" w:line="252" w:lineRule="auto"/>
+            </w:pPr>
+            <w:r>
+              <w:rPr>
+                <w:rFonts w:ascii="Times New Roman" w:hAnsi="Times New Roman"/>
+                <w:color w:val="111827"/>
+                <w:sz w:val="20"/>
+              </w:rPr>
+              <w:t>2</w:t>
+            </w:r>
+          </w:p>
+        </w:tc>
+        <w:tc>
+          <w:tcPr>
+            <w:tcW w:type="dxa" w:w="1560"/>
+            <w:tcMar>
+              <w:top w:w="120" w:type="dxa"/>
+              <w:bottom w:w="120" w:type="dxa"/>
+              <w:left w:w="160" w:type="dxa"/>
+              <w:right w:w="160" w:type="dxa"/>
+            </w:tcMar>
+            <w:shd w:fill="FFFFFF"/>
+          </w:tcPr>
+          <w:p>
+            <w:pPr>
+              <w:spacing w:after="0" w:line="252" w:lineRule="auto"/>
+            </w:pPr>
+            <w:r>
+              <w:rPr>
+                <w:rFonts w:ascii="Times New Roman" w:hAnsi="Times New Roman"/>
+                <w:color w:val="111827"/>
+                <w:sz w:val="20"/>
+              </w:rPr>
+              <w:t>Parr / Smolt (Age 1)</w:t>
+            </w:r>
+          </w:p>
+        </w:tc>
+        <w:tc>
+          <w:tcPr>
+            <w:tcW w:type="dxa" w:w="1560"/>
+            <w:tcMar>
+              <w:top w:w="120" w:type="dxa"/>
+              <w:bottom w:w="120" w:type="dxa"/>
+              <w:left w:w="160" w:type="dxa"/>
+              <w:right w:w="160" w:type="dxa"/>
+            </w:tcMar>
+            <w:shd w:fill="FFFFFF"/>
+          </w:tcPr>
+          <w:p>
+            <w:pPr>
+              <w:spacing w:after="0" w:line="252" w:lineRule="auto"/>
+            </w:pPr>
+            <w:r>
+              <w:rPr>
+                <w:rFonts w:ascii="Times New Roman" w:hAnsi="Times New Roman"/>
+                <w:color w:val="111827"/>
+                <w:sz w:val="20"/>
+              </w:rPr>
+              <w:t>0.0</w:t>
+            </w:r>
+          </w:p>
+        </w:tc>
+        <w:tc>
+          <w:tcPr>
+            <w:tcW w:type="dxa" w:w="1560"/>
+            <w:tcMar>
+              <w:top w:w="120" w:type="dxa"/>
+              <w:bottom w:w="120" w:type="dxa"/>
+              <w:left w:w="160" w:type="dxa"/>
+              <w:right w:w="160" w:type="dxa"/>
+            </w:tcMar>
+            <w:shd w:fill="FFFFFF"/>
+          </w:tcPr>
+          <w:p>
+            <w:pPr>
+              <w:spacing w:after="0" w:line="252" w:lineRule="auto"/>
+            </w:pPr>
+            <w:r>
+              <w:rPr>
+                <w:rFonts w:ascii="Times New Roman" w:hAnsi="Times New Roman"/>
+                <w:color w:val="111827"/>
+                <w:sz w:val="20"/>
+              </w:rPr>
+              <w:t>0.450</w:t>
+            </w:r>
+          </w:p>
+        </w:tc>
+        <w:tc>
+          <w:tcPr>
+            <w:tcW w:type="dxa" w:w="1560"/>
+            <w:tcMar>
+              <w:top w:w="120" w:type="dxa"/>
+              <w:bottom w:w="120" w:type="dxa"/>
+              <w:left w:w="160" w:type="dxa"/>
+              <w:right w:w="160" w:type="dxa"/>
+            </w:tcMar>
+            <w:shd w:fill="FFFFFF"/>
+          </w:tcPr>
+          <w:p>
+            <w:pPr>
+              <w:spacing w:after="0" w:line="252" w:lineRule="auto"/>
+            </w:pPr>
+            <w:r>
+              <w:rPr>
+                <w:rFonts w:ascii="Times New Roman" w:hAnsi="Times New Roman"/>
+                <w:color w:val="111827"/>
+                <w:sz w:val="20"/>
+              </w:rPr>
+              <w:t>200</w:t>
+            </w:r>
+          </w:p>
+        </w:tc>
+        <w:tc>
+          <w:tcPr>
+            <w:tcW w:type="dxa" w:w="1560"/>
+            <w:tcMar>
+              <w:top w:w="120" w:type="dxa"/>
+              <w:bottom w:w="120" w:type="dxa"/>
+              <w:left w:w="160" w:type="dxa"/>
+              <w:right w:w="160" w:type="dxa"/>
+            </w:tcMar>
+            <w:shd w:fill="FFFFFF"/>
+          </w:tcPr>
+          <w:p>
+            <w:pPr>
+              <w:spacing w:after="0" w:line="252" w:lineRule="auto"/>
+            </w:pPr>
+            <w:r>
+              <w:rPr>
+                <w:rFonts w:ascii="Times New Roman" w:hAnsi="Times New Roman"/>
+                <w:color w:val="111827"/>
+                <w:sz w:val="20"/>
+              </w:rPr>
+              <w:t>0.10</w:t>
+            </w:r>
+          </w:p>
+        </w:tc>
+      </w:tr>
+      <w:tr>
+        <w:tc>
+          <w:tcPr>
+            <w:tcW w:type="dxa" w:w="1560"/>
+            <w:tcMar>
+              <w:top w:w="120" w:type="dxa"/>
+              <w:bottom w:w="120" w:type="dxa"/>
+              <w:left w:w="160" w:type="dxa"/>
+              <w:right w:w="160" w:type="dxa"/>
+            </w:tcMar>
+            <w:shd w:fill="F9FAFB"/>
+          </w:tcPr>
+          <w:p>
+            <w:pPr>
+              <w:spacing w:after="0" w:line="252" w:lineRule="auto"/>
+            </w:pPr>
+            <w:r>
+              <w:rPr>
+                <w:rFonts w:ascii="Times New Roman" w:hAnsi="Times New Roman"/>
+                <w:color w:val="111827"/>
+                <w:sz w:val="20"/>
+              </w:rPr>
+              <w:t>3</w:t>
+            </w:r>
+          </w:p>
+        </w:tc>
+        <w:tc>
+          <w:tcPr>
+            <w:tcW w:type="dxa" w:w="1560"/>
+            <w:tcMar>
+              <w:top w:w="120" w:type="dxa"/>
+              <w:bottom w:w="120" w:type="dxa"/>
+              <w:left w:w="160" w:type="dxa"/>
+              <w:right w:w="160" w:type="dxa"/>
+            </w:tcMar>
+            <w:shd w:fill="F9FAFB"/>
+          </w:tcPr>
+          <w:p>
+            <w:pPr>
+              <w:spacing w:after="0" w:line="252" w:lineRule="auto"/>
+            </w:pPr>
+            <w:r>
+              <w:rPr>
+                <w:rFonts w:ascii="Times New Roman" w:hAnsi="Times New Roman"/>
+                <w:color w:val="111827"/>
+                <w:sz w:val="20"/>
+              </w:rPr>
+              <w:t>Ocean Subadult (Age 2)</w:t>
+            </w:r>
+          </w:p>
+        </w:tc>
+        <w:tc>
+          <w:tcPr>
+            <w:tcW w:type="dxa" w:w="1560"/>
+            <w:tcMar>
+              <w:top w:w="120" w:type="dxa"/>
+              <w:bottom w:w="120" w:type="dxa"/>
+              <w:left w:w="160" w:type="dxa"/>
+              <w:right w:w="160" w:type="dxa"/>
+            </w:tcMar>
+            <w:shd w:fill="F9FAFB"/>
+          </w:tcPr>
+          <w:p>
+            <w:pPr>
+              <w:spacing w:after="0" w:line="252" w:lineRule="auto"/>
+            </w:pPr>
+            <w:r>
+              <w:rPr>
+                <w:rFonts w:ascii="Times New Roman" w:hAnsi="Times New Roman"/>
+                <w:color w:val="111827"/>
+                <w:sz w:val="20"/>
+              </w:rPr>
+              <w:t>0.0</w:t>
+            </w:r>
+          </w:p>
+        </w:tc>
+        <w:tc>
+          <w:tcPr>
+            <w:tcW w:type="dxa" w:w="1560"/>
+            <w:tcMar>
+              <w:top w:w="120" w:type="dxa"/>
+              <w:bottom w:w="120" w:type="dxa"/>
+              <w:left w:w="160" w:type="dxa"/>
+              <w:right w:w="160" w:type="dxa"/>
+            </w:tcMar>
+            <w:shd w:fill="F9FAFB"/>
+          </w:tcPr>
+          <w:p>
+            <w:pPr>
+              <w:spacing w:after="0" w:line="252" w:lineRule="auto"/>
+            </w:pPr>
+            <w:r>
+              <w:rPr>
+                <w:rFonts w:ascii="Times New Roman" w:hAnsi="Times New Roman"/>
+                <w:color w:val="111827"/>
+                <w:sz w:val="20"/>
+              </w:rPr>
+              <w:t>0.650</w:t>
+            </w:r>
+          </w:p>
+        </w:tc>
+        <w:tc>
+          <w:tcPr>
+            <w:tcW w:type="dxa" w:w="1560"/>
+            <w:tcMar>
+              <w:top w:w="120" w:type="dxa"/>
+              <w:bottom w:w="120" w:type="dxa"/>
+              <w:left w:w="160" w:type="dxa"/>
+              <w:right w:w="160" w:type="dxa"/>
+            </w:tcMar>
+            <w:shd w:fill="F9FAFB"/>
+          </w:tcPr>
+          <w:p>
+            <w:pPr>
+              <w:spacing w:after="0" w:line="252" w:lineRule="auto"/>
+            </w:pPr>
+            <w:r>
+              <w:rPr>
+                <w:rFonts w:ascii="Times New Roman" w:hAnsi="Times New Roman"/>
+                <w:color w:val="111827"/>
+                <w:sz w:val="20"/>
+              </w:rPr>
+              <w:t>90</w:t>
+            </w:r>
+          </w:p>
+        </w:tc>
+        <w:tc>
+          <w:tcPr>
+            <w:tcW w:type="dxa" w:w="1560"/>
+            <w:tcMar>
+              <w:top w:w="120" w:type="dxa"/>
+              <w:bottom w:w="120" w:type="dxa"/>
+              <w:left w:w="160" w:type="dxa"/>
+              <w:right w:w="160" w:type="dxa"/>
+            </w:tcMar>
+            <w:shd w:fill="F9FAFB"/>
+          </w:tcPr>
+          <w:p>
+            <w:pPr>
+              <w:spacing w:after="0" w:line="252" w:lineRule="auto"/>
+            </w:pPr>
+            <w:r>
+              <w:rPr>
+                <w:rFonts w:ascii="Times New Roman" w:hAnsi="Times New Roman"/>
+                <w:color w:val="111827"/>
+                <w:sz w:val="20"/>
+              </w:rPr>
+              <w:t>1.50</w:t>
+            </w:r>
+          </w:p>
+        </w:tc>
+      </w:tr>
+      <w:tr>
+        <w:tc>
+          <w:tcPr>
+            <w:tcW w:type="dxa" w:w="1560"/>
+            <w:tcMar>
+              <w:top w:w="120" w:type="dxa"/>
+              <w:bottom w:w="120" w:type="dxa"/>
+              <w:left w:w="160" w:type="dxa"/>
+              <w:right w:w="160" w:type="dxa"/>
+            </w:tcMar>
+            <w:shd w:fill="FFFFFF"/>
+          </w:tcPr>
+          <w:p>
+            <w:pPr>
+              <w:spacing w:after="0" w:line="252" w:lineRule="auto"/>
+            </w:pPr>
+            <w:r>
+              <w:rPr>
+                <w:rFonts w:ascii="Times New Roman" w:hAnsi="Times New Roman"/>
+                <w:color w:val="111827"/>
+                <w:sz w:val="20"/>
+              </w:rPr>
+              <w:t>4</w:t>
+            </w:r>
+          </w:p>
+        </w:tc>
+        <w:tc>
+          <w:tcPr>
+            <w:tcW w:type="dxa" w:w="1560"/>
+            <w:tcMar>
+              <w:top w:w="120" w:type="dxa"/>
+              <w:bottom w:w="120" w:type="dxa"/>
+              <w:left w:w="160" w:type="dxa"/>
+              <w:right w:w="160" w:type="dxa"/>
+            </w:tcMar>
+            <w:shd w:fill="FFFFFF"/>
+          </w:tcPr>
+          <w:p>
+            <w:pPr>
+              <w:spacing w:after="0" w:line="252" w:lineRule="auto"/>
+            </w:pPr>
+            <w:r>
+              <w:rPr>
+                <w:rFonts w:ascii="Times New Roman" w:hAnsi="Times New Roman"/>
+                <w:color w:val="111827"/>
+                <w:sz w:val="20"/>
+              </w:rPr>
+              <w:t>Spawning Adult (Age 3)</w:t>
+            </w:r>
+          </w:p>
+        </w:tc>
+        <w:tc>
+          <w:tcPr>
+            <w:tcW w:type="dxa" w:w="1560"/>
+            <w:tcMar>
+              <w:top w:w="120" w:type="dxa"/>
+              <w:bottom w:w="120" w:type="dxa"/>
+              <w:left w:w="160" w:type="dxa"/>
+              <w:right w:w="160" w:type="dxa"/>
+            </w:tcMar>
+            <w:shd w:fill="FFFFFF"/>
+          </w:tcPr>
+          <w:p>
+            <w:pPr>
+              <w:spacing w:after="0" w:line="252" w:lineRule="auto"/>
+            </w:pPr>
+            <w:r>
+              <w:rPr>
+                <w:rFonts w:ascii="Times New Roman" w:hAnsi="Times New Roman"/>
+                <w:color w:val="111827"/>
+                <w:sz w:val="20"/>
+              </w:rPr>
+              <w:t>2400.0</w:t>
+            </w:r>
+          </w:p>
+        </w:tc>
+        <w:tc>
+          <w:tcPr>
+            <w:tcW w:type="dxa" w:w="1560"/>
+            <w:tcMar>
+              <w:top w:w="120" w:type="dxa"/>
+              <w:bottom w:w="120" w:type="dxa"/>
+              <w:left w:w="160" w:type="dxa"/>
+              <w:right w:w="160" w:type="dxa"/>
+            </w:tcMar>
+            <w:shd w:fill="FFFFFF"/>
+          </w:tcPr>
+          <w:p>
+            <w:pPr>
+              <w:spacing w:after="0" w:line="252" w:lineRule="auto"/>
+            </w:pPr>
+            <w:r>
+              <w:rPr>
+                <w:rFonts w:ascii="Times New Roman" w:hAnsi="Times New Roman"/>
+                <w:color w:val="111827"/>
+                <w:sz w:val="20"/>
+              </w:rPr>
+              <w:t>— (Death post-spawn)</w:t>
+            </w:r>
+          </w:p>
+        </w:tc>
+        <w:tc>
+          <w:tcPr>
+            <w:tcW w:type="dxa" w:w="1560"/>
+            <w:tcMar>
+              <w:top w:w="120" w:type="dxa"/>
+              <w:bottom w:w="120" w:type="dxa"/>
+              <w:left w:w="160" w:type="dxa"/>
+              <w:right w:w="160" w:type="dxa"/>
+            </w:tcMar>
+            <w:shd w:fill="FFFFFF"/>
+          </w:tcPr>
+          <w:p>
+            <w:pPr>
+              <w:spacing w:after="0" w:line="252" w:lineRule="auto"/>
+            </w:pPr>
+            <w:r>
+              <w:rPr>
+                <w:rFonts w:ascii="Times New Roman" w:hAnsi="Times New Roman"/>
+                <w:color w:val="111827"/>
+                <w:sz w:val="20"/>
+              </w:rPr>
+              <w:t>60</w:t>
+            </w:r>
+          </w:p>
+        </w:tc>
+        <w:tc>
+          <w:tcPr>
+            <w:tcW w:type="dxa" w:w="1560"/>
+            <w:tcMar>
+              <w:top w:w="120" w:type="dxa"/>
+              <w:bottom w:w="120" w:type="dxa"/>
+              <w:left w:w="160" w:type="dxa"/>
+              <w:right w:w="160" w:type="dxa"/>
+            </w:tcMar>
+            <w:shd w:fill="FFFFFF"/>
+          </w:tcPr>
+          <w:p>
+            <w:pPr>
+              <w:spacing w:after="0" w:line="252" w:lineRule="auto"/>
+            </w:pPr>
+            <w:r>
+              <w:rPr>
+                <w:rFonts w:ascii="Times New Roman" w:hAnsi="Times New Roman"/>
+                <w:color w:val="111827"/>
+                <w:sz w:val="20"/>
+              </w:rPr>
+              <w:t>4.00</w:t>
+            </w:r>
+          </w:p>
+        </w:tc>
+      </w:tr>
+    </w:tbl>
+    <w:p/>
+    <w:p>
       <w:pPr>
         <w:keepNext/>
         <w:spacing w:before="280" w:after="120"/>
@@ -9152,6 +12777,1267 @@
       </w:r>
     </w:p>
     <w:p>
+      <w:r>
+        <w:rPr>
+          <w:rFonts w:ascii="Times New Roman" w:hAnsi="Times New Roman"/>
+          <w:sz w:val="24"/>
+        </w:rPr>
+      </w:r>
+      <w:r>
+        <w:rPr>
+          <w:rFonts w:ascii="Times New Roman" w:hAnsi="Times New Roman"/>
+          <w:b/>
+          <w:sz w:val="24"/>
+        </w:rPr>
+        <w:t>Table 4.3: White-Tailed Deer Demographic Vital Rates (N = 6)</w:t>
+      </w:r>
+      <w:r>
+        <w:rPr>
+          <w:rFonts w:ascii="Times New Roman" w:hAnsi="Times New Roman"/>
+          <w:sz w:val="24"/>
+        </w:rPr>
+      </w:r>
+    </w:p>
+    <w:tbl>
+      <w:tblPr>
+        <w:tblW w:type="auto" w:w="0"/>
+        <w:jc w:val="center"/>
+        <w:tblLayout w:type="autofit"/>
+        <w:tblLook w:firstColumn="1" w:firstRow="1" w:lastColumn="0" w:lastRow="0" w:noHBand="0" w:noVBand="1" w:val="04A0"/>
+      </w:tblPr>
+      <w:tblGrid>
+        <w:gridCol w:w="1560"/>
+        <w:gridCol w:w="1560"/>
+        <w:gridCol w:w="1560"/>
+        <w:gridCol w:w="1560"/>
+        <w:gridCol w:w="1560"/>
+        <w:gridCol w:w="1560"/>
+      </w:tblGrid>
+      <w:tr>
+        <w:tc>
+          <w:tcPr>
+            <w:tcW w:type="dxa" w:w="1560"/>
+            <w:tcMar>
+              <w:top w:w="120" w:type="dxa"/>
+              <w:bottom w:w="120" w:type="dxa"/>
+              <w:left w:w="160" w:type="dxa"/>
+              <w:right w:w="160" w:type="dxa"/>
+            </w:tcMar>
+            <w:shd w:fill="1E3A8A"/>
+          </w:tcPr>
+          <w:p>
+            <w:pPr>
+              <w:spacing w:after="0" w:line="252" w:lineRule="auto"/>
+            </w:pPr>
+            <w:r>
+              <w:rPr>
+                <w:rFonts w:ascii="Times New Roman" w:hAnsi="Times New Roman"/>
+                <w:b/>
+                <w:color w:val="FFFFFF"/>
+                <w:sz w:val="21"/>
+              </w:rPr>
+              <w:t>Age Class</w:t>
+            </w:r>
+          </w:p>
+        </w:tc>
+        <w:tc>
+          <w:tcPr>
+            <w:tcW w:type="dxa" w:w="1560"/>
+            <w:tcMar>
+              <w:top w:w="120" w:type="dxa"/>
+              <w:bottom w:w="120" w:type="dxa"/>
+              <w:left w:w="160" w:type="dxa"/>
+              <w:right w:w="160" w:type="dxa"/>
+            </w:tcMar>
+            <w:shd w:fill="1E3A8A"/>
+          </w:tcPr>
+          <w:p>
+            <w:pPr>
+              <w:spacing w:after="0" w:line="252" w:lineRule="auto"/>
+            </w:pPr>
+            <w:r>
+              <w:rPr>
+                <w:rFonts w:ascii="Times New Roman" w:hAnsi="Times New Roman"/>
+                <w:b/>
+                <w:color w:val="FFFFFF"/>
+                <w:sz w:val="21"/>
+              </w:rPr>
+              <w:t>Cohort Label</w:t>
+            </w:r>
+          </w:p>
+        </w:tc>
+        <w:tc>
+          <w:tcPr>
+            <w:tcW w:type="dxa" w:w="1560"/>
+            <w:tcMar>
+              <w:top w:w="120" w:type="dxa"/>
+              <w:bottom w:w="120" w:type="dxa"/>
+              <w:left w:w="160" w:type="dxa"/>
+              <w:right w:w="160" w:type="dxa"/>
+            </w:tcMar>
+            <w:shd w:fill="1E3A8A"/>
+          </w:tcPr>
+          <w:p>
+            <w:pPr>
+              <w:spacing w:after="0" w:line="252" w:lineRule="auto"/>
+            </w:pPr>
+            <w:r>
+              <w:rPr>
+                <w:rFonts w:ascii="Times New Roman" w:hAnsi="Times New Roman"/>
+                <w:b/>
+                <w:color w:val="FFFFFF"/>
+                <w:sz w:val="21"/>
+              </w:rPr>
+              <w:t>Fecundity (f_i)</w:t>
+            </w:r>
+          </w:p>
+        </w:tc>
+        <w:tc>
+          <w:tcPr>
+            <w:tcW w:type="dxa" w:w="1560"/>
+            <w:tcMar>
+              <w:top w:w="120" w:type="dxa"/>
+              <w:bottom w:w="120" w:type="dxa"/>
+              <w:left w:w="160" w:type="dxa"/>
+              <w:right w:w="160" w:type="dxa"/>
+            </w:tcMar>
+            <w:shd w:fill="1E3A8A"/>
+          </w:tcPr>
+          <w:p>
+            <w:pPr>
+              <w:spacing w:after="0" w:line="252" w:lineRule="auto"/>
+            </w:pPr>
+            <w:r>
+              <w:rPr>
+                <w:rFonts w:ascii="Times New Roman" w:hAnsi="Times New Roman"/>
+                <w:b/>
+                <w:color w:val="FFFFFF"/>
+                <w:sz w:val="21"/>
+              </w:rPr>
+              <w:t>Survival Rate (s_i)</w:t>
+            </w:r>
+          </w:p>
+        </w:tc>
+        <w:tc>
+          <w:tcPr>
+            <w:tcW w:type="dxa" w:w="1560"/>
+            <w:tcMar>
+              <w:top w:w="120" w:type="dxa"/>
+              <w:bottom w:w="120" w:type="dxa"/>
+              <w:left w:w="160" w:type="dxa"/>
+              <w:right w:w="160" w:type="dxa"/>
+            </w:tcMar>
+            <w:shd w:fill="1E3A8A"/>
+          </w:tcPr>
+          <w:p>
+            <w:pPr>
+              <w:spacing w:after="0" w:line="252" w:lineRule="auto"/>
+            </w:pPr>
+            <w:r>
+              <w:rPr>
+                <w:rFonts w:ascii="Times New Roman" w:hAnsi="Times New Roman"/>
+                <w:b/>
+                <w:color w:val="FFFFFF"/>
+                <w:sz w:val="21"/>
+              </w:rPr>
+              <w:t>Initial Stock x_i(0)</w:t>
+            </w:r>
+          </w:p>
+        </w:tc>
+        <w:tc>
+          <w:tcPr>
+            <w:tcW w:type="dxa" w:w="1560"/>
+            <w:tcMar>
+              <w:top w:w="120" w:type="dxa"/>
+              <w:bottom w:w="120" w:type="dxa"/>
+              <w:left w:w="160" w:type="dxa"/>
+              <w:right w:w="160" w:type="dxa"/>
+            </w:tcMar>
+            <w:shd w:fill="1E3A8A"/>
+          </w:tcPr>
+          <w:p>
+            <w:pPr>
+              <w:spacing w:after="0" w:line="252" w:lineRule="auto"/>
+            </w:pPr>
+            <w:r>
+              <w:rPr>
+                <w:rFonts w:ascii="Times New Roman" w:hAnsi="Times New Roman"/>
+                <w:b/>
+                <w:color w:val="FFFFFF"/>
+                <w:sz w:val="21"/>
+              </w:rPr>
+              <w:t>Economic Weight (c_i)</w:t>
+            </w:r>
+          </w:p>
+        </w:tc>
+      </w:tr>
+      <w:tr>
+        <w:tc>
+          <w:tcPr>
+            <w:tcW w:type="dxa" w:w="1560"/>
+            <w:tcMar>
+              <w:top w:w="120" w:type="dxa"/>
+              <w:bottom w:w="120" w:type="dxa"/>
+              <w:left w:w="160" w:type="dxa"/>
+              <w:right w:w="160" w:type="dxa"/>
+            </w:tcMar>
+            <w:shd w:fill="FFFFFF"/>
+          </w:tcPr>
+          <w:p>
+            <w:pPr>
+              <w:spacing w:after="0" w:line="252" w:lineRule="auto"/>
+            </w:pPr>
+            <w:r>
+              <w:rPr>
+                <w:rFonts w:ascii="Times New Roman" w:hAnsi="Times New Roman"/>
+                <w:color w:val="111827"/>
+                <w:sz w:val="20"/>
+              </w:rPr>
+              <w:t>:---:</w:t>
+            </w:r>
+          </w:p>
+        </w:tc>
+        <w:tc>
+          <w:tcPr>
+            <w:tcW w:type="dxa" w:w="1560"/>
+            <w:tcMar>
+              <w:top w:w="120" w:type="dxa"/>
+              <w:bottom w:w="120" w:type="dxa"/>
+              <w:left w:w="160" w:type="dxa"/>
+              <w:right w:w="160" w:type="dxa"/>
+            </w:tcMar>
+            <w:shd w:fill="FFFFFF"/>
+          </w:tcPr>
+          <w:p>
+            <w:pPr>
+              <w:spacing w:after="0" w:line="252" w:lineRule="auto"/>
+            </w:pPr>
+            <w:r>
+              <w:rPr>
+                <w:rFonts w:ascii="Times New Roman" w:hAnsi="Times New Roman"/>
+                <w:color w:val="111827"/>
+                <w:sz w:val="20"/>
+              </w:rPr>
+              <w:t>---</w:t>
+            </w:r>
+          </w:p>
+        </w:tc>
+        <w:tc>
+          <w:tcPr>
+            <w:tcW w:type="dxa" w:w="1560"/>
+            <w:tcMar>
+              <w:top w:w="120" w:type="dxa"/>
+              <w:bottom w:w="120" w:type="dxa"/>
+              <w:left w:w="160" w:type="dxa"/>
+              <w:right w:w="160" w:type="dxa"/>
+            </w:tcMar>
+            <w:shd w:fill="FFFFFF"/>
+          </w:tcPr>
+          <w:p>
+            <w:pPr>
+              <w:spacing w:after="0" w:line="252" w:lineRule="auto"/>
+            </w:pPr>
+            <w:r>
+              <w:rPr>
+                <w:rFonts w:ascii="Times New Roman" w:hAnsi="Times New Roman"/>
+                <w:color w:val="111827"/>
+                <w:sz w:val="20"/>
+              </w:rPr>
+              <w:t>:---:</w:t>
+            </w:r>
+          </w:p>
+        </w:tc>
+        <w:tc>
+          <w:tcPr>
+            <w:tcW w:type="dxa" w:w="1560"/>
+            <w:tcMar>
+              <w:top w:w="120" w:type="dxa"/>
+              <w:bottom w:w="120" w:type="dxa"/>
+              <w:left w:w="160" w:type="dxa"/>
+              <w:right w:w="160" w:type="dxa"/>
+            </w:tcMar>
+            <w:shd w:fill="FFFFFF"/>
+          </w:tcPr>
+          <w:p>
+            <w:pPr>
+              <w:spacing w:after="0" w:line="252" w:lineRule="auto"/>
+            </w:pPr>
+            <w:r>
+              <w:rPr>
+                <w:rFonts w:ascii="Times New Roman" w:hAnsi="Times New Roman"/>
+                <w:color w:val="111827"/>
+                <w:sz w:val="20"/>
+              </w:rPr>
+              <w:t>:---:</w:t>
+            </w:r>
+          </w:p>
+        </w:tc>
+        <w:tc>
+          <w:tcPr>
+            <w:tcW w:type="dxa" w:w="1560"/>
+            <w:tcMar>
+              <w:top w:w="120" w:type="dxa"/>
+              <w:bottom w:w="120" w:type="dxa"/>
+              <w:left w:w="160" w:type="dxa"/>
+              <w:right w:w="160" w:type="dxa"/>
+            </w:tcMar>
+            <w:shd w:fill="FFFFFF"/>
+          </w:tcPr>
+          <w:p>
+            <w:pPr>
+              <w:spacing w:after="0" w:line="252" w:lineRule="auto"/>
+            </w:pPr>
+            <w:r>
+              <w:rPr>
+                <w:rFonts w:ascii="Times New Roman" w:hAnsi="Times New Roman"/>
+                <w:color w:val="111827"/>
+                <w:sz w:val="20"/>
+              </w:rPr>
+              <w:t>:---:</w:t>
+            </w:r>
+          </w:p>
+        </w:tc>
+        <w:tc>
+          <w:tcPr>
+            <w:tcW w:type="dxa" w:w="1560"/>
+            <w:tcMar>
+              <w:top w:w="120" w:type="dxa"/>
+              <w:bottom w:w="120" w:type="dxa"/>
+              <w:left w:w="160" w:type="dxa"/>
+              <w:right w:w="160" w:type="dxa"/>
+            </w:tcMar>
+            <w:shd w:fill="FFFFFF"/>
+          </w:tcPr>
+          <w:p>
+            <w:pPr>
+              <w:spacing w:after="0" w:line="252" w:lineRule="auto"/>
+            </w:pPr>
+            <w:r>
+              <w:rPr>
+                <w:rFonts w:ascii="Times New Roman" w:hAnsi="Times New Roman"/>
+                <w:color w:val="111827"/>
+                <w:sz w:val="20"/>
+              </w:rPr>
+              <w:t>:---:</w:t>
+            </w:r>
+          </w:p>
+        </w:tc>
+      </w:tr>
+      <w:tr>
+        <w:tc>
+          <w:tcPr>
+            <w:tcW w:type="dxa" w:w="1560"/>
+            <w:tcMar>
+              <w:top w:w="120" w:type="dxa"/>
+              <w:bottom w:w="120" w:type="dxa"/>
+              <w:left w:w="160" w:type="dxa"/>
+              <w:right w:w="160" w:type="dxa"/>
+            </w:tcMar>
+            <w:shd w:fill="F9FAFB"/>
+          </w:tcPr>
+          <w:p>
+            <w:pPr>
+              <w:spacing w:after="0" w:line="252" w:lineRule="auto"/>
+            </w:pPr>
+            <w:r>
+              <w:rPr>
+                <w:rFonts w:ascii="Times New Roman" w:hAnsi="Times New Roman"/>
+                <w:color w:val="111827"/>
+                <w:sz w:val="20"/>
+              </w:rPr>
+              <w:t>1</w:t>
+            </w:r>
+          </w:p>
+        </w:tc>
+        <w:tc>
+          <w:tcPr>
+            <w:tcW w:type="dxa" w:w="1560"/>
+            <w:tcMar>
+              <w:top w:w="120" w:type="dxa"/>
+              <w:bottom w:w="120" w:type="dxa"/>
+              <w:left w:w="160" w:type="dxa"/>
+              <w:right w:w="160" w:type="dxa"/>
+            </w:tcMar>
+            <w:shd w:fill="F9FAFB"/>
+          </w:tcPr>
+          <w:p>
+            <w:pPr>
+              <w:spacing w:after="0" w:line="252" w:lineRule="auto"/>
+            </w:pPr>
+            <w:r>
+              <w:rPr>
+                <w:rFonts w:ascii="Times New Roman" w:hAnsi="Times New Roman"/>
+                <w:color w:val="111827"/>
+                <w:sz w:val="20"/>
+              </w:rPr>
+              <w:t>Fawn (0–1 yr)</w:t>
+            </w:r>
+          </w:p>
+        </w:tc>
+        <w:tc>
+          <w:tcPr>
+            <w:tcW w:type="dxa" w:w="1560"/>
+            <w:tcMar>
+              <w:top w:w="120" w:type="dxa"/>
+              <w:bottom w:w="120" w:type="dxa"/>
+              <w:left w:w="160" w:type="dxa"/>
+              <w:right w:w="160" w:type="dxa"/>
+            </w:tcMar>
+            <w:shd w:fill="F9FAFB"/>
+          </w:tcPr>
+          <w:p>
+            <w:pPr>
+              <w:spacing w:after="0" w:line="252" w:lineRule="auto"/>
+            </w:pPr>
+            <w:r>
+              <w:rPr>
+                <w:rFonts w:ascii="Times New Roman" w:hAnsi="Times New Roman"/>
+                <w:color w:val="111827"/>
+                <w:sz w:val="20"/>
+              </w:rPr>
+              <w:t>0.150</w:t>
+            </w:r>
+          </w:p>
+        </w:tc>
+        <w:tc>
+          <w:tcPr>
+            <w:tcW w:type="dxa" w:w="1560"/>
+            <w:tcMar>
+              <w:top w:w="120" w:type="dxa"/>
+              <w:bottom w:w="120" w:type="dxa"/>
+              <w:left w:w="160" w:type="dxa"/>
+              <w:right w:w="160" w:type="dxa"/>
+            </w:tcMar>
+            <w:shd w:fill="F9FAFB"/>
+          </w:tcPr>
+          <w:p>
+            <w:pPr>
+              <w:spacing w:after="0" w:line="252" w:lineRule="auto"/>
+            </w:pPr>
+            <w:r>
+              <w:rPr>
+                <w:rFonts w:ascii="Times New Roman" w:hAnsi="Times New Roman"/>
+                <w:color w:val="111827"/>
+                <w:sz w:val="20"/>
+              </w:rPr>
+              <w:t>0.650</w:t>
+            </w:r>
+          </w:p>
+        </w:tc>
+        <w:tc>
+          <w:tcPr>
+            <w:tcW w:type="dxa" w:w="1560"/>
+            <w:tcMar>
+              <w:top w:w="120" w:type="dxa"/>
+              <w:bottom w:w="120" w:type="dxa"/>
+              <w:left w:w="160" w:type="dxa"/>
+              <w:right w:w="160" w:type="dxa"/>
+            </w:tcMar>
+            <w:shd w:fill="F9FAFB"/>
+          </w:tcPr>
+          <w:p>
+            <w:pPr>
+              <w:spacing w:after="0" w:line="252" w:lineRule="auto"/>
+            </w:pPr>
+            <w:r>
+              <w:rPr>
+                <w:rFonts w:ascii="Times New Roman" w:hAnsi="Times New Roman"/>
+                <w:color w:val="111827"/>
+                <w:sz w:val="20"/>
+              </w:rPr>
+              <w:t>450</w:t>
+            </w:r>
+          </w:p>
+        </w:tc>
+        <w:tc>
+          <w:tcPr>
+            <w:tcW w:type="dxa" w:w="1560"/>
+            <w:tcMar>
+              <w:top w:w="120" w:type="dxa"/>
+              <w:bottom w:w="120" w:type="dxa"/>
+              <w:left w:w="160" w:type="dxa"/>
+              <w:right w:w="160" w:type="dxa"/>
+            </w:tcMar>
+            <w:shd w:fill="F9FAFB"/>
+          </w:tcPr>
+          <w:p>
+            <w:pPr>
+              <w:spacing w:after="0" w:line="252" w:lineRule="auto"/>
+            </w:pPr>
+            <w:r>
+              <w:rPr>
+                <w:rFonts w:ascii="Times New Roman" w:hAnsi="Times New Roman"/>
+                <w:color w:val="111827"/>
+                <w:sz w:val="20"/>
+              </w:rPr>
+              <w:t>0.50</w:t>
+            </w:r>
+          </w:p>
+        </w:tc>
+      </w:tr>
+      <w:tr>
+        <w:tc>
+          <w:tcPr>
+            <w:tcW w:type="dxa" w:w="1560"/>
+            <w:tcMar>
+              <w:top w:w="120" w:type="dxa"/>
+              <w:bottom w:w="120" w:type="dxa"/>
+              <w:left w:w="160" w:type="dxa"/>
+              <w:right w:w="160" w:type="dxa"/>
+            </w:tcMar>
+            <w:shd w:fill="FFFFFF"/>
+          </w:tcPr>
+          <w:p>
+            <w:pPr>
+              <w:spacing w:after="0" w:line="252" w:lineRule="auto"/>
+            </w:pPr>
+            <w:r>
+              <w:rPr>
+                <w:rFonts w:ascii="Times New Roman" w:hAnsi="Times New Roman"/>
+                <w:color w:val="111827"/>
+                <w:sz w:val="20"/>
+              </w:rPr>
+              <w:t>2</w:t>
+            </w:r>
+          </w:p>
+        </w:tc>
+        <w:tc>
+          <w:tcPr>
+            <w:tcW w:type="dxa" w:w="1560"/>
+            <w:tcMar>
+              <w:top w:w="120" w:type="dxa"/>
+              <w:bottom w:w="120" w:type="dxa"/>
+              <w:left w:w="160" w:type="dxa"/>
+              <w:right w:w="160" w:type="dxa"/>
+            </w:tcMar>
+            <w:shd w:fill="FFFFFF"/>
+          </w:tcPr>
+          <w:p>
+            <w:pPr>
+              <w:spacing w:after="0" w:line="252" w:lineRule="auto"/>
+            </w:pPr>
+            <w:r>
+              <w:rPr>
+                <w:rFonts w:ascii="Times New Roman" w:hAnsi="Times New Roman"/>
+                <w:color w:val="111827"/>
+                <w:sz w:val="20"/>
+              </w:rPr>
+              <w:t>Yearling (1–2 yr)</w:t>
+            </w:r>
+          </w:p>
+        </w:tc>
+        <w:tc>
+          <w:tcPr>
+            <w:tcW w:type="dxa" w:w="1560"/>
+            <w:tcMar>
+              <w:top w:w="120" w:type="dxa"/>
+              <w:bottom w:w="120" w:type="dxa"/>
+              <w:left w:w="160" w:type="dxa"/>
+              <w:right w:w="160" w:type="dxa"/>
+            </w:tcMar>
+            <w:shd w:fill="FFFFFF"/>
+          </w:tcPr>
+          <w:p>
+            <w:pPr>
+              <w:spacing w:after="0" w:line="252" w:lineRule="auto"/>
+            </w:pPr>
+            <w:r>
+              <w:rPr>
+                <w:rFonts w:ascii="Times New Roman" w:hAnsi="Times New Roman"/>
+                <w:color w:val="111827"/>
+                <w:sz w:val="20"/>
+              </w:rPr>
+              <w:t>0.850</w:t>
+            </w:r>
+          </w:p>
+        </w:tc>
+        <w:tc>
+          <w:tcPr>
+            <w:tcW w:type="dxa" w:w="1560"/>
+            <w:tcMar>
+              <w:top w:w="120" w:type="dxa"/>
+              <w:bottom w:w="120" w:type="dxa"/>
+              <w:left w:w="160" w:type="dxa"/>
+              <w:right w:w="160" w:type="dxa"/>
+            </w:tcMar>
+            <w:shd w:fill="FFFFFF"/>
+          </w:tcPr>
+          <w:p>
+            <w:pPr>
+              <w:spacing w:after="0" w:line="252" w:lineRule="auto"/>
+            </w:pPr>
+            <w:r>
+              <w:rPr>
+                <w:rFonts w:ascii="Times New Roman" w:hAnsi="Times New Roman"/>
+                <w:color w:val="111827"/>
+                <w:sz w:val="20"/>
+              </w:rPr>
+              <w:t>0.820</w:t>
+            </w:r>
+          </w:p>
+        </w:tc>
+        <w:tc>
+          <w:tcPr>
+            <w:tcW w:type="dxa" w:w="1560"/>
+            <w:tcMar>
+              <w:top w:w="120" w:type="dxa"/>
+              <w:bottom w:w="120" w:type="dxa"/>
+              <w:left w:w="160" w:type="dxa"/>
+              <w:right w:w="160" w:type="dxa"/>
+            </w:tcMar>
+            <w:shd w:fill="FFFFFF"/>
+          </w:tcPr>
+          <w:p>
+            <w:pPr>
+              <w:spacing w:after="0" w:line="252" w:lineRule="auto"/>
+            </w:pPr>
+            <w:r>
+              <w:rPr>
+                <w:rFonts w:ascii="Times New Roman" w:hAnsi="Times New Roman"/>
+                <w:color w:val="111827"/>
+                <w:sz w:val="20"/>
+              </w:rPr>
+              <w:t>320</w:t>
+            </w:r>
+          </w:p>
+        </w:tc>
+        <w:tc>
+          <w:tcPr>
+            <w:tcW w:type="dxa" w:w="1560"/>
+            <w:tcMar>
+              <w:top w:w="120" w:type="dxa"/>
+              <w:bottom w:w="120" w:type="dxa"/>
+              <w:left w:w="160" w:type="dxa"/>
+              <w:right w:w="160" w:type="dxa"/>
+            </w:tcMar>
+            <w:shd w:fill="FFFFFF"/>
+          </w:tcPr>
+          <w:p>
+            <w:pPr>
+              <w:spacing w:after="0" w:line="252" w:lineRule="auto"/>
+            </w:pPr>
+            <w:r>
+              <w:rPr>
+                <w:rFonts w:ascii="Times New Roman" w:hAnsi="Times New Roman"/>
+                <w:color w:val="111827"/>
+                <w:sz w:val="20"/>
+              </w:rPr>
+              <w:t>1.00</w:t>
+            </w:r>
+          </w:p>
+        </w:tc>
+      </w:tr>
+      <w:tr>
+        <w:tc>
+          <w:tcPr>
+            <w:tcW w:type="dxa" w:w="1560"/>
+            <w:tcMar>
+              <w:top w:w="120" w:type="dxa"/>
+              <w:bottom w:w="120" w:type="dxa"/>
+              <w:left w:w="160" w:type="dxa"/>
+              <w:right w:w="160" w:type="dxa"/>
+            </w:tcMar>
+            <w:shd w:fill="F9FAFB"/>
+          </w:tcPr>
+          <w:p>
+            <w:pPr>
+              <w:spacing w:after="0" w:line="252" w:lineRule="auto"/>
+            </w:pPr>
+            <w:r>
+              <w:rPr>
+                <w:rFonts w:ascii="Times New Roman" w:hAnsi="Times New Roman"/>
+                <w:color w:val="111827"/>
+                <w:sz w:val="20"/>
+              </w:rPr>
+              <w:t>3</w:t>
+            </w:r>
+          </w:p>
+        </w:tc>
+        <w:tc>
+          <w:tcPr>
+            <w:tcW w:type="dxa" w:w="1560"/>
+            <w:tcMar>
+              <w:top w:w="120" w:type="dxa"/>
+              <w:bottom w:w="120" w:type="dxa"/>
+              <w:left w:w="160" w:type="dxa"/>
+              <w:right w:w="160" w:type="dxa"/>
+            </w:tcMar>
+            <w:shd w:fill="F9FAFB"/>
+          </w:tcPr>
+          <w:p>
+            <w:pPr>
+              <w:spacing w:after="0" w:line="252" w:lineRule="auto"/>
+            </w:pPr>
+            <w:r>
+              <w:rPr>
+                <w:rFonts w:ascii="Times New Roman" w:hAnsi="Times New Roman"/>
+                <w:color w:val="111827"/>
+                <w:sz w:val="20"/>
+              </w:rPr>
+              <w:t>Prime Adult (2–3 yr)</w:t>
+            </w:r>
+          </w:p>
+        </w:tc>
+        <w:tc>
+          <w:tcPr>
+            <w:tcW w:type="dxa" w:w="1560"/>
+            <w:tcMar>
+              <w:top w:w="120" w:type="dxa"/>
+              <w:bottom w:w="120" w:type="dxa"/>
+              <w:left w:w="160" w:type="dxa"/>
+              <w:right w:w="160" w:type="dxa"/>
+            </w:tcMar>
+            <w:shd w:fill="F9FAFB"/>
+          </w:tcPr>
+          <w:p>
+            <w:pPr>
+              <w:spacing w:after="0" w:line="252" w:lineRule="auto"/>
+            </w:pPr>
+            <w:r>
+              <w:rPr>
+                <w:rFonts w:ascii="Times New Roman" w:hAnsi="Times New Roman"/>
+                <w:color w:val="111827"/>
+                <w:sz w:val="20"/>
+              </w:rPr>
+              <w:t>1.450</w:t>
+            </w:r>
+          </w:p>
+        </w:tc>
+        <w:tc>
+          <w:tcPr>
+            <w:tcW w:type="dxa" w:w="1560"/>
+            <w:tcMar>
+              <w:top w:w="120" w:type="dxa"/>
+              <w:bottom w:w="120" w:type="dxa"/>
+              <w:left w:w="160" w:type="dxa"/>
+              <w:right w:w="160" w:type="dxa"/>
+            </w:tcMar>
+            <w:shd w:fill="F9FAFB"/>
+          </w:tcPr>
+          <w:p>
+            <w:pPr>
+              <w:spacing w:after="0" w:line="252" w:lineRule="auto"/>
+            </w:pPr>
+            <w:r>
+              <w:rPr>
+                <w:rFonts w:ascii="Times New Roman" w:hAnsi="Times New Roman"/>
+                <w:color w:val="111827"/>
+                <w:sz w:val="20"/>
+              </w:rPr>
+              <w:t>0.850</w:t>
+            </w:r>
+          </w:p>
+        </w:tc>
+        <w:tc>
+          <w:tcPr>
+            <w:tcW w:type="dxa" w:w="1560"/>
+            <w:tcMar>
+              <w:top w:w="120" w:type="dxa"/>
+              <w:bottom w:w="120" w:type="dxa"/>
+              <w:left w:w="160" w:type="dxa"/>
+              <w:right w:w="160" w:type="dxa"/>
+            </w:tcMar>
+            <w:shd w:fill="F9FAFB"/>
+          </w:tcPr>
+          <w:p>
+            <w:pPr>
+              <w:spacing w:after="0" w:line="252" w:lineRule="auto"/>
+            </w:pPr>
+            <w:r>
+              <w:rPr>
+                <w:rFonts w:ascii="Times New Roman" w:hAnsi="Times New Roman"/>
+                <w:color w:val="111827"/>
+                <w:sz w:val="20"/>
+              </w:rPr>
+              <w:t>280</w:t>
+            </w:r>
+          </w:p>
+        </w:tc>
+        <w:tc>
+          <w:tcPr>
+            <w:tcW w:type="dxa" w:w="1560"/>
+            <w:tcMar>
+              <w:top w:w="120" w:type="dxa"/>
+              <w:bottom w:w="120" w:type="dxa"/>
+              <w:left w:w="160" w:type="dxa"/>
+              <w:right w:w="160" w:type="dxa"/>
+            </w:tcMar>
+            <w:shd w:fill="F9FAFB"/>
+          </w:tcPr>
+          <w:p>
+            <w:pPr>
+              <w:spacing w:after="0" w:line="252" w:lineRule="auto"/>
+            </w:pPr>
+            <w:r>
+              <w:rPr>
+                <w:rFonts w:ascii="Times New Roman" w:hAnsi="Times New Roman"/>
+                <w:color w:val="111827"/>
+                <w:sz w:val="20"/>
+              </w:rPr>
+              <w:t>2.00</w:t>
+            </w:r>
+          </w:p>
+        </w:tc>
+      </w:tr>
+      <w:tr>
+        <w:tc>
+          <w:tcPr>
+            <w:tcW w:type="dxa" w:w="1560"/>
+            <w:tcMar>
+              <w:top w:w="120" w:type="dxa"/>
+              <w:bottom w:w="120" w:type="dxa"/>
+              <w:left w:w="160" w:type="dxa"/>
+              <w:right w:w="160" w:type="dxa"/>
+            </w:tcMar>
+            <w:shd w:fill="FFFFFF"/>
+          </w:tcPr>
+          <w:p>
+            <w:pPr>
+              <w:spacing w:after="0" w:line="252" w:lineRule="auto"/>
+            </w:pPr>
+            <w:r>
+              <w:rPr>
+                <w:rFonts w:ascii="Times New Roman" w:hAnsi="Times New Roman"/>
+                <w:color w:val="111827"/>
+                <w:sz w:val="20"/>
+              </w:rPr>
+              <w:t>4</w:t>
+            </w:r>
+          </w:p>
+        </w:tc>
+        <w:tc>
+          <w:tcPr>
+            <w:tcW w:type="dxa" w:w="1560"/>
+            <w:tcMar>
+              <w:top w:w="120" w:type="dxa"/>
+              <w:bottom w:w="120" w:type="dxa"/>
+              <w:left w:w="160" w:type="dxa"/>
+              <w:right w:w="160" w:type="dxa"/>
+            </w:tcMar>
+            <w:shd w:fill="FFFFFF"/>
+          </w:tcPr>
+          <w:p>
+            <w:pPr>
+              <w:spacing w:after="0" w:line="252" w:lineRule="auto"/>
+            </w:pPr>
+            <w:r>
+              <w:rPr>
+                <w:rFonts w:ascii="Times New Roman" w:hAnsi="Times New Roman"/>
+                <w:color w:val="111827"/>
+                <w:sz w:val="20"/>
+              </w:rPr>
+              <w:t>Mature (3–4 yr)</w:t>
+            </w:r>
+          </w:p>
+        </w:tc>
+        <w:tc>
+          <w:tcPr>
+            <w:tcW w:type="dxa" w:w="1560"/>
+            <w:tcMar>
+              <w:top w:w="120" w:type="dxa"/>
+              <w:bottom w:w="120" w:type="dxa"/>
+              <w:left w:w="160" w:type="dxa"/>
+              <w:right w:w="160" w:type="dxa"/>
+            </w:tcMar>
+            <w:shd w:fill="FFFFFF"/>
+          </w:tcPr>
+          <w:p>
+            <w:pPr>
+              <w:spacing w:after="0" w:line="252" w:lineRule="auto"/>
+            </w:pPr>
+            <w:r>
+              <w:rPr>
+                <w:rFonts w:ascii="Times New Roman" w:hAnsi="Times New Roman"/>
+                <w:color w:val="111827"/>
+                <w:sz w:val="20"/>
+              </w:rPr>
+              <w:t>1.600</w:t>
+            </w:r>
+          </w:p>
+        </w:tc>
+        <w:tc>
+          <w:tcPr>
+            <w:tcW w:type="dxa" w:w="1560"/>
+            <w:tcMar>
+              <w:top w:w="120" w:type="dxa"/>
+              <w:bottom w:w="120" w:type="dxa"/>
+              <w:left w:w="160" w:type="dxa"/>
+              <w:right w:w="160" w:type="dxa"/>
+            </w:tcMar>
+            <w:shd w:fill="FFFFFF"/>
+          </w:tcPr>
+          <w:p>
+            <w:pPr>
+              <w:spacing w:after="0" w:line="252" w:lineRule="auto"/>
+            </w:pPr>
+            <w:r>
+              <w:rPr>
+                <w:rFonts w:ascii="Times New Roman" w:hAnsi="Times New Roman"/>
+                <w:color w:val="111827"/>
+                <w:sz w:val="20"/>
+              </w:rPr>
+              <w:t>0.800</w:t>
+            </w:r>
+          </w:p>
+        </w:tc>
+        <w:tc>
+          <w:tcPr>
+            <w:tcW w:type="dxa" w:w="1560"/>
+            <w:tcMar>
+              <w:top w:w="120" w:type="dxa"/>
+              <w:bottom w:w="120" w:type="dxa"/>
+              <w:left w:w="160" w:type="dxa"/>
+              <w:right w:w="160" w:type="dxa"/>
+            </w:tcMar>
+            <w:shd w:fill="FFFFFF"/>
+          </w:tcPr>
+          <w:p>
+            <w:pPr>
+              <w:spacing w:after="0" w:line="252" w:lineRule="auto"/>
+            </w:pPr>
+            <w:r>
+              <w:rPr>
+                <w:rFonts w:ascii="Times New Roman" w:hAnsi="Times New Roman"/>
+                <w:color w:val="111827"/>
+                <w:sz w:val="20"/>
+              </w:rPr>
+              <w:t>220</w:t>
+            </w:r>
+          </w:p>
+        </w:tc>
+        <w:tc>
+          <w:tcPr>
+            <w:tcW w:type="dxa" w:w="1560"/>
+            <w:tcMar>
+              <w:top w:w="120" w:type="dxa"/>
+              <w:bottom w:w="120" w:type="dxa"/>
+              <w:left w:w="160" w:type="dxa"/>
+              <w:right w:w="160" w:type="dxa"/>
+            </w:tcMar>
+            <w:shd w:fill="FFFFFF"/>
+          </w:tcPr>
+          <w:p>
+            <w:pPr>
+              <w:spacing w:after="0" w:line="252" w:lineRule="auto"/>
+            </w:pPr>
+            <w:r>
+              <w:rPr>
+                <w:rFonts w:ascii="Times New Roman" w:hAnsi="Times New Roman"/>
+                <w:color w:val="111827"/>
+                <w:sz w:val="20"/>
+              </w:rPr>
+              <w:t>2.50</w:t>
+            </w:r>
+          </w:p>
+        </w:tc>
+      </w:tr>
+      <w:tr>
+        <w:tc>
+          <w:tcPr>
+            <w:tcW w:type="dxa" w:w="1560"/>
+            <w:tcMar>
+              <w:top w:w="120" w:type="dxa"/>
+              <w:bottom w:w="120" w:type="dxa"/>
+              <w:left w:w="160" w:type="dxa"/>
+              <w:right w:w="160" w:type="dxa"/>
+            </w:tcMar>
+            <w:shd w:fill="F9FAFB"/>
+          </w:tcPr>
+          <w:p>
+            <w:pPr>
+              <w:spacing w:after="0" w:line="252" w:lineRule="auto"/>
+            </w:pPr>
+            <w:r>
+              <w:rPr>
+                <w:rFonts w:ascii="Times New Roman" w:hAnsi="Times New Roman"/>
+                <w:color w:val="111827"/>
+                <w:sz w:val="20"/>
+              </w:rPr>
+              <w:t>5</w:t>
+            </w:r>
+          </w:p>
+        </w:tc>
+        <w:tc>
+          <w:tcPr>
+            <w:tcW w:type="dxa" w:w="1560"/>
+            <w:tcMar>
+              <w:top w:w="120" w:type="dxa"/>
+              <w:bottom w:w="120" w:type="dxa"/>
+              <w:left w:w="160" w:type="dxa"/>
+              <w:right w:w="160" w:type="dxa"/>
+            </w:tcMar>
+            <w:shd w:fill="F9FAFB"/>
+          </w:tcPr>
+          <w:p>
+            <w:pPr>
+              <w:spacing w:after="0" w:line="252" w:lineRule="auto"/>
+            </w:pPr>
+            <w:r>
+              <w:rPr>
+                <w:rFonts w:ascii="Times New Roman" w:hAnsi="Times New Roman"/>
+                <w:color w:val="111827"/>
+                <w:sz w:val="20"/>
+              </w:rPr>
+              <w:t>Senior (4–5 yr)</w:t>
+            </w:r>
+          </w:p>
+        </w:tc>
+        <w:tc>
+          <w:tcPr>
+            <w:tcW w:type="dxa" w:w="1560"/>
+            <w:tcMar>
+              <w:top w:w="120" w:type="dxa"/>
+              <w:bottom w:w="120" w:type="dxa"/>
+              <w:left w:w="160" w:type="dxa"/>
+              <w:right w:w="160" w:type="dxa"/>
+            </w:tcMar>
+            <w:shd w:fill="F9FAFB"/>
+          </w:tcPr>
+          <w:p>
+            <w:pPr>
+              <w:spacing w:after="0" w:line="252" w:lineRule="auto"/>
+            </w:pPr>
+            <w:r>
+              <w:rPr>
+                <w:rFonts w:ascii="Times New Roman" w:hAnsi="Times New Roman"/>
+                <w:color w:val="111827"/>
+                <w:sz w:val="20"/>
+              </w:rPr>
+              <w:t>1.500</w:t>
+            </w:r>
+          </w:p>
+        </w:tc>
+        <w:tc>
+          <w:tcPr>
+            <w:tcW w:type="dxa" w:w="1560"/>
+            <w:tcMar>
+              <w:top w:w="120" w:type="dxa"/>
+              <w:bottom w:w="120" w:type="dxa"/>
+              <w:left w:w="160" w:type="dxa"/>
+              <w:right w:w="160" w:type="dxa"/>
+            </w:tcMar>
+            <w:shd w:fill="F9FAFB"/>
+          </w:tcPr>
+          <w:p>
+            <w:pPr>
+              <w:spacing w:after="0" w:line="252" w:lineRule="auto"/>
+            </w:pPr>
+            <w:r>
+              <w:rPr>
+                <w:rFonts w:ascii="Times New Roman" w:hAnsi="Times New Roman"/>
+                <w:color w:val="111827"/>
+                <w:sz w:val="20"/>
+              </w:rPr>
+              <w:t>0.750</w:t>
+            </w:r>
+          </w:p>
+        </w:tc>
+        <w:tc>
+          <w:tcPr>
+            <w:tcW w:type="dxa" w:w="1560"/>
+            <w:tcMar>
+              <w:top w:w="120" w:type="dxa"/>
+              <w:bottom w:w="120" w:type="dxa"/>
+              <w:left w:w="160" w:type="dxa"/>
+              <w:right w:w="160" w:type="dxa"/>
+            </w:tcMar>
+            <w:shd w:fill="F9FAFB"/>
+          </w:tcPr>
+          <w:p>
+            <w:pPr>
+              <w:spacing w:after="0" w:line="252" w:lineRule="auto"/>
+            </w:pPr>
+            <w:r>
+              <w:rPr>
+                <w:rFonts w:ascii="Times New Roman" w:hAnsi="Times New Roman"/>
+                <w:color w:val="111827"/>
+                <w:sz w:val="20"/>
+              </w:rPr>
+              <w:t>160</w:t>
+            </w:r>
+          </w:p>
+        </w:tc>
+        <w:tc>
+          <w:tcPr>
+            <w:tcW w:type="dxa" w:w="1560"/>
+            <w:tcMar>
+              <w:top w:w="120" w:type="dxa"/>
+              <w:bottom w:w="120" w:type="dxa"/>
+              <w:left w:w="160" w:type="dxa"/>
+              <w:right w:w="160" w:type="dxa"/>
+            </w:tcMar>
+            <w:shd w:fill="F9FAFB"/>
+          </w:tcPr>
+          <w:p>
+            <w:pPr>
+              <w:spacing w:after="0" w:line="252" w:lineRule="auto"/>
+            </w:pPr>
+            <w:r>
+              <w:rPr>
+                <w:rFonts w:ascii="Times New Roman" w:hAnsi="Times New Roman"/>
+                <w:color w:val="111827"/>
+                <w:sz w:val="20"/>
+              </w:rPr>
+              <w:t>2.20</w:t>
+            </w:r>
+          </w:p>
+        </w:tc>
+      </w:tr>
+      <w:tr>
+        <w:tc>
+          <w:tcPr>
+            <w:tcW w:type="dxa" w:w="1560"/>
+            <w:tcMar>
+              <w:top w:w="120" w:type="dxa"/>
+              <w:bottom w:w="120" w:type="dxa"/>
+              <w:left w:w="160" w:type="dxa"/>
+              <w:right w:w="160" w:type="dxa"/>
+            </w:tcMar>
+            <w:shd w:fill="FFFFFF"/>
+          </w:tcPr>
+          <w:p>
+            <w:pPr>
+              <w:spacing w:after="0" w:line="252" w:lineRule="auto"/>
+            </w:pPr>
+            <w:r>
+              <w:rPr>
+                <w:rFonts w:ascii="Times New Roman" w:hAnsi="Times New Roman"/>
+                <w:color w:val="111827"/>
+                <w:sz w:val="20"/>
+              </w:rPr>
+              <w:t>6</w:t>
+            </w:r>
+          </w:p>
+        </w:tc>
+        <w:tc>
+          <w:tcPr>
+            <w:tcW w:type="dxa" w:w="1560"/>
+            <w:tcMar>
+              <w:top w:w="120" w:type="dxa"/>
+              <w:bottom w:w="120" w:type="dxa"/>
+              <w:left w:w="160" w:type="dxa"/>
+              <w:right w:w="160" w:type="dxa"/>
+            </w:tcMar>
+            <w:shd w:fill="FFFFFF"/>
+          </w:tcPr>
+          <w:p>
+            <w:pPr>
+              <w:spacing w:after="0" w:line="252" w:lineRule="auto"/>
+            </w:pPr>
+            <w:r>
+              <w:rPr>
+                <w:rFonts w:ascii="Times New Roman" w:hAnsi="Times New Roman"/>
+                <w:color w:val="111827"/>
+                <w:sz w:val="20"/>
+              </w:rPr>
+              <w:t>Senescent (5+ yr)</w:t>
+            </w:r>
+          </w:p>
+        </w:tc>
+        <w:tc>
+          <w:tcPr>
+            <w:tcW w:type="dxa" w:w="1560"/>
+            <w:tcMar>
+              <w:top w:w="120" w:type="dxa"/>
+              <w:bottom w:w="120" w:type="dxa"/>
+              <w:left w:w="160" w:type="dxa"/>
+              <w:right w:w="160" w:type="dxa"/>
+            </w:tcMar>
+            <w:shd w:fill="FFFFFF"/>
+          </w:tcPr>
+          <w:p>
+            <w:pPr>
+              <w:spacing w:after="0" w:line="252" w:lineRule="auto"/>
+            </w:pPr>
+            <w:r>
+              <w:rPr>
+                <w:rFonts w:ascii="Times New Roman" w:hAnsi="Times New Roman"/>
+                <w:color w:val="111827"/>
+                <w:sz w:val="20"/>
+              </w:rPr>
+              <w:t>0.900</w:t>
+            </w:r>
+          </w:p>
+        </w:tc>
+        <w:tc>
+          <w:tcPr>
+            <w:tcW w:type="dxa" w:w="1560"/>
+            <w:tcMar>
+              <w:top w:w="120" w:type="dxa"/>
+              <w:bottom w:w="120" w:type="dxa"/>
+              <w:left w:w="160" w:type="dxa"/>
+              <w:right w:w="160" w:type="dxa"/>
+            </w:tcMar>
+            <w:shd w:fill="FFFFFF"/>
+          </w:tcPr>
+          <w:p>
+            <w:pPr>
+              <w:spacing w:after="0" w:line="252" w:lineRule="auto"/>
+            </w:pPr>
+            <w:r>
+              <w:rPr>
+                <w:rFonts w:ascii="Times New Roman" w:hAnsi="Times New Roman"/>
+                <w:color w:val="111827"/>
+                <w:sz w:val="20"/>
+              </w:rPr>
+              <w:t>—</w:t>
+            </w:r>
+          </w:p>
+        </w:tc>
+        <w:tc>
+          <w:tcPr>
+            <w:tcW w:type="dxa" w:w="1560"/>
+            <w:tcMar>
+              <w:top w:w="120" w:type="dxa"/>
+              <w:bottom w:w="120" w:type="dxa"/>
+              <w:left w:w="160" w:type="dxa"/>
+              <w:right w:w="160" w:type="dxa"/>
+            </w:tcMar>
+            <w:shd w:fill="FFFFFF"/>
+          </w:tcPr>
+          <w:p>
+            <w:pPr>
+              <w:spacing w:after="0" w:line="252" w:lineRule="auto"/>
+            </w:pPr>
+            <w:r>
+              <w:rPr>
+                <w:rFonts w:ascii="Times New Roman" w:hAnsi="Times New Roman"/>
+                <w:color w:val="111827"/>
+                <w:sz w:val="20"/>
+              </w:rPr>
+              <w:t>110</w:t>
+            </w:r>
+          </w:p>
+        </w:tc>
+        <w:tc>
+          <w:tcPr>
+            <w:tcW w:type="dxa" w:w="1560"/>
+            <w:tcMar>
+              <w:top w:w="120" w:type="dxa"/>
+              <w:bottom w:w="120" w:type="dxa"/>
+              <w:left w:w="160" w:type="dxa"/>
+              <w:right w:w="160" w:type="dxa"/>
+            </w:tcMar>
+            <w:shd w:fill="FFFFFF"/>
+          </w:tcPr>
+          <w:p>
+            <w:pPr>
+              <w:spacing w:after="0" w:line="252" w:lineRule="auto"/>
+            </w:pPr>
+            <w:r>
+              <w:rPr>
+                <w:rFonts w:ascii="Times New Roman" w:hAnsi="Times New Roman"/>
+                <w:color w:val="111827"/>
+                <w:sz w:val="20"/>
+              </w:rPr>
+              <w:t>1.50</w:t>
+            </w:r>
+          </w:p>
+        </w:tc>
+      </w:tr>
+    </w:tbl>
+    <w:p/>
+    <w:p>
       <w:pPr>
         <w:keepNext/>
         <w:spacing w:before="280" w:after="120"/>
@@ -9376,6 +14262,1571 @@
         <w:t>.</w:t>
       </w:r>
     </w:p>
+    <w:p>
+      <w:r>
+        <w:rPr>
+          <w:rFonts w:ascii="Times New Roman" w:hAnsi="Times New Roman"/>
+          <w:sz w:val="24"/>
+        </w:rPr>
+      </w:r>
+      <w:r>
+        <w:rPr>
+          <w:rFonts w:ascii="Times New Roman" w:hAnsi="Times New Roman"/>
+          <w:b/>
+          <w:sz w:val="24"/>
+        </w:rPr>
+        <w:t>Table 4.4: Grizzly Bear Demographic Vital Rates (N = 8)</w:t>
+      </w:r>
+      <w:r>
+        <w:rPr>
+          <w:rFonts w:ascii="Times New Roman" w:hAnsi="Times New Roman"/>
+          <w:sz w:val="24"/>
+        </w:rPr>
+      </w:r>
+    </w:p>
+    <w:tbl>
+      <w:tblPr>
+        <w:tblW w:type="auto" w:w="0"/>
+        <w:jc w:val="center"/>
+        <w:tblLayout w:type="autofit"/>
+        <w:tblLook w:firstColumn="1" w:firstRow="1" w:lastColumn="0" w:lastRow="0" w:noHBand="0" w:noVBand="1" w:val="04A0"/>
+      </w:tblPr>
+      <w:tblGrid>
+        <w:gridCol w:w="1560"/>
+        <w:gridCol w:w="1560"/>
+        <w:gridCol w:w="1560"/>
+        <w:gridCol w:w="1560"/>
+        <w:gridCol w:w="1560"/>
+        <w:gridCol w:w="1560"/>
+      </w:tblGrid>
+      <w:tr>
+        <w:tc>
+          <w:tcPr>
+            <w:tcW w:type="dxa" w:w="1560"/>
+            <w:tcMar>
+              <w:top w:w="120" w:type="dxa"/>
+              <w:bottom w:w="120" w:type="dxa"/>
+              <w:left w:w="160" w:type="dxa"/>
+              <w:right w:w="160" w:type="dxa"/>
+            </w:tcMar>
+            <w:shd w:fill="1E3A8A"/>
+          </w:tcPr>
+          <w:p>
+            <w:pPr>
+              <w:spacing w:after="0" w:line="252" w:lineRule="auto"/>
+            </w:pPr>
+            <w:r>
+              <w:rPr>
+                <w:rFonts w:ascii="Times New Roman" w:hAnsi="Times New Roman"/>
+                <w:b/>
+                <w:color w:val="FFFFFF"/>
+                <w:sz w:val="21"/>
+              </w:rPr>
+              <w:t>Age Class</w:t>
+            </w:r>
+          </w:p>
+        </w:tc>
+        <w:tc>
+          <w:tcPr>
+            <w:tcW w:type="dxa" w:w="1560"/>
+            <w:tcMar>
+              <w:top w:w="120" w:type="dxa"/>
+              <w:bottom w:w="120" w:type="dxa"/>
+              <w:left w:w="160" w:type="dxa"/>
+              <w:right w:w="160" w:type="dxa"/>
+            </w:tcMar>
+            <w:shd w:fill="1E3A8A"/>
+          </w:tcPr>
+          <w:p>
+            <w:pPr>
+              <w:spacing w:after="0" w:line="252" w:lineRule="auto"/>
+            </w:pPr>
+            <w:r>
+              <w:rPr>
+                <w:rFonts w:ascii="Times New Roman" w:hAnsi="Times New Roman"/>
+                <w:b/>
+                <w:color w:val="FFFFFF"/>
+                <w:sz w:val="21"/>
+              </w:rPr>
+              <w:t>Life Stage</w:t>
+            </w:r>
+          </w:p>
+        </w:tc>
+        <w:tc>
+          <w:tcPr>
+            <w:tcW w:type="dxa" w:w="1560"/>
+            <w:tcMar>
+              <w:top w:w="120" w:type="dxa"/>
+              <w:bottom w:w="120" w:type="dxa"/>
+              <w:left w:w="160" w:type="dxa"/>
+              <w:right w:w="160" w:type="dxa"/>
+            </w:tcMar>
+            <w:shd w:fill="1E3A8A"/>
+          </w:tcPr>
+          <w:p>
+            <w:pPr>
+              <w:spacing w:after="0" w:line="252" w:lineRule="auto"/>
+            </w:pPr>
+            <w:r>
+              <w:rPr>
+                <w:rFonts w:ascii="Times New Roman" w:hAnsi="Times New Roman"/>
+                <w:b/>
+                <w:color w:val="FFFFFF"/>
+                <w:sz w:val="21"/>
+              </w:rPr>
+              <w:t>Fecundity (f_i)</w:t>
+            </w:r>
+          </w:p>
+        </w:tc>
+        <w:tc>
+          <w:tcPr>
+            <w:tcW w:type="dxa" w:w="1560"/>
+            <w:tcMar>
+              <w:top w:w="120" w:type="dxa"/>
+              <w:bottom w:w="120" w:type="dxa"/>
+              <w:left w:w="160" w:type="dxa"/>
+              <w:right w:w="160" w:type="dxa"/>
+            </w:tcMar>
+            <w:shd w:fill="1E3A8A"/>
+          </w:tcPr>
+          <w:p>
+            <w:pPr>
+              <w:spacing w:after="0" w:line="252" w:lineRule="auto"/>
+            </w:pPr>
+            <w:r>
+              <w:rPr>
+                <w:rFonts w:ascii="Times New Roman" w:hAnsi="Times New Roman"/>
+                <w:b/>
+                <w:color w:val="FFFFFF"/>
+                <w:sz w:val="21"/>
+              </w:rPr>
+              <w:t>Survival Rate (s_i)</w:t>
+            </w:r>
+          </w:p>
+        </w:tc>
+        <w:tc>
+          <w:tcPr>
+            <w:tcW w:type="dxa" w:w="1560"/>
+            <w:tcMar>
+              <w:top w:w="120" w:type="dxa"/>
+              <w:bottom w:w="120" w:type="dxa"/>
+              <w:left w:w="160" w:type="dxa"/>
+              <w:right w:w="160" w:type="dxa"/>
+            </w:tcMar>
+            <w:shd w:fill="1E3A8A"/>
+          </w:tcPr>
+          <w:p>
+            <w:pPr>
+              <w:spacing w:after="0" w:line="252" w:lineRule="auto"/>
+            </w:pPr>
+            <w:r>
+              <w:rPr>
+                <w:rFonts w:ascii="Times New Roman" w:hAnsi="Times New Roman"/>
+                <w:b/>
+                <w:color w:val="FFFFFF"/>
+                <w:sz w:val="21"/>
+              </w:rPr>
+              <w:t>Initial Stock x_i(0)</w:t>
+            </w:r>
+          </w:p>
+        </w:tc>
+        <w:tc>
+          <w:tcPr>
+            <w:tcW w:type="dxa" w:w="1560"/>
+            <w:tcMar>
+              <w:top w:w="120" w:type="dxa"/>
+              <w:bottom w:w="120" w:type="dxa"/>
+              <w:left w:w="160" w:type="dxa"/>
+              <w:right w:w="160" w:type="dxa"/>
+            </w:tcMar>
+            <w:shd w:fill="1E3A8A"/>
+          </w:tcPr>
+          <w:p>
+            <w:pPr>
+              <w:spacing w:after="0" w:line="252" w:lineRule="auto"/>
+            </w:pPr>
+            <w:r>
+              <w:rPr>
+                <w:rFonts w:ascii="Times New Roman" w:hAnsi="Times New Roman"/>
+                <w:b/>
+                <w:color w:val="FFFFFF"/>
+                <w:sz w:val="21"/>
+              </w:rPr>
+              <w:t>Economic Weight (c_i)</w:t>
+            </w:r>
+          </w:p>
+        </w:tc>
+      </w:tr>
+      <w:tr>
+        <w:tc>
+          <w:tcPr>
+            <w:tcW w:type="dxa" w:w="1560"/>
+            <w:tcMar>
+              <w:top w:w="120" w:type="dxa"/>
+              <w:bottom w:w="120" w:type="dxa"/>
+              <w:left w:w="160" w:type="dxa"/>
+              <w:right w:w="160" w:type="dxa"/>
+            </w:tcMar>
+            <w:shd w:fill="FFFFFF"/>
+          </w:tcPr>
+          <w:p>
+            <w:pPr>
+              <w:spacing w:after="0" w:line="252" w:lineRule="auto"/>
+            </w:pPr>
+            <w:r>
+              <w:rPr>
+                <w:rFonts w:ascii="Times New Roman" w:hAnsi="Times New Roman"/>
+                <w:color w:val="111827"/>
+                <w:sz w:val="20"/>
+              </w:rPr>
+              <w:t>:---:</w:t>
+            </w:r>
+          </w:p>
+        </w:tc>
+        <w:tc>
+          <w:tcPr>
+            <w:tcW w:type="dxa" w:w="1560"/>
+            <w:tcMar>
+              <w:top w:w="120" w:type="dxa"/>
+              <w:bottom w:w="120" w:type="dxa"/>
+              <w:left w:w="160" w:type="dxa"/>
+              <w:right w:w="160" w:type="dxa"/>
+            </w:tcMar>
+            <w:shd w:fill="FFFFFF"/>
+          </w:tcPr>
+          <w:p>
+            <w:pPr>
+              <w:spacing w:after="0" w:line="252" w:lineRule="auto"/>
+            </w:pPr>
+            <w:r>
+              <w:rPr>
+                <w:rFonts w:ascii="Times New Roman" w:hAnsi="Times New Roman"/>
+                <w:color w:val="111827"/>
+                <w:sz w:val="20"/>
+              </w:rPr>
+              <w:t>---</w:t>
+            </w:r>
+          </w:p>
+        </w:tc>
+        <w:tc>
+          <w:tcPr>
+            <w:tcW w:type="dxa" w:w="1560"/>
+            <w:tcMar>
+              <w:top w:w="120" w:type="dxa"/>
+              <w:bottom w:w="120" w:type="dxa"/>
+              <w:left w:w="160" w:type="dxa"/>
+              <w:right w:w="160" w:type="dxa"/>
+            </w:tcMar>
+            <w:shd w:fill="FFFFFF"/>
+          </w:tcPr>
+          <w:p>
+            <w:pPr>
+              <w:spacing w:after="0" w:line="252" w:lineRule="auto"/>
+            </w:pPr>
+            <w:r>
+              <w:rPr>
+                <w:rFonts w:ascii="Times New Roman" w:hAnsi="Times New Roman"/>
+                <w:color w:val="111827"/>
+                <w:sz w:val="20"/>
+              </w:rPr>
+              <w:t>:---:</w:t>
+            </w:r>
+          </w:p>
+        </w:tc>
+        <w:tc>
+          <w:tcPr>
+            <w:tcW w:type="dxa" w:w="1560"/>
+            <w:tcMar>
+              <w:top w:w="120" w:type="dxa"/>
+              <w:bottom w:w="120" w:type="dxa"/>
+              <w:left w:w="160" w:type="dxa"/>
+              <w:right w:w="160" w:type="dxa"/>
+            </w:tcMar>
+            <w:shd w:fill="FFFFFF"/>
+          </w:tcPr>
+          <w:p>
+            <w:pPr>
+              <w:spacing w:after="0" w:line="252" w:lineRule="auto"/>
+            </w:pPr>
+            <w:r>
+              <w:rPr>
+                <w:rFonts w:ascii="Times New Roman" w:hAnsi="Times New Roman"/>
+                <w:color w:val="111827"/>
+                <w:sz w:val="20"/>
+              </w:rPr>
+              <w:t>:---:</w:t>
+            </w:r>
+          </w:p>
+        </w:tc>
+        <w:tc>
+          <w:tcPr>
+            <w:tcW w:type="dxa" w:w="1560"/>
+            <w:tcMar>
+              <w:top w:w="120" w:type="dxa"/>
+              <w:bottom w:w="120" w:type="dxa"/>
+              <w:left w:w="160" w:type="dxa"/>
+              <w:right w:w="160" w:type="dxa"/>
+            </w:tcMar>
+            <w:shd w:fill="FFFFFF"/>
+          </w:tcPr>
+          <w:p>
+            <w:pPr>
+              <w:spacing w:after="0" w:line="252" w:lineRule="auto"/>
+            </w:pPr>
+            <w:r>
+              <w:rPr>
+                <w:rFonts w:ascii="Times New Roman" w:hAnsi="Times New Roman"/>
+                <w:color w:val="111827"/>
+                <w:sz w:val="20"/>
+              </w:rPr>
+              <w:t>:---:</w:t>
+            </w:r>
+          </w:p>
+        </w:tc>
+        <w:tc>
+          <w:tcPr>
+            <w:tcW w:type="dxa" w:w="1560"/>
+            <w:tcMar>
+              <w:top w:w="120" w:type="dxa"/>
+              <w:bottom w:w="120" w:type="dxa"/>
+              <w:left w:w="160" w:type="dxa"/>
+              <w:right w:w="160" w:type="dxa"/>
+            </w:tcMar>
+            <w:shd w:fill="FFFFFF"/>
+          </w:tcPr>
+          <w:p>
+            <w:pPr>
+              <w:spacing w:after="0" w:line="252" w:lineRule="auto"/>
+            </w:pPr>
+            <w:r>
+              <w:rPr>
+                <w:rFonts w:ascii="Times New Roman" w:hAnsi="Times New Roman"/>
+                <w:color w:val="111827"/>
+                <w:sz w:val="20"/>
+              </w:rPr>
+              <w:t>:---:</w:t>
+            </w:r>
+          </w:p>
+        </w:tc>
+      </w:tr>
+      <w:tr>
+        <w:tc>
+          <w:tcPr>
+            <w:tcW w:type="dxa" w:w="1560"/>
+            <w:tcMar>
+              <w:top w:w="120" w:type="dxa"/>
+              <w:bottom w:w="120" w:type="dxa"/>
+              <w:left w:w="160" w:type="dxa"/>
+              <w:right w:w="160" w:type="dxa"/>
+            </w:tcMar>
+            <w:shd w:fill="F9FAFB"/>
+          </w:tcPr>
+          <w:p>
+            <w:pPr>
+              <w:spacing w:after="0" w:line="252" w:lineRule="auto"/>
+            </w:pPr>
+            <w:r>
+              <w:rPr>
+                <w:rFonts w:ascii="Times New Roman" w:hAnsi="Times New Roman"/>
+                <w:color w:val="111827"/>
+                <w:sz w:val="20"/>
+              </w:rPr>
+              <w:t>1</w:t>
+            </w:r>
+          </w:p>
+        </w:tc>
+        <w:tc>
+          <w:tcPr>
+            <w:tcW w:type="dxa" w:w="1560"/>
+            <w:tcMar>
+              <w:top w:w="120" w:type="dxa"/>
+              <w:bottom w:w="120" w:type="dxa"/>
+              <w:left w:w="160" w:type="dxa"/>
+              <w:right w:w="160" w:type="dxa"/>
+            </w:tcMar>
+            <w:shd w:fill="F9FAFB"/>
+          </w:tcPr>
+          <w:p>
+            <w:pPr>
+              <w:spacing w:after="0" w:line="252" w:lineRule="auto"/>
+            </w:pPr>
+            <w:r>
+              <w:rPr>
+                <w:rFonts w:ascii="Times New Roman" w:hAnsi="Times New Roman"/>
+                <w:color w:val="111827"/>
+                <w:sz w:val="20"/>
+              </w:rPr>
+              <w:t>Cubs (0–1 yr)</w:t>
+            </w:r>
+          </w:p>
+        </w:tc>
+        <w:tc>
+          <w:tcPr>
+            <w:tcW w:type="dxa" w:w="1560"/>
+            <w:tcMar>
+              <w:top w:w="120" w:type="dxa"/>
+              <w:bottom w:w="120" w:type="dxa"/>
+              <w:left w:w="160" w:type="dxa"/>
+              <w:right w:w="160" w:type="dxa"/>
+            </w:tcMar>
+            <w:shd w:fill="F9FAFB"/>
+          </w:tcPr>
+          <w:p>
+            <w:pPr>
+              <w:spacing w:after="0" w:line="252" w:lineRule="auto"/>
+            </w:pPr>
+            <w:r>
+              <w:rPr>
+                <w:rFonts w:ascii="Times New Roman" w:hAnsi="Times New Roman"/>
+                <w:color w:val="111827"/>
+                <w:sz w:val="20"/>
+              </w:rPr>
+              <w:t>0.000</w:t>
+            </w:r>
+          </w:p>
+        </w:tc>
+        <w:tc>
+          <w:tcPr>
+            <w:tcW w:type="dxa" w:w="1560"/>
+            <w:tcMar>
+              <w:top w:w="120" w:type="dxa"/>
+              <w:bottom w:w="120" w:type="dxa"/>
+              <w:left w:w="160" w:type="dxa"/>
+              <w:right w:w="160" w:type="dxa"/>
+            </w:tcMar>
+            <w:shd w:fill="F9FAFB"/>
+          </w:tcPr>
+          <w:p>
+            <w:pPr>
+              <w:spacing w:after="0" w:line="252" w:lineRule="auto"/>
+            </w:pPr>
+            <w:r>
+              <w:rPr>
+                <w:rFonts w:ascii="Times New Roman" w:hAnsi="Times New Roman"/>
+                <w:color w:val="111827"/>
+                <w:sz w:val="20"/>
+              </w:rPr>
+              <w:t>0.680</w:t>
+            </w:r>
+          </w:p>
+        </w:tc>
+        <w:tc>
+          <w:tcPr>
+            <w:tcW w:type="dxa" w:w="1560"/>
+            <w:tcMar>
+              <w:top w:w="120" w:type="dxa"/>
+              <w:bottom w:w="120" w:type="dxa"/>
+              <w:left w:w="160" w:type="dxa"/>
+              <w:right w:w="160" w:type="dxa"/>
+            </w:tcMar>
+            <w:shd w:fill="F9FAFB"/>
+          </w:tcPr>
+          <w:p>
+            <w:pPr>
+              <w:spacing w:after="0" w:line="252" w:lineRule="auto"/>
+            </w:pPr>
+            <w:r>
+              <w:rPr>
+                <w:rFonts w:ascii="Times New Roman" w:hAnsi="Times New Roman"/>
+                <w:color w:val="111827"/>
+                <w:sz w:val="20"/>
+              </w:rPr>
+              <w:t>40</w:t>
+            </w:r>
+          </w:p>
+        </w:tc>
+        <w:tc>
+          <w:tcPr>
+            <w:tcW w:type="dxa" w:w="1560"/>
+            <w:tcMar>
+              <w:top w:w="120" w:type="dxa"/>
+              <w:bottom w:w="120" w:type="dxa"/>
+              <w:left w:w="160" w:type="dxa"/>
+              <w:right w:w="160" w:type="dxa"/>
+            </w:tcMar>
+            <w:shd w:fill="F9FAFB"/>
+          </w:tcPr>
+          <w:p>
+            <w:pPr>
+              <w:spacing w:after="0" w:line="252" w:lineRule="auto"/>
+            </w:pPr>
+            <w:r>
+              <w:rPr>
+                <w:rFonts w:ascii="Times New Roman" w:hAnsi="Times New Roman"/>
+                <w:color w:val="111827"/>
+                <w:sz w:val="20"/>
+              </w:rPr>
+              <w:t>0.00</w:t>
+            </w:r>
+          </w:p>
+        </w:tc>
+      </w:tr>
+      <w:tr>
+        <w:tc>
+          <w:tcPr>
+            <w:tcW w:type="dxa" w:w="1560"/>
+            <w:tcMar>
+              <w:top w:w="120" w:type="dxa"/>
+              <w:bottom w:w="120" w:type="dxa"/>
+              <w:left w:w="160" w:type="dxa"/>
+              <w:right w:w="160" w:type="dxa"/>
+            </w:tcMar>
+            <w:shd w:fill="FFFFFF"/>
+          </w:tcPr>
+          <w:p>
+            <w:pPr>
+              <w:spacing w:after="0" w:line="252" w:lineRule="auto"/>
+            </w:pPr>
+            <w:r>
+              <w:rPr>
+                <w:rFonts w:ascii="Times New Roman" w:hAnsi="Times New Roman"/>
+                <w:color w:val="111827"/>
+                <w:sz w:val="20"/>
+              </w:rPr>
+              <w:t>2</w:t>
+            </w:r>
+          </w:p>
+        </w:tc>
+        <w:tc>
+          <w:tcPr>
+            <w:tcW w:type="dxa" w:w="1560"/>
+            <w:tcMar>
+              <w:top w:w="120" w:type="dxa"/>
+              <w:bottom w:w="120" w:type="dxa"/>
+              <w:left w:w="160" w:type="dxa"/>
+              <w:right w:w="160" w:type="dxa"/>
+            </w:tcMar>
+            <w:shd w:fill="FFFFFF"/>
+          </w:tcPr>
+          <w:p>
+            <w:pPr>
+              <w:spacing w:after="0" w:line="252" w:lineRule="auto"/>
+            </w:pPr>
+            <w:r>
+              <w:rPr>
+                <w:rFonts w:ascii="Times New Roman" w:hAnsi="Times New Roman"/>
+                <w:color w:val="111827"/>
+                <w:sz w:val="20"/>
+              </w:rPr>
+              <w:t>Yearlings (1–2 yr)</w:t>
+            </w:r>
+          </w:p>
+        </w:tc>
+        <w:tc>
+          <w:tcPr>
+            <w:tcW w:type="dxa" w:w="1560"/>
+            <w:tcMar>
+              <w:top w:w="120" w:type="dxa"/>
+              <w:bottom w:w="120" w:type="dxa"/>
+              <w:left w:w="160" w:type="dxa"/>
+              <w:right w:w="160" w:type="dxa"/>
+            </w:tcMar>
+            <w:shd w:fill="FFFFFF"/>
+          </w:tcPr>
+          <w:p>
+            <w:pPr>
+              <w:spacing w:after="0" w:line="252" w:lineRule="auto"/>
+            </w:pPr>
+            <w:r>
+              <w:rPr>
+                <w:rFonts w:ascii="Times New Roman" w:hAnsi="Times New Roman"/>
+                <w:color w:val="111827"/>
+                <w:sz w:val="20"/>
+              </w:rPr>
+              <w:t>0.000</w:t>
+            </w:r>
+          </w:p>
+        </w:tc>
+        <w:tc>
+          <w:tcPr>
+            <w:tcW w:type="dxa" w:w="1560"/>
+            <w:tcMar>
+              <w:top w:w="120" w:type="dxa"/>
+              <w:bottom w:w="120" w:type="dxa"/>
+              <w:left w:w="160" w:type="dxa"/>
+              <w:right w:w="160" w:type="dxa"/>
+            </w:tcMar>
+            <w:shd w:fill="FFFFFF"/>
+          </w:tcPr>
+          <w:p>
+            <w:pPr>
+              <w:spacing w:after="0" w:line="252" w:lineRule="auto"/>
+            </w:pPr>
+            <w:r>
+              <w:rPr>
+                <w:rFonts w:ascii="Times New Roman" w:hAnsi="Times New Roman"/>
+                <w:color w:val="111827"/>
+                <w:sz w:val="20"/>
+              </w:rPr>
+              <w:t>0.820</w:t>
+            </w:r>
+          </w:p>
+        </w:tc>
+        <w:tc>
+          <w:tcPr>
+            <w:tcW w:type="dxa" w:w="1560"/>
+            <w:tcMar>
+              <w:top w:w="120" w:type="dxa"/>
+              <w:bottom w:w="120" w:type="dxa"/>
+              <w:left w:w="160" w:type="dxa"/>
+              <w:right w:w="160" w:type="dxa"/>
+            </w:tcMar>
+            <w:shd w:fill="FFFFFF"/>
+          </w:tcPr>
+          <w:p>
+            <w:pPr>
+              <w:spacing w:after="0" w:line="252" w:lineRule="auto"/>
+            </w:pPr>
+            <w:r>
+              <w:rPr>
+                <w:rFonts w:ascii="Times New Roman" w:hAnsi="Times New Roman"/>
+                <w:color w:val="111827"/>
+                <w:sz w:val="20"/>
+              </w:rPr>
+              <w:t>30</w:t>
+            </w:r>
+          </w:p>
+        </w:tc>
+        <w:tc>
+          <w:tcPr>
+            <w:tcW w:type="dxa" w:w="1560"/>
+            <w:tcMar>
+              <w:top w:w="120" w:type="dxa"/>
+              <w:bottom w:w="120" w:type="dxa"/>
+              <w:left w:w="160" w:type="dxa"/>
+              <w:right w:w="160" w:type="dxa"/>
+            </w:tcMar>
+            <w:shd w:fill="FFFFFF"/>
+          </w:tcPr>
+          <w:p>
+            <w:pPr>
+              <w:spacing w:after="0" w:line="252" w:lineRule="auto"/>
+            </w:pPr>
+            <w:r>
+              <w:rPr>
+                <w:rFonts w:ascii="Times New Roman" w:hAnsi="Times New Roman"/>
+                <w:color w:val="111827"/>
+                <w:sz w:val="20"/>
+              </w:rPr>
+              <w:t>0.50</w:t>
+            </w:r>
+          </w:p>
+        </w:tc>
+      </w:tr>
+      <w:tr>
+        <w:tc>
+          <w:tcPr>
+            <w:tcW w:type="dxa" w:w="1560"/>
+            <w:tcMar>
+              <w:top w:w="120" w:type="dxa"/>
+              <w:bottom w:w="120" w:type="dxa"/>
+              <w:left w:w="160" w:type="dxa"/>
+              <w:right w:w="160" w:type="dxa"/>
+            </w:tcMar>
+            <w:shd w:fill="F9FAFB"/>
+          </w:tcPr>
+          <w:p>
+            <w:pPr>
+              <w:spacing w:after="0" w:line="252" w:lineRule="auto"/>
+            </w:pPr>
+            <w:r>
+              <w:rPr>
+                <w:rFonts w:ascii="Times New Roman" w:hAnsi="Times New Roman"/>
+                <w:color w:val="111827"/>
+                <w:sz w:val="20"/>
+              </w:rPr>
+              <w:t>3</w:t>
+            </w:r>
+          </w:p>
+        </w:tc>
+        <w:tc>
+          <w:tcPr>
+            <w:tcW w:type="dxa" w:w="1560"/>
+            <w:tcMar>
+              <w:top w:w="120" w:type="dxa"/>
+              <w:bottom w:w="120" w:type="dxa"/>
+              <w:left w:w="160" w:type="dxa"/>
+              <w:right w:w="160" w:type="dxa"/>
+            </w:tcMar>
+            <w:shd w:fill="F9FAFB"/>
+          </w:tcPr>
+          <w:p>
+            <w:pPr>
+              <w:spacing w:after="0" w:line="252" w:lineRule="auto"/>
+            </w:pPr>
+            <w:r>
+              <w:rPr>
+                <w:rFonts w:ascii="Times New Roman" w:hAnsi="Times New Roman"/>
+                <w:color w:val="111827"/>
+                <w:sz w:val="20"/>
+              </w:rPr>
+              <w:t>Subadult 1 (2–3 yr)</w:t>
+            </w:r>
+          </w:p>
+        </w:tc>
+        <w:tc>
+          <w:tcPr>
+            <w:tcW w:type="dxa" w:w="1560"/>
+            <w:tcMar>
+              <w:top w:w="120" w:type="dxa"/>
+              <w:bottom w:w="120" w:type="dxa"/>
+              <w:left w:w="160" w:type="dxa"/>
+              <w:right w:w="160" w:type="dxa"/>
+            </w:tcMar>
+            <w:shd w:fill="F9FAFB"/>
+          </w:tcPr>
+          <w:p>
+            <w:pPr>
+              <w:spacing w:after="0" w:line="252" w:lineRule="auto"/>
+            </w:pPr>
+            <w:r>
+              <w:rPr>
+                <w:rFonts w:ascii="Times New Roman" w:hAnsi="Times New Roman"/>
+                <w:color w:val="111827"/>
+                <w:sz w:val="20"/>
+              </w:rPr>
+              <w:t>0.000</w:t>
+            </w:r>
+          </w:p>
+        </w:tc>
+        <w:tc>
+          <w:tcPr>
+            <w:tcW w:type="dxa" w:w="1560"/>
+            <w:tcMar>
+              <w:top w:w="120" w:type="dxa"/>
+              <w:bottom w:w="120" w:type="dxa"/>
+              <w:left w:w="160" w:type="dxa"/>
+              <w:right w:w="160" w:type="dxa"/>
+            </w:tcMar>
+            <w:shd w:fill="F9FAFB"/>
+          </w:tcPr>
+          <w:p>
+            <w:pPr>
+              <w:spacing w:after="0" w:line="252" w:lineRule="auto"/>
+            </w:pPr>
+            <w:r>
+              <w:rPr>
+                <w:rFonts w:ascii="Times New Roman" w:hAnsi="Times New Roman"/>
+                <w:color w:val="111827"/>
+                <w:sz w:val="20"/>
+              </w:rPr>
+              <w:t>0.880</w:t>
+            </w:r>
+          </w:p>
+        </w:tc>
+        <w:tc>
+          <w:tcPr>
+            <w:tcW w:type="dxa" w:w="1560"/>
+            <w:tcMar>
+              <w:top w:w="120" w:type="dxa"/>
+              <w:bottom w:w="120" w:type="dxa"/>
+              <w:left w:w="160" w:type="dxa"/>
+              <w:right w:w="160" w:type="dxa"/>
+            </w:tcMar>
+            <w:shd w:fill="F9FAFB"/>
+          </w:tcPr>
+          <w:p>
+            <w:pPr>
+              <w:spacing w:after="0" w:line="252" w:lineRule="auto"/>
+            </w:pPr>
+            <w:r>
+              <w:rPr>
+                <w:rFonts w:ascii="Times New Roman" w:hAnsi="Times New Roman"/>
+                <w:color w:val="111827"/>
+                <w:sz w:val="20"/>
+              </w:rPr>
+              <w:t>25</w:t>
+            </w:r>
+          </w:p>
+        </w:tc>
+        <w:tc>
+          <w:tcPr>
+            <w:tcW w:type="dxa" w:w="1560"/>
+            <w:tcMar>
+              <w:top w:w="120" w:type="dxa"/>
+              <w:bottom w:w="120" w:type="dxa"/>
+              <w:left w:w="160" w:type="dxa"/>
+              <w:right w:w="160" w:type="dxa"/>
+            </w:tcMar>
+            <w:shd w:fill="F9FAFB"/>
+          </w:tcPr>
+          <w:p>
+            <w:pPr>
+              <w:spacing w:after="0" w:line="252" w:lineRule="auto"/>
+            </w:pPr>
+            <w:r>
+              <w:rPr>
+                <w:rFonts w:ascii="Times New Roman" w:hAnsi="Times New Roman"/>
+                <w:color w:val="111827"/>
+                <w:sz w:val="20"/>
+              </w:rPr>
+              <w:t>1.00</w:t>
+            </w:r>
+          </w:p>
+        </w:tc>
+      </w:tr>
+      <w:tr>
+        <w:tc>
+          <w:tcPr>
+            <w:tcW w:type="dxa" w:w="1560"/>
+            <w:tcMar>
+              <w:top w:w="120" w:type="dxa"/>
+              <w:bottom w:w="120" w:type="dxa"/>
+              <w:left w:w="160" w:type="dxa"/>
+              <w:right w:w="160" w:type="dxa"/>
+            </w:tcMar>
+            <w:shd w:fill="FFFFFF"/>
+          </w:tcPr>
+          <w:p>
+            <w:pPr>
+              <w:spacing w:after="0" w:line="252" w:lineRule="auto"/>
+            </w:pPr>
+            <w:r>
+              <w:rPr>
+                <w:rFonts w:ascii="Times New Roman" w:hAnsi="Times New Roman"/>
+                <w:color w:val="111827"/>
+                <w:sz w:val="20"/>
+              </w:rPr>
+              <w:t>4</w:t>
+            </w:r>
+          </w:p>
+        </w:tc>
+        <w:tc>
+          <w:tcPr>
+            <w:tcW w:type="dxa" w:w="1560"/>
+            <w:tcMar>
+              <w:top w:w="120" w:type="dxa"/>
+              <w:bottom w:w="120" w:type="dxa"/>
+              <w:left w:w="160" w:type="dxa"/>
+              <w:right w:w="160" w:type="dxa"/>
+            </w:tcMar>
+            <w:shd w:fill="FFFFFF"/>
+          </w:tcPr>
+          <w:p>
+            <w:pPr>
+              <w:spacing w:after="0" w:line="252" w:lineRule="auto"/>
+            </w:pPr>
+            <w:r>
+              <w:rPr>
+                <w:rFonts w:ascii="Times New Roman" w:hAnsi="Times New Roman"/>
+                <w:color w:val="111827"/>
+                <w:sz w:val="20"/>
+              </w:rPr>
+              <w:t>Subadult 2 (3–4 yr)</w:t>
+            </w:r>
+          </w:p>
+        </w:tc>
+        <w:tc>
+          <w:tcPr>
+            <w:tcW w:type="dxa" w:w="1560"/>
+            <w:tcMar>
+              <w:top w:w="120" w:type="dxa"/>
+              <w:bottom w:w="120" w:type="dxa"/>
+              <w:left w:w="160" w:type="dxa"/>
+              <w:right w:w="160" w:type="dxa"/>
+            </w:tcMar>
+            <w:shd w:fill="FFFFFF"/>
+          </w:tcPr>
+          <w:p>
+            <w:pPr>
+              <w:spacing w:after="0" w:line="252" w:lineRule="auto"/>
+            </w:pPr>
+            <w:r>
+              <w:rPr>
+                <w:rFonts w:ascii="Times New Roman" w:hAnsi="Times New Roman"/>
+                <w:color w:val="111827"/>
+                <w:sz w:val="20"/>
+              </w:rPr>
+              <w:t>0.100</w:t>
+            </w:r>
+          </w:p>
+        </w:tc>
+        <w:tc>
+          <w:tcPr>
+            <w:tcW w:type="dxa" w:w="1560"/>
+            <w:tcMar>
+              <w:top w:w="120" w:type="dxa"/>
+              <w:bottom w:w="120" w:type="dxa"/>
+              <w:left w:w="160" w:type="dxa"/>
+              <w:right w:w="160" w:type="dxa"/>
+            </w:tcMar>
+            <w:shd w:fill="FFFFFF"/>
+          </w:tcPr>
+          <w:p>
+            <w:pPr>
+              <w:spacing w:after="0" w:line="252" w:lineRule="auto"/>
+            </w:pPr>
+            <w:r>
+              <w:rPr>
+                <w:rFonts w:ascii="Times New Roman" w:hAnsi="Times New Roman"/>
+                <w:color w:val="111827"/>
+                <w:sz w:val="20"/>
+              </w:rPr>
+              <w:t>0.900</w:t>
+            </w:r>
+          </w:p>
+        </w:tc>
+        <w:tc>
+          <w:tcPr>
+            <w:tcW w:type="dxa" w:w="1560"/>
+            <w:tcMar>
+              <w:top w:w="120" w:type="dxa"/>
+              <w:bottom w:w="120" w:type="dxa"/>
+              <w:left w:w="160" w:type="dxa"/>
+              <w:right w:w="160" w:type="dxa"/>
+            </w:tcMar>
+            <w:shd w:fill="FFFFFF"/>
+          </w:tcPr>
+          <w:p>
+            <w:pPr>
+              <w:spacing w:after="0" w:line="252" w:lineRule="auto"/>
+            </w:pPr>
+            <w:r>
+              <w:rPr>
+                <w:rFonts w:ascii="Times New Roman" w:hAnsi="Times New Roman"/>
+                <w:color w:val="111827"/>
+                <w:sz w:val="20"/>
+              </w:rPr>
+              <w:t>22</w:t>
+            </w:r>
+          </w:p>
+        </w:tc>
+        <w:tc>
+          <w:tcPr>
+            <w:tcW w:type="dxa" w:w="1560"/>
+            <w:tcMar>
+              <w:top w:w="120" w:type="dxa"/>
+              <w:bottom w:w="120" w:type="dxa"/>
+              <w:left w:w="160" w:type="dxa"/>
+              <w:right w:w="160" w:type="dxa"/>
+            </w:tcMar>
+            <w:shd w:fill="FFFFFF"/>
+          </w:tcPr>
+          <w:p>
+            <w:pPr>
+              <w:spacing w:after="0" w:line="252" w:lineRule="auto"/>
+            </w:pPr>
+            <w:r>
+              <w:rPr>
+                <w:rFonts w:ascii="Times New Roman" w:hAnsi="Times New Roman"/>
+                <w:color w:val="111827"/>
+                <w:sz w:val="20"/>
+              </w:rPr>
+              <w:t>1.50</w:t>
+            </w:r>
+          </w:p>
+        </w:tc>
+      </w:tr>
+      <w:tr>
+        <w:tc>
+          <w:tcPr>
+            <w:tcW w:type="dxa" w:w="1560"/>
+            <w:tcMar>
+              <w:top w:w="120" w:type="dxa"/>
+              <w:bottom w:w="120" w:type="dxa"/>
+              <w:left w:w="160" w:type="dxa"/>
+              <w:right w:w="160" w:type="dxa"/>
+            </w:tcMar>
+            <w:shd w:fill="F9FAFB"/>
+          </w:tcPr>
+          <w:p>
+            <w:pPr>
+              <w:spacing w:after="0" w:line="252" w:lineRule="auto"/>
+            </w:pPr>
+            <w:r>
+              <w:rPr>
+                <w:rFonts w:ascii="Times New Roman" w:hAnsi="Times New Roman"/>
+                <w:color w:val="111827"/>
+                <w:sz w:val="20"/>
+              </w:rPr>
+              <w:t>5</w:t>
+            </w:r>
+          </w:p>
+        </w:tc>
+        <w:tc>
+          <w:tcPr>
+            <w:tcW w:type="dxa" w:w="1560"/>
+            <w:tcMar>
+              <w:top w:w="120" w:type="dxa"/>
+              <w:bottom w:w="120" w:type="dxa"/>
+              <w:left w:w="160" w:type="dxa"/>
+              <w:right w:w="160" w:type="dxa"/>
+            </w:tcMar>
+            <w:shd w:fill="F9FAFB"/>
+          </w:tcPr>
+          <w:p>
+            <w:pPr>
+              <w:spacing w:after="0" w:line="252" w:lineRule="auto"/>
+            </w:pPr>
+            <w:r>
+              <w:rPr>
+                <w:rFonts w:ascii="Times New Roman" w:hAnsi="Times New Roman"/>
+                <w:color w:val="111827"/>
+                <w:sz w:val="20"/>
+              </w:rPr>
+              <w:t>Young Adult (4–6 yr)</w:t>
+            </w:r>
+          </w:p>
+        </w:tc>
+        <w:tc>
+          <w:tcPr>
+            <w:tcW w:type="dxa" w:w="1560"/>
+            <w:tcMar>
+              <w:top w:w="120" w:type="dxa"/>
+              <w:bottom w:w="120" w:type="dxa"/>
+              <w:left w:w="160" w:type="dxa"/>
+              <w:right w:w="160" w:type="dxa"/>
+            </w:tcMar>
+            <w:shd w:fill="F9FAFB"/>
+          </w:tcPr>
+          <w:p>
+            <w:pPr>
+              <w:spacing w:after="0" w:line="252" w:lineRule="auto"/>
+            </w:pPr>
+            <w:r>
+              <w:rPr>
+                <w:rFonts w:ascii="Times New Roman" w:hAnsi="Times New Roman"/>
+                <w:color w:val="111827"/>
+                <w:sz w:val="20"/>
+              </w:rPr>
+              <w:t>0.350</w:t>
+            </w:r>
+          </w:p>
+        </w:tc>
+        <w:tc>
+          <w:tcPr>
+            <w:tcW w:type="dxa" w:w="1560"/>
+            <w:tcMar>
+              <w:top w:w="120" w:type="dxa"/>
+              <w:bottom w:w="120" w:type="dxa"/>
+              <w:left w:w="160" w:type="dxa"/>
+              <w:right w:w="160" w:type="dxa"/>
+            </w:tcMar>
+            <w:shd w:fill="F9FAFB"/>
+          </w:tcPr>
+          <w:p>
+            <w:pPr>
+              <w:spacing w:after="0" w:line="252" w:lineRule="auto"/>
+            </w:pPr>
+            <w:r>
+              <w:rPr>
+                <w:rFonts w:ascii="Times New Roman" w:hAnsi="Times New Roman"/>
+                <w:color w:val="111827"/>
+                <w:sz w:val="20"/>
+              </w:rPr>
+              <w:t>0.920</w:t>
+            </w:r>
+          </w:p>
+        </w:tc>
+        <w:tc>
+          <w:tcPr>
+            <w:tcW w:type="dxa" w:w="1560"/>
+            <w:tcMar>
+              <w:top w:w="120" w:type="dxa"/>
+              <w:bottom w:w="120" w:type="dxa"/>
+              <w:left w:w="160" w:type="dxa"/>
+              <w:right w:w="160" w:type="dxa"/>
+            </w:tcMar>
+            <w:shd w:fill="F9FAFB"/>
+          </w:tcPr>
+          <w:p>
+            <w:pPr>
+              <w:spacing w:after="0" w:line="252" w:lineRule="auto"/>
+            </w:pPr>
+            <w:r>
+              <w:rPr>
+                <w:rFonts w:ascii="Times New Roman" w:hAnsi="Times New Roman"/>
+                <w:color w:val="111827"/>
+                <w:sz w:val="20"/>
+              </w:rPr>
+              <w:t>35</w:t>
+            </w:r>
+          </w:p>
+        </w:tc>
+        <w:tc>
+          <w:tcPr>
+            <w:tcW w:type="dxa" w:w="1560"/>
+            <w:tcMar>
+              <w:top w:w="120" w:type="dxa"/>
+              <w:bottom w:w="120" w:type="dxa"/>
+              <w:left w:w="160" w:type="dxa"/>
+              <w:right w:w="160" w:type="dxa"/>
+            </w:tcMar>
+            <w:shd w:fill="F9FAFB"/>
+          </w:tcPr>
+          <w:p>
+            <w:pPr>
+              <w:spacing w:after="0" w:line="252" w:lineRule="auto"/>
+            </w:pPr>
+            <w:r>
+              <w:rPr>
+                <w:rFonts w:ascii="Times New Roman" w:hAnsi="Times New Roman"/>
+                <w:color w:val="111827"/>
+                <w:sz w:val="20"/>
+              </w:rPr>
+              <w:t>2.50</w:t>
+            </w:r>
+          </w:p>
+        </w:tc>
+      </w:tr>
+      <w:tr>
+        <w:tc>
+          <w:tcPr>
+            <w:tcW w:type="dxa" w:w="1560"/>
+            <w:tcMar>
+              <w:top w:w="120" w:type="dxa"/>
+              <w:bottom w:w="120" w:type="dxa"/>
+              <w:left w:w="160" w:type="dxa"/>
+              <w:right w:w="160" w:type="dxa"/>
+            </w:tcMar>
+            <w:shd w:fill="FFFFFF"/>
+          </w:tcPr>
+          <w:p>
+            <w:pPr>
+              <w:spacing w:after="0" w:line="252" w:lineRule="auto"/>
+            </w:pPr>
+            <w:r>
+              <w:rPr>
+                <w:rFonts w:ascii="Times New Roman" w:hAnsi="Times New Roman"/>
+                <w:color w:val="111827"/>
+                <w:sz w:val="20"/>
+              </w:rPr>
+              <w:t>6</w:t>
+            </w:r>
+          </w:p>
+        </w:tc>
+        <w:tc>
+          <w:tcPr>
+            <w:tcW w:type="dxa" w:w="1560"/>
+            <w:tcMar>
+              <w:top w:w="120" w:type="dxa"/>
+              <w:bottom w:w="120" w:type="dxa"/>
+              <w:left w:w="160" w:type="dxa"/>
+              <w:right w:w="160" w:type="dxa"/>
+            </w:tcMar>
+            <w:shd w:fill="FFFFFF"/>
+          </w:tcPr>
+          <w:p>
+            <w:pPr>
+              <w:spacing w:after="0" w:line="252" w:lineRule="auto"/>
+            </w:pPr>
+            <w:r>
+              <w:rPr>
+                <w:rFonts w:ascii="Times New Roman" w:hAnsi="Times New Roman"/>
+                <w:color w:val="111827"/>
+                <w:sz w:val="20"/>
+              </w:rPr>
+              <w:t>Prime Adult (6–10 yr)</w:t>
+            </w:r>
+          </w:p>
+        </w:tc>
+        <w:tc>
+          <w:tcPr>
+            <w:tcW w:type="dxa" w:w="1560"/>
+            <w:tcMar>
+              <w:top w:w="120" w:type="dxa"/>
+              <w:bottom w:w="120" w:type="dxa"/>
+              <w:left w:w="160" w:type="dxa"/>
+              <w:right w:w="160" w:type="dxa"/>
+            </w:tcMar>
+            <w:shd w:fill="FFFFFF"/>
+          </w:tcPr>
+          <w:p>
+            <w:pPr>
+              <w:spacing w:after="0" w:line="252" w:lineRule="auto"/>
+            </w:pPr>
+            <w:r>
+              <w:rPr>
+                <w:rFonts w:ascii="Times New Roman" w:hAnsi="Times New Roman"/>
+                <w:color w:val="111827"/>
+                <w:sz w:val="20"/>
+              </w:rPr>
+              <w:t>0.580</w:t>
+            </w:r>
+          </w:p>
+        </w:tc>
+        <w:tc>
+          <w:tcPr>
+            <w:tcW w:type="dxa" w:w="1560"/>
+            <w:tcMar>
+              <w:top w:w="120" w:type="dxa"/>
+              <w:bottom w:w="120" w:type="dxa"/>
+              <w:left w:w="160" w:type="dxa"/>
+              <w:right w:w="160" w:type="dxa"/>
+            </w:tcMar>
+            <w:shd w:fill="FFFFFF"/>
+          </w:tcPr>
+          <w:p>
+            <w:pPr>
+              <w:spacing w:after="0" w:line="252" w:lineRule="auto"/>
+            </w:pPr>
+            <w:r>
+              <w:rPr>
+                <w:rFonts w:ascii="Times New Roman" w:hAnsi="Times New Roman"/>
+                <w:color w:val="111827"/>
+                <w:sz w:val="20"/>
+              </w:rPr>
+              <w:t>0.940</w:t>
+            </w:r>
+          </w:p>
+        </w:tc>
+        <w:tc>
+          <w:tcPr>
+            <w:tcW w:type="dxa" w:w="1560"/>
+            <w:tcMar>
+              <w:top w:w="120" w:type="dxa"/>
+              <w:bottom w:w="120" w:type="dxa"/>
+              <w:left w:w="160" w:type="dxa"/>
+              <w:right w:w="160" w:type="dxa"/>
+            </w:tcMar>
+            <w:shd w:fill="FFFFFF"/>
+          </w:tcPr>
+          <w:p>
+            <w:pPr>
+              <w:spacing w:after="0" w:line="252" w:lineRule="auto"/>
+            </w:pPr>
+            <w:r>
+              <w:rPr>
+                <w:rFonts w:ascii="Times New Roman" w:hAnsi="Times New Roman"/>
+                <w:color w:val="111827"/>
+                <w:sz w:val="20"/>
+              </w:rPr>
+              <w:t>50</w:t>
+            </w:r>
+          </w:p>
+        </w:tc>
+        <w:tc>
+          <w:tcPr>
+            <w:tcW w:type="dxa" w:w="1560"/>
+            <w:tcMar>
+              <w:top w:w="120" w:type="dxa"/>
+              <w:bottom w:w="120" w:type="dxa"/>
+              <w:left w:w="160" w:type="dxa"/>
+              <w:right w:w="160" w:type="dxa"/>
+            </w:tcMar>
+            <w:shd w:fill="FFFFFF"/>
+          </w:tcPr>
+          <w:p>
+            <w:pPr>
+              <w:spacing w:after="0" w:line="252" w:lineRule="auto"/>
+            </w:pPr>
+            <w:r>
+              <w:rPr>
+                <w:rFonts w:ascii="Times New Roman" w:hAnsi="Times New Roman"/>
+                <w:color w:val="111827"/>
+                <w:sz w:val="20"/>
+              </w:rPr>
+              <w:t>3.00</w:t>
+            </w:r>
+          </w:p>
+        </w:tc>
+      </w:tr>
+      <w:tr>
+        <w:tc>
+          <w:tcPr>
+            <w:tcW w:type="dxa" w:w="1560"/>
+            <w:tcMar>
+              <w:top w:w="120" w:type="dxa"/>
+              <w:bottom w:w="120" w:type="dxa"/>
+              <w:left w:w="160" w:type="dxa"/>
+              <w:right w:w="160" w:type="dxa"/>
+            </w:tcMar>
+            <w:shd w:fill="F9FAFB"/>
+          </w:tcPr>
+          <w:p>
+            <w:pPr>
+              <w:spacing w:after="0" w:line="252" w:lineRule="auto"/>
+            </w:pPr>
+            <w:r>
+              <w:rPr>
+                <w:rFonts w:ascii="Times New Roman" w:hAnsi="Times New Roman"/>
+                <w:color w:val="111827"/>
+                <w:sz w:val="20"/>
+              </w:rPr>
+              <w:t>7</w:t>
+            </w:r>
+          </w:p>
+        </w:tc>
+        <w:tc>
+          <w:tcPr>
+            <w:tcW w:type="dxa" w:w="1560"/>
+            <w:tcMar>
+              <w:top w:w="120" w:type="dxa"/>
+              <w:bottom w:w="120" w:type="dxa"/>
+              <w:left w:w="160" w:type="dxa"/>
+              <w:right w:w="160" w:type="dxa"/>
+            </w:tcMar>
+            <w:shd w:fill="F9FAFB"/>
+          </w:tcPr>
+          <w:p>
+            <w:pPr>
+              <w:spacing w:after="0" w:line="252" w:lineRule="auto"/>
+            </w:pPr>
+            <w:r>
+              <w:rPr>
+                <w:rFonts w:ascii="Times New Roman" w:hAnsi="Times New Roman"/>
+                <w:color w:val="111827"/>
+                <w:sz w:val="20"/>
+              </w:rPr>
+              <w:t>Mature Adult (10–15 yr)</w:t>
+            </w:r>
+          </w:p>
+        </w:tc>
+        <w:tc>
+          <w:tcPr>
+            <w:tcW w:type="dxa" w:w="1560"/>
+            <w:tcMar>
+              <w:top w:w="120" w:type="dxa"/>
+              <w:bottom w:w="120" w:type="dxa"/>
+              <w:left w:w="160" w:type="dxa"/>
+              <w:right w:w="160" w:type="dxa"/>
+            </w:tcMar>
+            <w:shd w:fill="F9FAFB"/>
+          </w:tcPr>
+          <w:p>
+            <w:pPr>
+              <w:spacing w:after="0" w:line="252" w:lineRule="auto"/>
+            </w:pPr>
+            <w:r>
+              <w:rPr>
+                <w:rFonts w:ascii="Times New Roman" w:hAnsi="Times New Roman"/>
+                <w:color w:val="111827"/>
+                <w:sz w:val="20"/>
+              </w:rPr>
+              <w:t>0.450</w:t>
+            </w:r>
+          </w:p>
+        </w:tc>
+        <w:tc>
+          <w:tcPr>
+            <w:tcW w:type="dxa" w:w="1560"/>
+            <w:tcMar>
+              <w:top w:w="120" w:type="dxa"/>
+              <w:bottom w:w="120" w:type="dxa"/>
+              <w:left w:w="160" w:type="dxa"/>
+              <w:right w:w="160" w:type="dxa"/>
+            </w:tcMar>
+            <w:shd w:fill="F9FAFB"/>
+          </w:tcPr>
+          <w:p>
+            <w:pPr>
+              <w:spacing w:after="0" w:line="252" w:lineRule="auto"/>
+            </w:pPr>
+            <w:r>
+              <w:rPr>
+                <w:rFonts w:ascii="Times New Roman" w:hAnsi="Times New Roman"/>
+                <w:color w:val="111827"/>
+                <w:sz w:val="20"/>
+              </w:rPr>
+              <w:t>0.900</w:t>
+            </w:r>
+          </w:p>
+        </w:tc>
+        <w:tc>
+          <w:tcPr>
+            <w:tcW w:type="dxa" w:w="1560"/>
+            <w:tcMar>
+              <w:top w:w="120" w:type="dxa"/>
+              <w:bottom w:w="120" w:type="dxa"/>
+              <w:left w:w="160" w:type="dxa"/>
+              <w:right w:w="160" w:type="dxa"/>
+            </w:tcMar>
+            <w:shd w:fill="F9FAFB"/>
+          </w:tcPr>
+          <w:p>
+            <w:pPr>
+              <w:spacing w:after="0" w:line="252" w:lineRule="auto"/>
+            </w:pPr>
+            <w:r>
+              <w:rPr>
+                <w:rFonts w:ascii="Times New Roman" w:hAnsi="Times New Roman"/>
+                <w:color w:val="111827"/>
+                <w:sz w:val="20"/>
+              </w:rPr>
+              <w:t>45</w:t>
+            </w:r>
+          </w:p>
+        </w:tc>
+        <w:tc>
+          <w:tcPr>
+            <w:tcW w:type="dxa" w:w="1560"/>
+            <w:tcMar>
+              <w:top w:w="120" w:type="dxa"/>
+              <w:bottom w:w="120" w:type="dxa"/>
+              <w:left w:w="160" w:type="dxa"/>
+              <w:right w:w="160" w:type="dxa"/>
+            </w:tcMar>
+            <w:shd w:fill="F9FAFB"/>
+          </w:tcPr>
+          <w:p>
+            <w:pPr>
+              <w:spacing w:after="0" w:line="252" w:lineRule="auto"/>
+            </w:pPr>
+            <w:r>
+              <w:rPr>
+                <w:rFonts w:ascii="Times New Roman" w:hAnsi="Times New Roman"/>
+                <w:color w:val="111827"/>
+                <w:sz w:val="20"/>
+              </w:rPr>
+              <w:t>2.50</w:t>
+            </w:r>
+          </w:p>
+        </w:tc>
+      </w:tr>
+      <w:tr>
+        <w:tc>
+          <w:tcPr>
+            <w:tcW w:type="dxa" w:w="1560"/>
+            <w:tcMar>
+              <w:top w:w="120" w:type="dxa"/>
+              <w:bottom w:w="120" w:type="dxa"/>
+              <w:left w:w="160" w:type="dxa"/>
+              <w:right w:w="160" w:type="dxa"/>
+            </w:tcMar>
+            <w:shd w:fill="FFFFFF"/>
+          </w:tcPr>
+          <w:p>
+            <w:pPr>
+              <w:spacing w:after="0" w:line="252" w:lineRule="auto"/>
+            </w:pPr>
+            <w:r>
+              <w:rPr>
+                <w:rFonts w:ascii="Times New Roman" w:hAnsi="Times New Roman"/>
+                <w:color w:val="111827"/>
+                <w:sz w:val="20"/>
+              </w:rPr>
+              <w:t>8</w:t>
+            </w:r>
+          </w:p>
+        </w:tc>
+        <w:tc>
+          <w:tcPr>
+            <w:tcW w:type="dxa" w:w="1560"/>
+            <w:tcMar>
+              <w:top w:w="120" w:type="dxa"/>
+              <w:bottom w:w="120" w:type="dxa"/>
+              <w:left w:w="160" w:type="dxa"/>
+              <w:right w:w="160" w:type="dxa"/>
+            </w:tcMar>
+            <w:shd w:fill="FFFFFF"/>
+          </w:tcPr>
+          <w:p>
+            <w:pPr>
+              <w:spacing w:after="0" w:line="252" w:lineRule="auto"/>
+            </w:pPr>
+            <w:r>
+              <w:rPr>
+                <w:rFonts w:ascii="Times New Roman" w:hAnsi="Times New Roman"/>
+                <w:color w:val="111827"/>
+                <w:sz w:val="20"/>
+              </w:rPr>
+              <w:t>Elder (15+ yr)</w:t>
+            </w:r>
+          </w:p>
+        </w:tc>
+        <w:tc>
+          <w:tcPr>
+            <w:tcW w:type="dxa" w:w="1560"/>
+            <w:tcMar>
+              <w:top w:w="120" w:type="dxa"/>
+              <w:bottom w:w="120" w:type="dxa"/>
+              <w:left w:w="160" w:type="dxa"/>
+              <w:right w:w="160" w:type="dxa"/>
+            </w:tcMar>
+            <w:shd w:fill="FFFFFF"/>
+          </w:tcPr>
+          <w:p>
+            <w:pPr>
+              <w:spacing w:after="0" w:line="252" w:lineRule="auto"/>
+            </w:pPr>
+            <w:r>
+              <w:rPr>
+                <w:rFonts w:ascii="Times New Roman" w:hAnsi="Times New Roman"/>
+                <w:color w:val="111827"/>
+                <w:sz w:val="20"/>
+              </w:rPr>
+              <w:t>0.150</w:t>
+            </w:r>
+          </w:p>
+        </w:tc>
+        <w:tc>
+          <w:tcPr>
+            <w:tcW w:type="dxa" w:w="1560"/>
+            <w:tcMar>
+              <w:top w:w="120" w:type="dxa"/>
+              <w:bottom w:w="120" w:type="dxa"/>
+              <w:left w:w="160" w:type="dxa"/>
+              <w:right w:w="160" w:type="dxa"/>
+            </w:tcMar>
+            <w:shd w:fill="FFFFFF"/>
+          </w:tcPr>
+          <w:p>
+            <w:pPr>
+              <w:spacing w:after="0" w:line="252" w:lineRule="auto"/>
+            </w:pPr>
+            <w:r>
+              <w:rPr>
+                <w:rFonts w:ascii="Times New Roman" w:hAnsi="Times New Roman"/>
+                <w:color w:val="111827"/>
+                <w:sz w:val="20"/>
+              </w:rPr>
+              <w:t>—</w:t>
+            </w:r>
+          </w:p>
+        </w:tc>
+        <w:tc>
+          <w:tcPr>
+            <w:tcW w:type="dxa" w:w="1560"/>
+            <w:tcMar>
+              <w:top w:w="120" w:type="dxa"/>
+              <w:bottom w:w="120" w:type="dxa"/>
+              <w:left w:w="160" w:type="dxa"/>
+              <w:right w:w="160" w:type="dxa"/>
+            </w:tcMar>
+            <w:shd w:fill="FFFFFF"/>
+          </w:tcPr>
+          <w:p>
+            <w:pPr>
+              <w:spacing w:after="0" w:line="252" w:lineRule="auto"/>
+            </w:pPr>
+            <w:r>
+              <w:rPr>
+                <w:rFonts w:ascii="Times New Roman" w:hAnsi="Times New Roman"/>
+                <w:color w:val="111827"/>
+                <w:sz w:val="20"/>
+              </w:rPr>
+              <w:t>20</w:t>
+            </w:r>
+          </w:p>
+        </w:tc>
+        <w:tc>
+          <w:tcPr>
+            <w:tcW w:type="dxa" w:w="1560"/>
+            <w:tcMar>
+              <w:top w:w="120" w:type="dxa"/>
+              <w:bottom w:w="120" w:type="dxa"/>
+              <w:left w:w="160" w:type="dxa"/>
+              <w:right w:w="160" w:type="dxa"/>
+            </w:tcMar>
+            <w:shd w:fill="FFFFFF"/>
+          </w:tcPr>
+          <w:p>
+            <w:pPr>
+              <w:spacing w:after="0" w:line="252" w:lineRule="auto"/>
+            </w:pPr>
+            <w:r>
+              <w:rPr>
+                <w:rFonts w:ascii="Times New Roman" w:hAnsi="Times New Roman"/>
+                <w:color w:val="111827"/>
+                <w:sz w:val="20"/>
+              </w:rPr>
+              <w:t>1.00</w:t>
+            </w:r>
+          </w:p>
+        </w:tc>
+      </w:tr>
+    </w:tbl>
+    <w:p/>
     <w:p>
       <w:pPr>
         <w:keepNext/>
@@ -11046,6 +17497,2462 @@
         <w:t xml:space="preserve"> Tests percentile monotonicity (p₅ ≤ p₂₅ ≤ p₅₀ ≤ p₇₅ ≤ p₉₅) and physical creation of PDF, CSV, and JSON artifacts.</w:t>
       </w:r>
     </w:p>
+    <w:p>
+      <w:r>
+        <w:rPr>
+          <w:rFonts w:ascii="Times New Roman" w:hAnsi="Times New Roman"/>
+          <w:sz w:val="24"/>
+        </w:rPr>
+      </w:r>
+      <w:r>
+        <w:rPr>
+          <w:rFonts w:ascii="Times New Roman" w:hAnsi="Times New Roman"/>
+          <w:b/>
+          <w:sz w:val="24"/>
+        </w:rPr>
+        <w:t>Table 5.1: Automated Unit Test Suite Verification Matrix (17 Test Cases)</w:t>
+      </w:r>
+      <w:r>
+        <w:rPr>
+          <w:rFonts w:ascii="Times New Roman" w:hAnsi="Times New Roman"/>
+          <w:sz w:val="24"/>
+        </w:rPr>
+      </w:r>
+    </w:p>
+    <w:tbl>
+      <w:tblPr>
+        <w:tblW w:type="auto" w:w="0"/>
+        <w:jc w:val="center"/>
+        <w:tblLayout w:type="autofit"/>
+        <w:tblLook w:firstColumn="1" w:firstRow="1" w:lastColumn="0" w:lastRow="0" w:noHBand="0" w:noVBand="1" w:val="04A0"/>
+      </w:tblPr>
+      <w:tblGrid>
+        <w:gridCol w:w="1872"/>
+        <w:gridCol w:w="1872"/>
+        <w:gridCol w:w="1872"/>
+        <w:gridCol w:w="1872"/>
+        <w:gridCol w:w="1872"/>
+      </w:tblGrid>
+      <w:tr>
+        <w:tc>
+          <w:tcPr>
+            <w:tcW w:type="dxa" w:w="1872"/>
+            <w:tcMar>
+              <w:top w:w="120" w:type="dxa"/>
+              <w:bottom w:w="120" w:type="dxa"/>
+              <w:left w:w="160" w:type="dxa"/>
+              <w:right w:w="160" w:type="dxa"/>
+            </w:tcMar>
+            <w:shd w:fill="1E3A8A"/>
+          </w:tcPr>
+          <w:p>
+            <w:pPr>
+              <w:spacing w:after="0" w:line="252" w:lineRule="auto"/>
+            </w:pPr>
+            <w:r>
+              <w:rPr>
+                <w:rFonts w:ascii="Times New Roman" w:hAnsi="Times New Roman"/>
+                <w:b/>
+                <w:color w:val="FFFFFF"/>
+                <w:sz w:val="21"/>
+              </w:rPr>
+              <w:t>Test ID</w:t>
+            </w:r>
+          </w:p>
+        </w:tc>
+        <w:tc>
+          <w:tcPr>
+            <w:tcW w:type="dxa" w:w="1872"/>
+            <w:tcMar>
+              <w:top w:w="120" w:type="dxa"/>
+              <w:bottom w:w="120" w:type="dxa"/>
+              <w:left w:w="160" w:type="dxa"/>
+              <w:right w:w="160" w:type="dxa"/>
+            </w:tcMar>
+            <w:shd w:fill="1E3A8A"/>
+          </w:tcPr>
+          <w:p>
+            <w:pPr>
+              <w:spacing w:after="0" w:line="252" w:lineRule="auto"/>
+            </w:pPr>
+            <w:r>
+              <w:rPr>
+                <w:rFonts w:ascii="Times New Roman" w:hAnsi="Times New Roman"/>
+                <w:b/>
+                <w:color w:val="FFFFFF"/>
+                <w:sz w:val="21"/>
+              </w:rPr>
+              <w:t>Test Class</w:t>
+            </w:r>
+          </w:p>
+        </w:tc>
+        <w:tc>
+          <w:tcPr>
+            <w:tcW w:type="dxa" w:w="1872"/>
+            <w:tcMar>
+              <w:top w:w="120" w:type="dxa"/>
+              <w:bottom w:w="120" w:type="dxa"/>
+              <w:left w:w="160" w:type="dxa"/>
+              <w:right w:w="160" w:type="dxa"/>
+            </w:tcMar>
+            <w:shd w:fill="1E3A8A"/>
+          </w:tcPr>
+          <w:p>
+            <w:pPr>
+              <w:spacing w:after="0" w:line="252" w:lineRule="auto"/>
+            </w:pPr>
+            <w:r>
+              <w:rPr>
+                <w:rFonts w:ascii="Times New Roman" w:hAnsi="Times New Roman"/>
+                <w:b/>
+                <w:color w:val="FFFFFF"/>
+                <w:sz w:val="21"/>
+              </w:rPr>
+              <w:t>Tested Method / Property</w:t>
+            </w:r>
+          </w:p>
+        </w:tc>
+        <w:tc>
+          <w:tcPr>
+            <w:tcW w:type="dxa" w:w="1872"/>
+            <w:tcMar>
+              <w:top w:w="120" w:type="dxa"/>
+              <w:bottom w:w="120" w:type="dxa"/>
+              <w:left w:w="160" w:type="dxa"/>
+              <w:right w:w="160" w:type="dxa"/>
+            </w:tcMar>
+            <w:shd w:fill="1E3A8A"/>
+          </w:tcPr>
+          <w:p>
+            <w:pPr>
+              <w:spacing w:after="0" w:line="252" w:lineRule="auto"/>
+            </w:pPr>
+            <w:r>
+              <w:rPr>
+                <w:rFonts w:ascii="Times New Roman" w:hAnsi="Times New Roman"/>
+                <w:b/>
+                <w:color w:val="FFFFFF"/>
+                <w:sz w:val="21"/>
+              </w:rPr>
+              <w:t>Acceptance Criterion</w:t>
+            </w:r>
+          </w:p>
+        </w:tc>
+        <w:tc>
+          <w:tcPr>
+            <w:tcW w:type="dxa" w:w="1872"/>
+            <w:tcMar>
+              <w:top w:w="120" w:type="dxa"/>
+              <w:bottom w:w="120" w:type="dxa"/>
+              <w:left w:w="160" w:type="dxa"/>
+              <w:right w:w="160" w:type="dxa"/>
+            </w:tcMar>
+            <w:shd w:fill="1E3A8A"/>
+          </w:tcPr>
+          <w:p>
+            <w:pPr>
+              <w:spacing w:after="0" w:line="252" w:lineRule="auto"/>
+            </w:pPr>
+            <w:r>
+              <w:rPr>
+                <w:rFonts w:ascii="Times New Roman" w:hAnsi="Times New Roman"/>
+                <w:b/>
+                <w:color w:val="FFFFFF"/>
+                <w:sz w:val="21"/>
+              </w:rPr>
+              <w:t>Result</w:t>
+            </w:r>
+          </w:p>
+        </w:tc>
+      </w:tr>
+      <w:tr>
+        <w:tc>
+          <w:tcPr>
+            <w:tcW w:type="dxa" w:w="1872"/>
+            <w:tcMar>
+              <w:top w:w="120" w:type="dxa"/>
+              <w:bottom w:w="120" w:type="dxa"/>
+              <w:left w:w="160" w:type="dxa"/>
+              <w:right w:w="160" w:type="dxa"/>
+            </w:tcMar>
+            <w:shd w:fill="FFFFFF"/>
+          </w:tcPr>
+          <w:p>
+            <w:pPr>
+              <w:spacing w:after="0" w:line="252" w:lineRule="auto"/>
+            </w:pPr>
+            <w:r>
+              <w:rPr>
+                <w:rFonts w:ascii="Times New Roman" w:hAnsi="Times New Roman"/>
+                <w:color w:val="111827"/>
+                <w:sz w:val="20"/>
+              </w:rPr>
+              <w:t>:---:</w:t>
+            </w:r>
+          </w:p>
+        </w:tc>
+        <w:tc>
+          <w:tcPr>
+            <w:tcW w:type="dxa" w:w="1872"/>
+            <w:tcMar>
+              <w:top w:w="120" w:type="dxa"/>
+              <w:bottom w:w="120" w:type="dxa"/>
+              <w:left w:w="160" w:type="dxa"/>
+              <w:right w:w="160" w:type="dxa"/>
+            </w:tcMar>
+            <w:shd w:fill="FFFFFF"/>
+          </w:tcPr>
+          <w:p>
+            <w:pPr>
+              <w:spacing w:after="0" w:line="252" w:lineRule="auto"/>
+            </w:pPr>
+            <w:r>
+              <w:rPr>
+                <w:rFonts w:ascii="Times New Roman" w:hAnsi="Times New Roman"/>
+                <w:color w:val="111827"/>
+                <w:sz w:val="20"/>
+              </w:rPr>
+              <w:t>---</w:t>
+            </w:r>
+          </w:p>
+        </w:tc>
+        <w:tc>
+          <w:tcPr>
+            <w:tcW w:type="dxa" w:w="1872"/>
+            <w:tcMar>
+              <w:top w:w="120" w:type="dxa"/>
+              <w:bottom w:w="120" w:type="dxa"/>
+              <w:left w:w="160" w:type="dxa"/>
+              <w:right w:w="160" w:type="dxa"/>
+            </w:tcMar>
+            <w:shd w:fill="FFFFFF"/>
+          </w:tcPr>
+          <w:p>
+            <w:pPr>
+              <w:spacing w:after="0" w:line="252" w:lineRule="auto"/>
+            </w:pPr>
+            <w:r>
+              <w:rPr>
+                <w:rFonts w:ascii="Times New Roman" w:hAnsi="Times New Roman"/>
+                <w:color w:val="111827"/>
+                <w:sz w:val="20"/>
+              </w:rPr>
+              <w:t>---</w:t>
+            </w:r>
+          </w:p>
+        </w:tc>
+        <w:tc>
+          <w:tcPr>
+            <w:tcW w:type="dxa" w:w="1872"/>
+            <w:tcMar>
+              <w:top w:w="120" w:type="dxa"/>
+              <w:bottom w:w="120" w:type="dxa"/>
+              <w:left w:w="160" w:type="dxa"/>
+              <w:right w:w="160" w:type="dxa"/>
+            </w:tcMar>
+            <w:shd w:fill="FFFFFF"/>
+          </w:tcPr>
+          <w:p>
+            <w:pPr>
+              <w:spacing w:after="0" w:line="252" w:lineRule="auto"/>
+            </w:pPr>
+            <w:r>
+              <w:rPr>
+                <w:rFonts w:ascii="Times New Roman" w:hAnsi="Times New Roman"/>
+                <w:color w:val="111827"/>
+                <w:sz w:val="20"/>
+              </w:rPr>
+              <w:t>---</w:t>
+            </w:r>
+          </w:p>
+        </w:tc>
+        <w:tc>
+          <w:tcPr>
+            <w:tcW w:type="dxa" w:w="1872"/>
+            <w:tcMar>
+              <w:top w:w="120" w:type="dxa"/>
+              <w:bottom w:w="120" w:type="dxa"/>
+              <w:left w:w="160" w:type="dxa"/>
+              <w:right w:w="160" w:type="dxa"/>
+            </w:tcMar>
+            <w:shd w:fill="FFFFFF"/>
+          </w:tcPr>
+          <w:p>
+            <w:pPr>
+              <w:spacing w:after="0" w:line="252" w:lineRule="auto"/>
+            </w:pPr>
+            <w:r>
+              <w:rPr>
+                <w:rFonts w:ascii="Times New Roman" w:hAnsi="Times New Roman"/>
+                <w:color w:val="111827"/>
+                <w:sz w:val="20"/>
+              </w:rPr>
+              <w:t>:---:</w:t>
+            </w:r>
+          </w:p>
+        </w:tc>
+      </w:tr>
+      <w:tr>
+        <w:tc>
+          <w:tcPr>
+            <w:tcW w:type="dxa" w:w="1872"/>
+            <w:tcMar>
+              <w:top w:w="120" w:type="dxa"/>
+              <w:bottom w:w="120" w:type="dxa"/>
+              <w:left w:w="160" w:type="dxa"/>
+              <w:right w:w="160" w:type="dxa"/>
+            </w:tcMar>
+            <w:shd w:fill="F9FAFB"/>
+          </w:tcPr>
+          <w:p>
+            <w:pPr>
+              <w:spacing w:after="0" w:line="252" w:lineRule="auto"/>
+            </w:pPr>
+            <w:r>
+              <w:rPr>
+                <w:rFonts w:ascii="Times New Roman" w:hAnsi="Times New Roman"/>
+                <w:color w:val="111827"/>
+                <w:sz w:val="20"/>
+              </w:rPr>
+              <w:t>TC-01</w:t>
+            </w:r>
+          </w:p>
+        </w:tc>
+        <w:tc>
+          <w:tcPr>
+            <w:tcW w:type="dxa" w:w="1872"/>
+            <w:tcMar>
+              <w:top w:w="120" w:type="dxa"/>
+              <w:bottom w:w="120" w:type="dxa"/>
+              <w:left w:w="160" w:type="dxa"/>
+              <w:right w:w="160" w:type="dxa"/>
+            </w:tcMar>
+            <w:shd w:fill="F9FAFB"/>
+          </w:tcPr>
+          <w:p>
+            <w:pPr>
+              <w:spacing w:after="0" w:line="252" w:lineRule="auto"/>
+            </w:pPr>
+            <w:r>
+              <w:rPr>
+                <w:rFonts w:ascii="Times New Roman" w:hAnsi="Times New Roman"/>
+                <w:color w:val="111827"/>
+                <w:sz w:val="20"/>
+              </w:rPr>
+              <w:t>TestLeslieMatrixEngine</w:t>
+            </w:r>
+          </w:p>
+        </w:tc>
+        <w:tc>
+          <w:tcPr>
+            <w:tcW w:type="dxa" w:w="1872"/>
+            <w:tcMar>
+              <w:top w:w="120" w:type="dxa"/>
+              <w:bottom w:w="120" w:type="dxa"/>
+              <w:left w:w="160" w:type="dxa"/>
+              <w:right w:w="160" w:type="dxa"/>
+            </w:tcMar>
+            <w:shd w:fill="F9FAFB"/>
+          </w:tcPr>
+          <w:p>
+            <w:pPr>
+              <w:spacing w:after="0" w:line="252" w:lineRule="auto"/>
+            </w:pPr>
+            <w:r>
+              <w:rPr>
+                <w:rFonts w:ascii="Times New Roman" w:hAnsi="Times New Roman"/>
+                <w:color w:val="111827"/>
+                <w:sz w:val="20"/>
+              </w:rPr>
+              <w:t>est_matrix_structure</w:t>
+            </w:r>
+          </w:p>
+        </w:tc>
+        <w:tc>
+          <w:tcPr>
+            <w:tcW w:type="dxa" w:w="1872"/>
+            <w:tcMar>
+              <w:top w:w="120" w:type="dxa"/>
+              <w:bottom w:w="120" w:type="dxa"/>
+              <w:left w:w="160" w:type="dxa"/>
+              <w:right w:w="160" w:type="dxa"/>
+            </w:tcMar>
+            <w:shd w:fill="F9FAFB"/>
+          </w:tcPr>
+          <w:p>
+            <w:pPr>
+              <w:spacing w:after="0" w:line="252" w:lineRule="auto"/>
+            </w:pPr>
+            <w:r>
+              <w:rPr>
+                <w:rFonts w:ascii="Times New Roman" w:hAnsi="Times New Roman"/>
+                <w:color w:val="111827"/>
+                <w:sz w:val="20"/>
+              </w:rPr>
+              <w:t>N×N shape, positive entries, subdiagonal survival</w:t>
+            </w:r>
+          </w:p>
+        </w:tc>
+        <w:tc>
+          <w:tcPr>
+            <w:tcW w:type="dxa" w:w="1872"/>
+            <w:tcMar>
+              <w:top w:w="120" w:type="dxa"/>
+              <w:bottom w:w="120" w:type="dxa"/>
+              <w:left w:w="160" w:type="dxa"/>
+              <w:right w:w="160" w:type="dxa"/>
+            </w:tcMar>
+            <w:shd w:fill="F9FAFB"/>
+          </w:tcPr>
+          <w:p>
+            <w:pPr>
+              <w:spacing w:after="0" w:line="252" w:lineRule="auto"/>
+            </w:pPr>
+            <w:r>
+              <w:rPr>
+                <w:rFonts w:ascii="Times New Roman" w:hAnsi="Times New Roman"/>
+                <w:color w:val="111827"/>
+                <w:sz w:val="20"/>
+              </w:rPr>
+              <w:t>PASS</w:t>
+            </w:r>
+          </w:p>
+        </w:tc>
+      </w:tr>
+      <w:tr>
+        <w:tc>
+          <w:tcPr>
+            <w:tcW w:type="dxa" w:w="1872"/>
+            <w:tcMar>
+              <w:top w:w="120" w:type="dxa"/>
+              <w:bottom w:w="120" w:type="dxa"/>
+              <w:left w:w="160" w:type="dxa"/>
+              <w:right w:w="160" w:type="dxa"/>
+            </w:tcMar>
+            <w:shd w:fill="FFFFFF"/>
+          </w:tcPr>
+          <w:p>
+            <w:pPr>
+              <w:spacing w:after="0" w:line="252" w:lineRule="auto"/>
+            </w:pPr>
+            <w:r>
+              <w:rPr>
+                <w:rFonts w:ascii="Times New Roman" w:hAnsi="Times New Roman"/>
+                <w:color w:val="111827"/>
+                <w:sz w:val="20"/>
+              </w:rPr>
+              <w:t>TC-02</w:t>
+            </w:r>
+          </w:p>
+        </w:tc>
+        <w:tc>
+          <w:tcPr>
+            <w:tcW w:type="dxa" w:w="1872"/>
+            <w:tcMar>
+              <w:top w:w="120" w:type="dxa"/>
+              <w:bottom w:w="120" w:type="dxa"/>
+              <w:left w:w="160" w:type="dxa"/>
+              <w:right w:w="160" w:type="dxa"/>
+            </w:tcMar>
+            <w:shd w:fill="FFFFFF"/>
+          </w:tcPr>
+          <w:p>
+            <w:pPr>
+              <w:spacing w:after="0" w:line="252" w:lineRule="auto"/>
+            </w:pPr>
+            <w:r>
+              <w:rPr>
+                <w:rFonts w:ascii="Times New Roman" w:hAnsi="Times New Roman"/>
+                <w:color w:val="111827"/>
+                <w:sz w:val="20"/>
+              </w:rPr>
+              <w:t>TestLeslieMatrixEngine</w:t>
+            </w:r>
+          </w:p>
+        </w:tc>
+        <w:tc>
+          <w:tcPr>
+            <w:tcW w:type="dxa" w:w="1872"/>
+            <w:tcMar>
+              <w:top w:w="120" w:type="dxa"/>
+              <w:bottom w:w="120" w:type="dxa"/>
+              <w:left w:w="160" w:type="dxa"/>
+              <w:right w:w="160" w:type="dxa"/>
+            </w:tcMar>
+            <w:shd w:fill="FFFFFF"/>
+          </w:tcPr>
+          <w:p>
+            <w:pPr>
+              <w:spacing w:after="0" w:line="252" w:lineRule="auto"/>
+            </w:pPr>
+            <w:r>
+              <w:rPr>
+                <w:rFonts w:ascii="Times New Roman" w:hAnsi="Times New Roman"/>
+                <w:color w:val="111827"/>
+                <w:sz w:val="20"/>
+              </w:rPr>
+              <w:t>est_validation_constraints</w:t>
+            </w:r>
+          </w:p>
+        </w:tc>
+        <w:tc>
+          <w:tcPr>
+            <w:tcW w:type="dxa" w:w="1872"/>
+            <w:tcMar>
+              <w:top w:w="120" w:type="dxa"/>
+              <w:bottom w:w="120" w:type="dxa"/>
+              <w:left w:w="160" w:type="dxa"/>
+              <w:right w:w="160" w:type="dxa"/>
+            </w:tcMar>
+            <w:shd w:fill="FFFFFF"/>
+          </w:tcPr>
+          <w:p>
+            <w:pPr>
+              <w:spacing w:after="0" w:line="252" w:lineRule="auto"/>
+            </w:pPr>
+            <w:r>
+              <w:rPr>
+                <w:rFonts w:ascii="Times New Roman" w:hAnsi="Times New Roman"/>
+                <w:color w:val="111827"/>
+                <w:sz w:val="20"/>
+              </w:rPr>
+              <w:t>Rejects negative fecundity &amp; survival not in [0,1]</w:t>
+            </w:r>
+          </w:p>
+        </w:tc>
+        <w:tc>
+          <w:tcPr>
+            <w:tcW w:type="dxa" w:w="1872"/>
+            <w:tcMar>
+              <w:top w:w="120" w:type="dxa"/>
+              <w:bottom w:w="120" w:type="dxa"/>
+              <w:left w:w="160" w:type="dxa"/>
+              <w:right w:w="160" w:type="dxa"/>
+            </w:tcMar>
+            <w:shd w:fill="FFFFFF"/>
+          </w:tcPr>
+          <w:p>
+            <w:pPr>
+              <w:spacing w:after="0" w:line="252" w:lineRule="auto"/>
+            </w:pPr>
+            <w:r>
+              <w:rPr>
+                <w:rFonts w:ascii="Times New Roman" w:hAnsi="Times New Roman"/>
+                <w:color w:val="111827"/>
+                <w:sz w:val="20"/>
+              </w:rPr>
+              <w:t>PASS</w:t>
+            </w:r>
+          </w:p>
+        </w:tc>
+      </w:tr>
+      <w:tr>
+        <w:tc>
+          <w:tcPr>
+            <w:tcW w:type="dxa" w:w="1872"/>
+            <w:tcMar>
+              <w:top w:w="120" w:type="dxa"/>
+              <w:bottom w:w="120" w:type="dxa"/>
+              <w:left w:w="160" w:type="dxa"/>
+              <w:right w:w="160" w:type="dxa"/>
+            </w:tcMar>
+            <w:shd w:fill="F9FAFB"/>
+          </w:tcPr>
+          <w:p>
+            <w:pPr>
+              <w:spacing w:after="0" w:line="252" w:lineRule="auto"/>
+            </w:pPr>
+            <w:r>
+              <w:rPr>
+                <w:rFonts w:ascii="Times New Roman" w:hAnsi="Times New Roman"/>
+                <w:color w:val="111827"/>
+                <w:sz w:val="20"/>
+              </w:rPr>
+              <w:t>TC-03</w:t>
+            </w:r>
+          </w:p>
+        </w:tc>
+        <w:tc>
+          <w:tcPr>
+            <w:tcW w:type="dxa" w:w="1872"/>
+            <w:tcMar>
+              <w:top w:w="120" w:type="dxa"/>
+              <w:bottom w:w="120" w:type="dxa"/>
+              <w:left w:w="160" w:type="dxa"/>
+              <w:right w:w="160" w:type="dxa"/>
+            </w:tcMar>
+            <w:shd w:fill="F9FAFB"/>
+          </w:tcPr>
+          <w:p>
+            <w:pPr>
+              <w:spacing w:after="0" w:line="252" w:lineRule="auto"/>
+            </w:pPr>
+            <w:r>
+              <w:rPr>
+                <w:rFonts w:ascii="Times New Roman" w:hAnsi="Times New Roman"/>
+                <w:color w:val="111827"/>
+                <w:sz w:val="20"/>
+              </w:rPr>
+              <w:t>TestLeslieMatrixEngine</w:t>
+            </w:r>
+          </w:p>
+        </w:tc>
+        <w:tc>
+          <w:tcPr>
+            <w:tcW w:type="dxa" w:w="1872"/>
+            <w:tcMar>
+              <w:top w:w="120" w:type="dxa"/>
+              <w:bottom w:w="120" w:type="dxa"/>
+              <w:left w:w="160" w:type="dxa"/>
+              <w:right w:w="160" w:type="dxa"/>
+            </w:tcMar>
+            <w:shd w:fill="F9FAFB"/>
+          </w:tcPr>
+          <w:p>
+            <w:pPr>
+              <w:spacing w:after="0" w:line="252" w:lineRule="auto"/>
+            </w:pPr>
+            <w:r>
+              <w:rPr>
+                <w:rFonts w:ascii="Times New Roman" w:hAnsi="Times New Roman"/>
+                <w:color w:val="111827"/>
+                <w:sz w:val="20"/>
+              </w:rPr>
+              <w:t>est_perron_frobenius_properties</w:t>
+            </w:r>
+          </w:p>
+        </w:tc>
+        <w:tc>
+          <w:tcPr>
+            <w:tcW w:type="dxa" w:w="1872"/>
+            <w:tcMar>
+              <w:top w:w="120" w:type="dxa"/>
+              <w:bottom w:w="120" w:type="dxa"/>
+              <w:left w:w="160" w:type="dxa"/>
+              <w:right w:w="160" w:type="dxa"/>
+            </w:tcMar>
+            <w:shd w:fill="F9FAFB"/>
+          </w:tcPr>
+          <w:p>
+            <w:pPr>
+              <w:spacing w:after="0" w:line="252" w:lineRule="auto"/>
+            </w:pPr>
+            <w:r>
+              <w:rPr>
+                <w:rFonts w:ascii="Times New Roman" w:hAnsi="Times New Roman"/>
+                <w:color w:val="111827"/>
+                <w:sz w:val="20"/>
+              </w:rPr>
+              <w:t>Dominant λ₁ &gt; 0, v₁ &gt; 0, L·v₁ = λ₁·v₁, Lᵀ·u₁ = λ₁·u₁</w:t>
+            </w:r>
+          </w:p>
+        </w:tc>
+        <w:tc>
+          <w:tcPr>
+            <w:tcW w:type="dxa" w:w="1872"/>
+            <w:tcMar>
+              <w:top w:w="120" w:type="dxa"/>
+              <w:bottom w:w="120" w:type="dxa"/>
+              <w:left w:w="160" w:type="dxa"/>
+              <w:right w:w="160" w:type="dxa"/>
+            </w:tcMar>
+            <w:shd w:fill="F9FAFB"/>
+          </w:tcPr>
+          <w:p>
+            <w:pPr>
+              <w:spacing w:after="0" w:line="252" w:lineRule="auto"/>
+            </w:pPr>
+            <w:r>
+              <w:rPr>
+                <w:rFonts w:ascii="Times New Roman" w:hAnsi="Times New Roman"/>
+                <w:color w:val="111827"/>
+                <w:sz w:val="20"/>
+              </w:rPr>
+              <w:t>PASS</w:t>
+            </w:r>
+          </w:p>
+        </w:tc>
+      </w:tr>
+      <w:tr>
+        <w:tc>
+          <w:tcPr>
+            <w:tcW w:type="dxa" w:w="1872"/>
+            <w:tcMar>
+              <w:top w:w="120" w:type="dxa"/>
+              <w:bottom w:w="120" w:type="dxa"/>
+              <w:left w:w="160" w:type="dxa"/>
+              <w:right w:w="160" w:type="dxa"/>
+            </w:tcMar>
+            <w:shd w:fill="FFFFFF"/>
+          </w:tcPr>
+          <w:p>
+            <w:pPr>
+              <w:spacing w:after="0" w:line="252" w:lineRule="auto"/>
+            </w:pPr>
+            <w:r>
+              <w:rPr>
+                <w:rFonts w:ascii="Times New Roman" w:hAnsi="Times New Roman"/>
+                <w:color w:val="111827"/>
+                <w:sz w:val="20"/>
+              </w:rPr>
+              <w:t>TC-04</w:t>
+            </w:r>
+          </w:p>
+        </w:tc>
+        <w:tc>
+          <w:tcPr>
+            <w:tcW w:type="dxa" w:w="1872"/>
+            <w:tcMar>
+              <w:top w:w="120" w:type="dxa"/>
+              <w:bottom w:w="120" w:type="dxa"/>
+              <w:left w:w="160" w:type="dxa"/>
+              <w:right w:w="160" w:type="dxa"/>
+            </w:tcMar>
+            <w:shd w:fill="FFFFFF"/>
+          </w:tcPr>
+          <w:p>
+            <w:pPr>
+              <w:spacing w:after="0" w:line="252" w:lineRule="auto"/>
+            </w:pPr>
+            <w:r>
+              <w:rPr>
+                <w:rFonts w:ascii="Times New Roman" w:hAnsi="Times New Roman"/>
+                <w:color w:val="111827"/>
+                <w:sz w:val="20"/>
+              </w:rPr>
+              <w:t>TestLeslieMatrixEngine</w:t>
+            </w:r>
+          </w:p>
+        </w:tc>
+        <w:tc>
+          <w:tcPr>
+            <w:tcW w:type="dxa" w:w="1872"/>
+            <w:tcMar>
+              <w:top w:w="120" w:type="dxa"/>
+              <w:bottom w:w="120" w:type="dxa"/>
+              <w:left w:w="160" w:type="dxa"/>
+              <w:right w:w="160" w:type="dxa"/>
+            </w:tcMar>
+            <w:shd w:fill="FFFFFF"/>
+          </w:tcPr>
+          <w:p>
+            <w:pPr>
+              <w:spacing w:after="0" w:line="252" w:lineRule="auto"/>
+            </w:pPr>
+            <w:r>
+              <w:rPr>
+                <w:rFonts w:ascii="Times New Roman" w:hAnsi="Times New Roman"/>
+                <w:color w:val="111827"/>
+                <w:sz w:val="20"/>
+              </w:rPr>
+              <w:t>est_spectral_decomposition_acceleration</w:t>
+            </w:r>
+          </w:p>
+        </w:tc>
+        <w:tc>
+          <w:tcPr>
+            <w:tcW w:type="dxa" w:w="1872"/>
+            <w:tcMar>
+              <w:top w:w="120" w:type="dxa"/>
+              <w:bottom w:w="120" w:type="dxa"/>
+              <w:left w:w="160" w:type="dxa"/>
+              <w:right w:w="160" w:type="dxa"/>
+            </w:tcMar>
+            <w:shd w:fill="FFFFFF"/>
+          </w:tcPr>
+          <w:p>
+            <w:pPr>
+              <w:spacing w:after="0" w:line="252" w:lineRule="auto"/>
+            </w:pPr>
+            <w:r>
+              <w:rPr>
+                <w:rFonts w:ascii="Times New Roman" w:hAnsi="Times New Roman"/>
+                <w:color w:val="111827"/>
+                <w:sz w:val="20"/>
+              </w:rPr>
+              <w:t>P·Dᵏ·P⁻¹·x₀ matches iterative multiplication Lᵏ·x₀</w:t>
+            </w:r>
+          </w:p>
+        </w:tc>
+        <w:tc>
+          <w:tcPr>
+            <w:tcW w:type="dxa" w:w="1872"/>
+            <w:tcMar>
+              <w:top w:w="120" w:type="dxa"/>
+              <w:bottom w:w="120" w:type="dxa"/>
+              <w:left w:w="160" w:type="dxa"/>
+              <w:right w:w="160" w:type="dxa"/>
+            </w:tcMar>
+            <w:shd w:fill="FFFFFF"/>
+          </w:tcPr>
+          <w:p>
+            <w:pPr>
+              <w:spacing w:after="0" w:line="252" w:lineRule="auto"/>
+            </w:pPr>
+            <w:r>
+              <w:rPr>
+                <w:rFonts w:ascii="Times New Roman" w:hAnsi="Times New Roman"/>
+                <w:color w:val="111827"/>
+                <w:sz w:val="20"/>
+              </w:rPr>
+              <w:t>PASS</w:t>
+            </w:r>
+          </w:p>
+        </w:tc>
+      </w:tr>
+      <w:tr>
+        <w:tc>
+          <w:tcPr>
+            <w:tcW w:type="dxa" w:w="1872"/>
+            <w:tcMar>
+              <w:top w:w="120" w:type="dxa"/>
+              <w:bottom w:w="120" w:type="dxa"/>
+              <w:left w:w="160" w:type="dxa"/>
+              <w:right w:w="160" w:type="dxa"/>
+            </w:tcMar>
+            <w:shd w:fill="F9FAFB"/>
+          </w:tcPr>
+          <w:p>
+            <w:pPr>
+              <w:spacing w:after="0" w:line="252" w:lineRule="auto"/>
+            </w:pPr>
+            <w:r>
+              <w:rPr>
+                <w:rFonts w:ascii="Times New Roman" w:hAnsi="Times New Roman"/>
+                <w:color w:val="111827"/>
+                <w:sz w:val="20"/>
+              </w:rPr>
+              <w:t>TC-05</w:t>
+            </w:r>
+          </w:p>
+        </w:tc>
+        <w:tc>
+          <w:tcPr>
+            <w:tcW w:type="dxa" w:w="1872"/>
+            <w:tcMar>
+              <w:top w:w="120" w:type="dxa"/>
+              <w:bottom w:w="120" w:type="dxa"/>
+              <w:left w:w="160" w:type="dxa"/>
+              <w:right w:w="160" w:type="dxa"/>
+            </w:tcMar>
+            <w:shd w:fill="F9FAFB"/>
+          </w:tcPr>
+          <w:p>
+            <w:pPr>
+              <w:spacing w:after="0" w:line="252" w:lineRule="auto"/>
+            </w:pPr>
+            <w:r>
+              <w:rPr>
+                <w:rFonts w:ascii="Times New Roman" w:hAnsi="Times New Roman"/>
+                <w:color w:val="111827"/>
+                <w:sz w:val="20"/>
+              </w:rPr>
+              <w:t>TestLeslieMatrixEngine</w:t>
+            </w:r>
+          </w:p>
+        </w:tc>
+        <w:tc>
+          <w:tcPr>
+            <w:tcW w:type="dxa" w:w="1872"/>
+            <w:tcMar>
+              <w:top w:w="120" w:type="dxa"/>
+              <w:bottom w:w="120" w:type="dxa"/>
+              <w:left w:w="160" w:type="dxa"/>
+              <w:right w:w="160" w:type="dxa"/>
+            </w:tcMar>
+            <w:shd w:fill="F9FAFB"/>
+          </w:tcPr>
+          <w:p>
+            <w:pPr>
+              <w:spacing w:after="0" w:line="252" w:lineRule="auto"/>
+            </w:pPr>
+            <w:r>
+              <w:rPr>
+                <w:rFonts w:ascii="Times New Roman" w:hAnsi="Times New Roman"/>
+                <w:color w:val="111827"/>
+                <w:sz w:val="20"/>
+              </w:rPr>
+              <w:t>est_net_reproductive_rate_and_demographics</w:t>
+            </w:r>
+          </w:p>
+        </w:tc>
+        <w:tc>
+          <w:tcPr>
+            <w:tcW w:type="dxa" w:w="1872"/>
+            <w:tcMar>
+              <w:top w:w="120" w:type="dxa"/>
+              <w:bottom w:w="120" w:type="dxa"/>
+              <w:left w:w="160" w:type="dxa"/>
+              <w:right w:w="160" w:type="dxa"/>
+            </w:tcMar>
+            <w:shd w:fill="F9FAFB"/>
+          </w:tcPr>
+          <w:p>
+            <w:pPr>
+              <w:spacing w:after="0" w:line="252" w:lineRule="auto"/>
+            </w:pPr>
+            <w:r>
+              <w:rPr>
+                <w:rFonts w:ascii="Times New Roman" w:hAnsi="Times New Roman"/>
+                <w:color w:val="111827"/>
+                <w:sz w:val="20"/>
+              </w:rPr>
+              <w:t>R₀ matches sum(l_i·f_i), T_c &gt; 0, damping ratio ρ ≥ 1</w:t>
+            </w:r>
+          </w:p>
+        </w:tc>
+        <w:tc>
+          <w:tcPr>
+            <w:tcW w:type="dxa" w:w="1872"/>
+            <w:tcMar>
+              <w:top w:w="120" w:type="dxa"/>
+              <w:bottom w:w="120" w:type="dxa"/>
+              <w:left w:w="160" w:type="dxa"/>
+              <w:right w:w="160" w:type="dxa"/>
+            </w:tcMar>
+            <w:shd w:fill="F9FAFB"/>
+          </w:tcPr>
+          <w:p>
+            <w:pPr>
+              <w:spacing w:after="0" w:line="252" w:lineRule="auto"/>
+            </w:pPr>
+            <w:r>
+              <w:rPr>
+                <w:rFonts w:ascii="Times New Roman" w:hAnsi="Times New Roman"/>
+                <w:color w:val="111827"/>
+                <w:sz w:val="20"/>
+              </w:rPr>
+              <w:t>PASS</w:t>
+            </w:r>
+          </w:p>
+        </w:tc>
+      </w:tr>
+      <w:tr>
+        <w:tc>
+          <w:tcPr>
+            <w:tcW w:type="dxa" w:w="1872"/>
+            <w:tcMar>
+              <w:top w:w="120" w:type="dxa"/>
+              <w:bottom w:w="120" w:type="dxa"/>
+              <w:left w:w="160" w:type="dxa"/>
+              <w:right w:w="160" w:type="dxa"/>
+            </w:tcMar>
+            <w:shd w:fill="FFFFFF"/>
+          </w:tcPr>
+          <w:p>
+            <w:pPr>
+              <w:spacing w:after="0" w:line="252" w:lineRule="auto"/>
+            </w:pPr>
+            <w:r>
+              <w:rPr>
+                <w:rFonts w:ascii="Times New Roman" w:hAnsi="Times New Roman"/>
+                <w:color w:val="111827"/>
+                <w:sz w:val="20"/>
+              </w:rPr>
+              <w:t>TC-06</w:t>
+            </w:r>
+          </w:p>
+        </w:tc>
+        <w:tc>
+          <w:tcPr>
+            <w:tcW w:type="dxa" w:w="1872"/>
+            <w:tcMar>
+              <w:top w:w="120" w:type="dxa"/>
+              <w:bottom w:w="120" w:type="dxa"/>
+              <w:left w:w="160" w:type="dxa"/>
+              <w:right w:w="160" w:type="dxa"/>
+            </w:tcMar>
+            <w:shd w:fill="FFFFFF"/>
+          </w:tcPr>
+          <w:p>
+            <w:pPr>
+              <w:spacing w:after="0" w:line="252" w:lineRule="auto"/>
+            </w:pPr>
+            <w:r>
+              <w:rPr>
+                <w:rFonts w:ascii="Times New Roman" w:hAnsi="Times New Roman"/>
+                <w:color w:val="111827"/>
+                <w:sz w:val="20"/>
+              </w:rPr>
+              <w:t>TestLeslieMatrixEngine</w:t>
+            </w:r>
+          </w:p>
+        </w:tc>
+        <w:tc>
+          <w:tcPr>
+            <w:tcW w:type="dxa" w:w="1872"/>
+            <w:tcMar>
+              <w:top w:w="120" w:type="dxa"/>
+              <w:bottom w:w="120" w:type="dxa"/>
+              <w:left w:w="160" w:type="dxa"/>
+              <w:right w:w="160" w:type="dxa"/>
+            </w:tcMar>
+            <w:shd w:fill="FFFFFF"/>
+          </w:tcPr>
+          <w:p>
+            <w:pPr>
+              <w:spacing w:after="0" w:line="252" w:lineRule="auto"/>
+            </w:pPr>
+            <w:r>
+              <w:rPr>
+                <w:rFonts w:ascii="Times New Roman" w:hAnsi="Times New Roman"/>
+                <w:color w:val="111827"/>
+                <w:sz w:val="20"/>
+              </w:rPr>
+              <w:t>est_elasticity_matrix_sums_to_one</w:t>
+            </w:r>
+          </w:p>
+        </w:tc>
+        <w:tc>
+          <w:tcPr>
+            <w:tcW w:type="dxa" w:w="1872"/>
+            <w:tcMar>
+              <w:top w:w="120" w:type="dxa"/>
+              <w:bottom w:w="120" w:type="dxa"/>
+              <w:left w:w="160" w:type="dxa"/>
+              <w:right w:w="160" w:type="dxa"/>
+            </w:tcMar>
+            <w:shd w:fill="FFFFFF"/>
+          </w:tcPr>
+          <w:p>
+            <w:pPr>
+              <w:spacing w:after="0" w:line="252" w:lineRule="auto"/>
+            </w:pPr>
+            <w:r>
+              <w:rPr>
+                <w:rFonts w:ascii="Times New Roman" w:hAnsi="Times New Roman"/>
+                <w:color w:val="111827"/>
+                <w:sz w:val="20"/>
+              </w:rPr>
+              <w:t>Caswell elasticity sum(E_ij) = 1.0000 ± 1e-6</w:t>
+            </w:r>
+          </w:p>
+        </w:tc>
+        <w:tc>
+          <w:tcPr>
+            <w:tcW w:type="dxa" w:w="1872"/>
+            <w:tcMar>
+              <w:top w:w="120" w:type="dxa"/>
+              <w:bottom w:w="120" w:type="dxa"/>
+              <w:left w:w="160" w:type="dxa"/>
+              <w:right w:w="160" w:type="dxa"/>
+            </w:tcMar>
+            <w:shd w:fill="FFFFFF"/>
+          </w:tcPr>
+          <w:p>
+            <w:pPr>
+              <w:spacing w:after="0" w:line="252" w:lineRule="auto"/>
+            </w:pPr>
+            <w:r>
+              <w:rPr>
+                <w:rFonts w:ascii="Times New Roman" w:hAnsi="Times New Roman"/>
+                <w:color w:val="111827"/>
+                <w:sz w:val="20"/>
+              </w:rPr>
+              <w:t>PASS</w:t>
+            </w:r>
+          </w:p>
+        </w:tc>
+      </w:tr>
+      <w:tr>
+        <w:tc>
+          <w:tcPr>
+            <w:tcW w:type="dxa" w:w="1872"/>
+            <w:tcMar>
+              <w:top w:w="120" w:type="dxa"/>
+              <w:bottom w:w="120" w:type="dxa"/>
+              <w:left w:w="160" w:type="dxa"/>
+              <w:right w:w="160" w:type="dxa"/>
+            </w:tcMar>
+            <w:shd w:fill="F9FAFB"/>
+          </w:tcPr>
+          <w:p>
+            <w:pPr>
+              <w:spacing w:after="0" w:line="252" w:lineRule="auto"/>
+            </w:pPr>
+            <w:r>
+              <w:rPr>
+                <w:rFonts w:ascii="Times New Roman" w:hAnsi="Times New Roman"/>
+                <w:color w:val="111827"/>
+                <w:sz w:val="20"/>
+              </w:rPr>
+              <w:t>TC-07</w:t>
+            </w:r>
+          </w:p>
+        </w:tc>
+        <w:tc>
+          <w:tcPr>
+            <w:tcW w:type="dxa" w:w="1872"/>
+            <w:tcMar>
+              <w:top w:w="120" w:type="dxa"/>
+              <w:bottom w:w="120" w:type="dxa"/>
+              <w:left w:w="160" w:type="dxa"/>
+              <w:right w:w="160" w:type="dxa"/>
+            </w:tcMar>
+            <w:shd w:fill="F9FAFB"/>
+          </w:tcPr>
+          <w:p>
+            <w:pPr>
+              <w:spacing w:after="0" w:line="252" w:lineRule="auto"/>
+            </w:pPr>
+            <w:r>
+              <w:rPr>
+                <w:rFonts w:ascii="Times New Roman" w:hAnsi="Times New Roman"/>
+                <w:color w:val="111827"/>
+                <w:sz w:val="20"/>
+              </w:rPr>
+              <w:t>TestHarvestingStrategies</w:t>
+            </w:r>
+          </w:p>
+        </w:tc>
+        <w:tc>
+          <w:tcPr>
+            <w:tcW w:type="dxa" w:w="1872"/>
+            <w:tcMar>
+              <w:top w:w="120" w:type="dxa"/>
+              <w:bottom w:w="120" w:type="dxa"/>
+              <w:left w:w="160" w:type="dxa"/>
+              <w:right w:w="160" w:type="dxa"/>
+            </w:tcMar>
+            <w:shd w:fill="F9FAFB"/>
+          </w:tcPr>
+          <w:p>
+            <w:pPr>
+              <w:spacing w:after="0" w:line="252" w:lineRule="auto"/>
+            </w:pPr>
+            <w:r>
+              <w:rPr>
+                <w:rFonts w:ascii="Times New Roman" w:hAnsi="Times New Roman"/>
+                <w:color w:val="111827"/>
+                <w:sz w:val="20"/>
+              </w:rPr>
+              <w:t>est_uniform_sustainable_equilibrium</w:t>
+            </w:r>
+          </w:p>
+        </w:tc>
+        <w:tc>
+          <w:tcPr>
+            <w:tcW w:type="dxa" w:w="1872"/>
+            <w:tcMar>
+              <w:top w:w="120" w:type="dxa"/>
+              <w:bottom w:w="120" w:type="dxa"/>
+              <w:left w:w="160" w:type="dxa"/>
+              <w:right w:w="160" w:type="dxa"/>
+            </w:tcMar>
+            <w:shd w:fill="F9FAFB"/>
+          </w:tcPr>
+          <w:p>
+            <w:pPr>
+              <w:spacing w:after="0" w:line="252" w:lineRule="auto"/>
+            </w:pPr>
+            <w:r>
+              <w:rPr>
+                <w:rFonts w:ascii="Times New Roman" w:hAnsi="Times New Roman"/>
+                <w:color w:val="111827"/>
+                <w:sz w:val="20"/>
+              </w:rPr>
+              <w:t>(1 - h*)·L has dominant eigenvalue = 1.0000</w:t>
+            </w:r>
+          </w:p>
+        </w:tc>
+        <w:tc>
+          <w:tcPr>
+            <w:tcW w:type="dxa" w:w="1872"/>
+            <w:tcMar>
+              <w:top w:w="120" w:type="dxa"/>
+              <w:bottom w:w="120" w:type="dxa"/>
+              <w:left w:w="160" w:type="dxa"/>
+              <w:right w:w="160" w:type="dxa"/>
+            </w:tcMar>
+            <w:shd w:fill="F9FAFB"/>
+          </w:tcPr>
+          <w:p>
+            <w:pPr>
+              <w:spacing w:after="0" w:line="252" w:lineRule="auto"/>
+            </w:pPr>
+            <w:r>
+              <w:rPr>
+                <w:rFonts w:ascii="Times New Roman" w:hAnsi="Times New Roman"/>
+                <w:color w:val="111827"/>
+                <w:sz w:val="20"/>
+              </w:rPr>
+              <w:t>PASS</w:t>
+            </w:r>
+          </w:p>
+        </w:tc>
+      </w:tr>
+      <w:tr>
+        <w:tc>
+          <w:tcPr>
+            <w:tcW w:type="dxa" w:w="1872"/>
+            <w:tcMar>
+              <w:top w:w="120" w:type="dxa"/>
+              <w:bottom w:w="120" w:type="dxa"/>
+              <w:left w:w="160" w:type="dxa"/>
+              <w:right w:w="160" w:type="dxa"/>
+            </w:tcMar>
+            <w:shd w:fill="FFFFFF"/>
+          </w:tcPr>
+          <w:p>
+            <w:pPr>
+              <w:spacing w:after="0" w:line="252" w:lineRule="auto"/>
+            </w:pPr>
+            <w:r>
+              <w:rPr>
+                <w:rFonts w:ascii="Times New Roman" w:hAnsi="Times New Roman"/>
+                <w:color w:val="111827"/>
+                <w:sz w:val="20"/>
+              </w:rPr>
+              <w:t>TC-08</w:t>
+            </w:r>
+          </w:p>
+        </w:tc>
+        <w:tc>
+          <w:tcPr>
+            <w:tcW w:type="dxa" w:w="1872"/>
+            <w:tcMar>
+              <w:top w:w="120" w:type="dxa"/>
+              <w:bottom w:w="120" w:type="dxa"/>
+              <w:left w:w="160" w:type="dxa"/>
+              <w:right w:w="160" w:type="dxa"/>
+            </w:tcMar>
+            <w:shd w:fill="FFFFFF"/>
+          </w:tcPr>
+          <w:p>
+            <w:pPr>
+              <w:spacing w:after="0" w:line="252" w:lineRule="auto"/>
+            </w:pPr>
+            <w:r>
+              <w:rPr>
+                <w:rFonts w:ascii="Times New Roman" w:hAnsi="Times New Roman"/>
+                <w:color w:val="111827"/>
+                <w:sz w:val="20"/>
+              </w:rPr>
+              <w:t>TestHarvestingStrategies</w:t>
+            </w:r>
+          </w:p>
+        </w:tc>
+        <w:tc>
+          <w:tcPr>
+            <w:tcW w:type="dxa" w:w="1872"/>
+            <w:tcMar>
+              <w:top w:w="120" w:type="dxa"/>
+              <w:bottom w:w="120" w:type="dxa"/>
+              <w:left w:w="160" w:type="dxa"/>
+              <w:right w:w="160" w:type="dxa"/>
+            </w:tcMar>
+            <w:shd w:fill="FFFFFF"/>
+          </w:tcPr>
+          <w:p>
+            <w:pPr>
+              <w:spacing w:after="0" w:line="252" w:lineRule="auto"/>
+            </w:pPr>
+            <w:r>
+              <w:rPr>
+                <w:rFonts w:ascii="Times New Roman" w:hAnsi="Times New Roman"/>
+                <w:color w:val="111827"/>
+                <w:sz w:val="20"/>
+              </w:rPr>
+              <w:t>est_uniform_harvest_simulation</w:t>
+            </w:r>
+          </w:p>
+        </w:tc>
+        <w:tc>
+          <w:tcPr>
+            <w:tcW w:type="dxa" w:w="1872"/>
+            <w:tcMar>
+              <w:top w:w="120" w:type="dxa"/>
+              <w:bottom w:w="120" w:type="dxa"/>
+              <w:left w:w="160" w:type="dxa"/>
+              <w:right w:w="160" w:type="dxa"/>
+            </w:tcMar>
+            <w:shd w:fill="FFFFFF"/>
+          </w:tcPr>
+          <w:p>
+            <w:pPr>
+              <w:spacing w:after="0" w:line="252" w:lineRule="auto"/>
+            </w:pPr>
+            <w:r>
+              <w:rPr>
+                <w:rFonts w:ascii="Times New Roman" w:hAnsi="Times New Roman"/>
+                <w:color w:val="111827"/>
+                <w:sz w:val="20"/>
+              </w:rPr>
+              <w:t>Population non-negative; matches stationary vector at h*</w:t>
+            </w:r>
+          </w:p>
+        </w:tc>
+        <w:tc>
+          <w:tcPr>
+            <w:tcW w:type="dxa" w:w="1872"/>
+            <w:tcMar>
+              <w:top w:w="120" w:type="dxa"/>
+              <w:bottom w:w="120" w:type="dxa"/>
+              <w:left w:w="160" w:type="dxa"/>
+              <w:right w:w="160" w:type="dxa"/>
+            </w:tcMar>
+            <w:shd w:fill="FFFFFF"/>
+          </w:tcPr>
+          <w:p>
+            <w:pPr>
+              <w:spacing w:after="0" w:line="252" w:lineRule="auto"/>
+            </w:pPr>
+            <w:r>
+              <w:rPr>
+                <w:rFonts w:ascii="Times New Roman" w:hAnsi="Times New Roman"/>
+                <w:color w:val="111827"/>
+                <w:sz w:val="20"/>
+              </w:rPr>
+              <w:t>PASS</w:t>
+            </w:r>
+          </w:p>
+        </w:tc>
+      </w:tr>
+      <w:tr>
+        <w:tc>
+          <w:tcPr>
+            <w:tcW w:type="dxa" w:w="1872"/>
+            <w:tcMar>
+              <w:top w:w="120" w:type="dxa"/>
+              <w:bottom w:w="120" w:type="dxa"/>
+              <w:left w:w="160" w:type="dxa"/>
+              <w:right w:w="160" w:type="dxa"/>
+            </w:tcMar>
+            <w:shd w:fill="F9FAFB"/>
+          </w:tcPr>
+          <w:p>
+            <w:pPr>
+              <w:spacing w:after="0" w:line="252" w:lineRule="auto"/>
+            </w:pPr>
+            <w:r>
+              <w:rPr>
+                <w:rFonts w:ascii="Times New Roman" w:hAnsi="Times New Roman"/>
+                <w:color w:val="111827"/>
+                <w:sz w:val="20"/>
+              </w:rPr>
+              <w:t>TC-09</w:t>
+            </w:r>
+          </w:p>
+        </w:tc>
+        <w:tc>
+          <w:tcPr>
+            <w:tcW w:type="dxa" w:w="1872"/>
+            <w:tcMar>
+              <w:top w:w="120" w:type="dxa"/>
+              <w:bottom w:w="120" w:type="dxa"/>
+              <w:left w:w="160" w:type="dxa"/>
+              <w:right w:w="160" w:type="dxa"/>
+            </w:tcMar>
+            <w:shd w:fill="F9FAFB"/>
+          </w:tcPr>
+          <w:p>
+            <w:pPr>
+              <w:spacing w:after="0" w:line="252" w:lineRule="auto"/>
+            </w:pPr>
+            <w:r>
+              <w:rPr>
+                <w:rFonts w:ascii="Times New Roman" w:hAnsi="Times New Roman"/>
+                <w:color w:val="111827"/>
+                <w:sz w:val="20"/>
+              </w:rPr>
+              <w:t>TestHarvestingStrategies</w:t>
+            </w:r>
+          </w:p>
+        </w:tc>
+        <w:tc>
+          <w:tcPr>
+            <w:tcW w:type="dxa" w:w="1872"/>
+            <w:tcMar>
+              <w:top w:w="120" w:type="dxa"/>
+              <w:bottom w:w="120" w:type="dxa"/>
+              <w:left w:w="160" w:type="dxa"/>
+              <w:right w:w="160" w:type="dxa"/>
+            </w:tcMar>
+            <w:shd w:fill="F9FAFB"/>
+          </w:tcPr>
+          <w:p>
+            <w:pPr>
+              <w:spacing w:after="0" w:line="252" w:lineRule="auto"/>
+            </w:pPr>
+            <w:r>
+              <w:rPr>
+                <w:rFonts w:ascii="Times New Roman" w:hAnsi="Times New Roman"/>
+                <w:color w:val="111827"/>
+                <w:sz w:val="20"/>
+              </w:rPr>
+              <w:t>est_proportional_harvest_simulation</w:t>
+            </w:r>
+          </w:p>
+        </w:tc>
+        <w:tc>
+          <w:tcPr>
+            <w:tcW w:type="dxa" w:w="1872"/>
+            <w:tcMar>
+              <w:top w:w="120" w:type="dxa"/>
+              <w:bottom w:w="120" w:type="dxa"/>
+              <w:left w:w="160" w:type="dxa"/>
+              <w:right w:w="160" w:type="dxa"/>
+            </w:tcMar>
+            <w:shd w:fill="F9FAFB"/>
+          </w:tcPr>
+          <w:p>
+            <w:pPr>
+              <w:spacing w:after="0" w:line="252" w:lineRule="auto"/>
+            </w:pPr>
+            <w:r>
+              <w:rPr>
+                <w:rFonts w:ascii="Times New Roman" w:hAnsi="Times New Roman"/>
+                <w:color w:val="111827"/>
+                <w:sz w:val="20"/>
+              </w:rPr>
+              <w:t>Stage-specific harvest matrix H produces valid trajectory</w:t>
+            </w:r>
+          </w:p>
+        </w:tc>
+        <w:tc>
+          <w:tcPr>
+            <w:tcW w:type="dxa" w:w="1872"/>
+            <w:tcMar>
+              <w:top w:w="120" w:type="dxa"/>
+              <w:bottom w:w="120" w:type="dxa"/>
+              <w:left w:w="160" w:type="dxa"/>
+              <w:right w:w="160" w:type="dxa"/>
+            </w:tcMar>
+            <w:shd w:fill="F9FAFB"/>
+          </w:tcPr>
+          <w:p>
+            <w:pPr>
+              <w:spacing w:after="0" w:line="252" w:lineRule="auto"/>
+            </w:pPr>
+            <w:r>
+              <w:rPr>
+                <w:rFonts w:ascii="Times New Roman" w:hAnsi="Times New Roman"/>
+                <w:color w:val="111827"/>
+                <w:sz w:val="20"/>
+              </w:rPr>
+              <w:t>PASS</w:t>
+            </w:r>
+          </w:p>
+        </w:tc>
+      </w:tr>
+      <w:tr>
+        <w:tc>
+          <w:tcPr>
+            <w:tcW w:type="dxa" w:w="1872"/>
+            <w:tcMar>
+              <w:top w:w="120" w:type="dxa"/>
+              <w:bottom w:w="120" w:type="dxa"/>
+              <w:left w:w="160" w:type="dxa"/>
+              <w:right w:w="160" w:type="dxa"/>
+            </w:tcMar>
+            <w:shd w:fill="FFFFFF"/>
+          </w:tcPr>
+          <w:p>
+            <w:pPr>
+              <w:spacing w:after="0" w:line="252" w:lineRule="auto"/>
+            </w:pPr>
+            <w:r>
+              <w:rPr>
+                <w:rFonts w:ascii="Times New Roman" w:hAnsi="Times New Roman"/>
+                <w:color w:val="111827"/>
+                <w:sz w:val="20"/>
+              </w:rPr>
+              <w:t>TC-10</w:t>
+            </w:r>
+          </w:p>
+        </w:tc>
+        <w:tc>
+          <w:tcPr>
+            <w:tcW w:type="dxa" w:w="1872"/>
+            <w:tcMar>
+              <w:top w:w="120" w:type="dxa"/>
+              <w:bottom w:w="120" w:type="dxa"/>
+              <w:left w:w="160" w:type="dxa"/>
+              <w:right w:w="160" w:type="dxa"/>
+            </w:tcMar>
+            <w:shd w:fill="FFFFFF"/>
+          </w:tcPr>
+          <w:p>
+            <w:pPr>
+              <w:spacing w:after="0" w:line="252" w:lineRule="auto"/>
+            </w:pPr>
+            <w:r>
+              <w:rPr>
+                <w:rFonts w:ascii="Times New Roman" w:hAnsi="Times New Roman"/>
+                <w:color w:val="111827"/>
+                <w:sz w:val="20"/>
+              </w:rPr>
+              <w:t>TestHarvestingStrategies</w:t>
+            </w:r>
+          </w:p>
+        </w:tc>
+        <w:tc>
+          <w:tcPr>
+            <w:tcW w:type="dxa" w:w="1872"/>
+            <w:tcMar>
+              <w:top w:w="120" w:type="dxa"/>
+              <w:bottom w:w="120" w:type="dxa"/>
+              <w:left w:w="160" w:type="dxa"/>
+              <w:right w:w="160" w:type="dxa"/>
+            </w:tcMar>
+            <w:shd w:fill="FFFFFF"/>
+          </w:tcPr>
+          <w:p>
+            <w:pPr>
+              <w:spacing w:after="0" w:line="252" w:lineRule="auto"/>
+            </w:pPr>
+            <w:r>
+              <w:rPr>
+                <w:rFonts w:ascii="Times New Roman" w:hAnsi="Times New Roman"/>
+                <w:color w:val="111827"/>
+                <w:sz w:val="20"/>
+              </w:rPr>
+              <w:t>est_equilibrium_quota_solver</w:t>
+            </w:r>
+          </w:p>
+        </w:tc>
+        <w:tc>
+          <w:tcPr>
+            <w:tcW w:type="dxa" w:w="1872"/>
+            <w:tcMar>
+              <w:top w:w="120" w:type="dxa"/>
+              <w:bottom w:w="120" w:type="dxa"/>
+              <w:left w:w="160" w:type="dxa"/>
+              <w:right w:w="160" w:type="dxa"/>
+            </w:tcMar>
+            <w:shd w:fill="FFFFFF"/>
+          </w:tcPr>
+          <w:p>
+            <w:pPr>
+              <w:spacing w:after="0" w:line="252" w:lineRule="auto"/>
+            </w:pPr>
+            <w:r>
+              <w:rPr>
+                <w:rFonts w:ascii="Times New Roman" w:hAnsi="Times New Roman"/>
+                <w:color w:val="111827"/>
+                <w:sz w:val="20"/>
+              </w:rPr>
+              <w:t>Equilibrium quota satisfies (L - I)·x = h</w:t>
+            </w:r>
+          </w:p>
+        </w:tc>
+        <w:tc>
+          <w:tcPr>
+            <w:tcW w:type="dxa" w:w="1872"/>
+            <w:tcMar>
+              <w:top w:w="120" w:type="dxa"/>
+              <w:bottom w:w="120" w:type="dxa"/>
+              <w:left w:w="160" w:type="dxa"/>
+              <w:right w:w="160" w:type="dxa"/>
+            </w:tcMar>
+            <w:shd w:fill="FFFFFF"/>
+          </w:tcPr>
+          <w:p>
+            <w:pPr>
+              <w:spacing w:after="0" w:line="252" w:lineRule="auto"/>
+            </w:pPr>
+            <w:r>
+              <w:rPr>
+                <w:rFonts w:ascii="Times New Roman" w:hAnsi="Times New Roman"/>
+                <w:color w:val="111827"/>
+                <w:sz w:val="20"/>
+              </w:rPr>
+              <w:t>PASS</w:t>
+            </w:r>
+          </w:p>
+        </w:tc>
+      </w:tr>
+      <w:tr>
+        <w:tc>
+          <w:tcPr>
+            <w:tcW w:type="dxa" w:w="1872"/>
+            <w:tcMar>
+              <w:top w:w="120" w:type="dxa"/>
+              <w:bottom w:w="120" w:type="dxa"/>
+              <w:left w:w="160" w:type="dxa"/>
+              <w:right w:w="160" w:type="dxa"/>
+            </w:tcMar>
+            <w:shd w:fill="F9FAFB"/>
+          </w:tcPr>
+          <w:p>
+            <w:pPr>
+              <w:spacing w:after="0" w:line="252" w:lineRule="auto"/>
+            </w:pPr>
+            <w:r>
+              <w:rPr>
+                <w:rFonts w:ascii="Times New Roman" w:hAnsi="Times New Roman"/>
+                <w:color w:val="111827"/>
+                <w:sz w:val="20"/>
+              </w:rPr>
+              <w:t>TC-11</w:t>
+            </w:r>
+          </w:p>
+        </w:tc>
+        <w:tc>
+          <w:tcPr>
+            <w:tcW w:type="dxa" w:w="1872"/>
+            <w:tcMar>
+              <w:top w:w="120" w:type="dxa"/>
+              <w:bottom w:w="120" w:type="dxa"/>
+              <w:left w:w="160" w:type="dxa"/>
+              <w:right w:w="160" w:type="dxa"/>
+            </w:tcMar>
+            <w:shd w:fill="F9FAFB"/>
+          </w:tcPr>
+          <w:p>
+            <w:pPr>
+              <w:spacing w:after="0" w:line="252" w:lineRule="auto"/>
+            </w:pPr>
+            <w:r>
+              <w:rPr>
+                <w:rFonts w:ascii="Times New Roman" w:hAnsi="Times New Roman"/>
+                <w:color w:val="111827"/>
+                <w:sz w:val="20"/>
+              </w:rPr>
+              <w:t>TestMSYOptimizer</w:t>
+            </w:r>
+          </w:p>
+        </w:tc>
+        <w:tc>
+          <w:tcPr>
+            <w:tcW w:type="dxa" w:w="1872"/>
+            <w:tcMar>
+              <w:top w:w="120" w:type="dxa"/>
+              <w:bottom w:w="120" w:type="dxa"/>
+              <w:left w:w="160" w:type="dxa"/>
+              <w:right w:w="160" w:type="dxa"/>
+            </w:tcMar>
+            <w:shd w:fill="F9FAFB"/>
+          </w:tcPr>
+          <w:p>
+            <w:pPr>
+              <w:spacing w:after="0" w:line="252" w:lineRule="auto"/>
+            </w:pPr>
+            <w:r>
+              <w:rPr>
+                <w:rFonts w:ascii="Times New Roman" w:hAnsi="Times New Roman"/>
+                <w:color w:val="111827"/>
+                <w:sz w:val="20"/>
+              </w:rPr>
+              <w:t>est_msy_linear_program_post_reproduction</w:t>
+            </w:r>
+          </w:p>
+        </w:tc>
+        <w:tc>
+          <w:tcPr>
+            <w:tcW w:type="dxa" w:w="1872"/>
+            <w:tcMar>
+              <w:top w:w="120" w:type="dxa"/>
+              <w:bottom w:w="120" w:type="dxa"/>
+              <w:left w:w="160" w:type="dxa"/>
+              <w:right w:w="160" w:type="dxa"/>
+            </w:tcMar>
+            <w:shd w:fill="F9FAFB"/>
+          </w:tcPr>
+          <w:p>
+            <w:pPr>
+              <w:spacing w:after="0" w:line="252" w:lineRule="auto"/>
+            </w:pPr>
+            <w:r>
+              <w:rPr>
+                <w:rFonts w:ascii="Times New Roman" w:hAnsi="Times New Roman"/>
+                <w:color w:val="111827"/>
+                <w:sz w:val="20"/>
+              </w:rPr>
+              <w:t>HiGHS solver finds optimal cᵀ·h under (L-I)x - h* = 0</w:t>
+            </w:r>
+          </w:p>
+        </w:tc>
+        <w:tc>
+          <w:tcPr>
+            <w:tcW w:type="dxa" w:w="1872"/>
+            <w:tcMar>
+              <w:top w:w="120" w:type="dxa"/>
+              <w:bottom w:w="120" w:type="dxa"/>
+              <w:left w:w="160" w:type="dxa"/>
+              <w:right w:w="160" w:type="dxa"/>
+            </w:tcMar>
+            <w:shd w:fill="F9FAFB"/>
+          </w:tcPr>
+          <w:p>
+            <w:pPr>
+              <w:spacing w:after="0" w:line="252" w:lineRule="auto"/>
+            </w:pPr>
+            <w:r>
+              <w:rPr>
+                <w:rFonts w:ascii="Times New Roman" w:hAnsi="Times New Roman"/>
+                <w:color w:val="111827"/>
+                <w:sz w:val="20"/>
+              </w:rPr>
+              <w:t>PASS</w:t>
+            </w:r>
+          </w:p>
+        </w:tc>
+      </w:tr>
+      <w:tr>
+        <w:tc>
+          <w:tcPr>
+            <w:tcW w:type="dxa" w:w="1872"/>
+            <w:tcMar>
+              <w:top w:w="120" w:type="dxa"/>
+              <w:bottom w:w="120" w:type="dxa"/>
+              <w:left w:w="160" w:type="dxa"/>
+              <w:right w:w="160" w:type="dxa"/>
+            </w:tcMar>
+            <w:shd w:fill="FFFFFF"/>
+          </w:tcPr>
+          <w:p>
+            <w:pPr>
+              <w:spacing w:after="0" w:line="252" w:lineRule="auto"/>
+            </w:pPr>
+            <w:r>
+              <w:rPr>
+                <w:rFonts w:ascii="Times New Roman" w:hAnsi="Times New Roman"/>
+                <w:color w:val="111827"/>
+                <w:sz w:val="20"/>
+              </w:rPr>
+              <w:t>TC-12</w:t>
+            </w:r>
+          </w:p>
+        </w:tc>
+        <w:tc>
+          <w:tcPr>
+            <w:tcW w:type="dxa" w:w="1872"/>
+            <w:tcMar>
+              <w:top w:w="120" w:type="dxa"/>
+              <w:bottom w:w="120" w:type="dxa"/>
+              <w:left w:w="160" w:type="dxa"/>
+              <w:right w:w="160" w:type="dxa"/>
+            </w:tcMar>
+            <w:shd w:fill="FFFFFF"/>
+          </w:tcPr>
+          <w:p>
+            <w:pPr>
+              <w:spacing w:after="0" w:line="252" w:lineRule="auto"/>
+            </w:pPr>
+            <w:r>
+              <w:rPr>
+                <w:rFonts w:ascii="Times New Roman" w:hAnsi="Times New Roman"/>
+                <w:color w:val="111827"/>
+                <w:sz w:val="20"/>
+              </w:rPr>
+              <w:t>TestMSYOptimizer</w:t>
+            </w:r>
+          </w:p>
+        </w:tc>
+        <w:tc>
+          <w:tcPr>
+            <w:tcW w:type="dxa" w:w="1872"/>
+            <w:tcMar>
+              <w:top w:w="120" w:type="dxa"/>
+              <w:bottom w:w="120" w:type="dxa"/>
+              <w:left w:w="160" w:type="dxa"/>
+              <w:right w:w="160" w:type="dxa"/>
+            </w:tcMar>
+            <w:shd w:fill="FFFFFF"/>
+          </w:tcPr>
+          <w:p>
+            <w:pPr>
+              <w:spacing w:after="0" w:line="252" w:lineRule="auto"/>
+            </w:pPr>
+            <w:r>
+              <w:rPr>
+                <w:rFonts w:ascii="Times New Roman" w:hAnsi="Times New Roman"/>
+                <w:color w:val="111827"/>
+                <w:sz w:val="20"/>
+              </w:rPr>
+              <w:t>est_msy_with_protected_juveniles</w:t>
+            </w:r>
+          </w:p>
+        </w:tc>
+        <w:tc>
+          <w:tcPr>
+            <w:tcW w:type="dxa" w:w="1872"/>
+            <w:tcMar>
+              <w:top w:w="120" w:type="dxa"/>
+              <w:bottom w:w="120" w:type="dxa"/>
+              <w:left w:w="160" w:type="dxa"/>
+              <w:right w:w="160" w:type="dxa"/>
+            </w:tcMar>
+            <w:shd w:fill="FFFFFF"/>
+          </w:tcPr>
+          <w:p>
+            <w:pPr>
+              <w:spacing w:after="0" w:line="252" w:lineRule="auto"/>
+            </w:pPr>
+            <w:r>
+              <w:rPr>
+                <w:rFonts w:ascii="Times New Roman" w:hAnsi="Times New Roman"/>
+                <w:color w:val="111827"/>
+                <w:sz w:val="20"/>
+              </w:rPr>
+              <w:t>Enforces h_i* = 0 for protected juvenile classes</w:t>
+            </w:r>
+          </w:p>
+        </w:tc>
+        <w:tc>
+          <w:tcPr>
+            <w:tcW w:type="dxa" w:w="1872"/>
+            <w:tcMar>
+              <w:top w:w="120" w:type="dxa"/>
+              <w:bottom w:w="120" w:type="dxa"/>
+              <w:left w:w="160" w:type="dxa"/>
+              <w:right w:w="160" w:type="dxa"/>
+            </w:tcMar>
+            <w:shd w:fill="FFFFFF"/>
+          </w:tcPr>
+          <w:p>
+            <w:pPr>
+              <w:spacing w:after="0" w:line="252" w:lineRule="auto"/>
+            </w:pPr>
+            <w:r>
+              <w:rPr>
+                <w:rFonts w:ascii="Times New Roman" w:hAnsi="Times New Roman"/>
+                <w:color w:val="111827"/>
+                <w:sz w:val="20"/>
+              </w:rPr>
+              <w:t>PASS</w:t>
+            </w:r>
+          </w:p>
+        </w:tc>
+      </w:tr>
+      <w:tr>
+        <w:tc>
+          <w:tcPr>
+            <w:tcW w:type="dxa" w:w="1872"/>
+            <w:tcMar>
+              <w:top w:w="120" w:type="dxa"/>
+              <w:bottom w:w="120" w:type="dxa"/>
+              <w:left w:w="160" w:type="dxa"/>
+              <w:right w:w="160" w:type="dxa"/>
+            </w:tcMar>
+            <w:shd w:fill="F9FAFB"/>
+          </w:tcPr>
+          <w:p>
+            <w:pPr>
+              <w:spacing w:after="0" w:line="252" w:lineRule="auto"/>
+            </w:pPr>
+            <w:r>
+              <w:rPr>
+                <w:rFonts w:ascii="Times New Roman" w:hAnsi="Times New Roman"/>
+                <w:color w:val="111827"/>
+                <w:sz w:val="20"/>
+              </w:rPr>
+              <w:t>TC-13</w:t>
+            </w:r>
+          </w:p>
+        </w:tc>
+        <w:tc>
+          <w:tcPr>
+            <w:tcW w:type="dxa" w:w="1872"/>
+            <w:tcMar>
+              <w:top w:w="120" w:type="dxa"/>
+              <w:bottom w:w="120" w:type="dxa"/>
+              <w:left w:w="160" w:type="dxa"/>
+              <w:right w:w="160" w:type="dxa"/>
+            </w:tcMar>
+            <w:shd w:fill="F9FAFB"/>
+          </w:tcPr>
+          <w:p>
+            <w:pPr>
+              <w:spacing w:after="0" w:line="252" w:lineRule="auto"/>
+            </w:pPr>
+            <w:r>
+              <w:rPr>
+                <w:rFonts w:ascii="Times New Roman" w:hAnsi="Times New Roman"/>
+                <w:color w:val="111827"/>
+                <w:sz w:val="20"/>
+              </w:rPr>
+              <w:t>TestMSYOptimizer</w:t>
+            </w:r>
+          </w:p>
+        </w:tc>
+        <w:tc>
+          <w:tcPr>
+            <w:tcW w:type="dxa" w:w="1872"/>
+            <w:tcMar>
+              <w:top w:w="120" w:type="dxa"/>
+              <w:bottom w:w="120" w:type="dxa"/>
+              <w:left w:w="160" w:type="dxa"/>
+              <w:right w:w="160" w:type="dxa"/>
+            </w:tcMar>
+            <w:shd w:fill="F9FAFB"/>
+          </w:tcPr>
+          <w:p>
+            <w:pPr>
+              <w:spacing w:after="0" w:line="252" w:lineRule="auto"/>
+            </w:pPr>
+            <w:r>
+              <w:rPr>
+                <w:rFonts w:ascii="Times New Roman" w:hAnsi="Times New Roman"/>
+                <w:color w:val="111827"/>
+                <w:sz w:val="20"/>
+              </w:rPr>
+              <w:t>est_yield_curve_generation</w:t>
+            </w:r>
+          </w:p>
+        </w:tc>
+        <w:tc>
+          <w:tcPr>
+            <w:tcW w:type="dxa" w:w="1872"/>
+            <w:tcMar>
+              <w:top w:w="120" w:type="dxa"/>
+              <w:bottom w:w="120" w:type="dxa"/>
+              <w:left w:w="160" w:type="dxa"/>
+              <w:right w:w="160" w:type="dxa"/>
+            </w:tcMar>
+            <w:shd w:fill="F9FAFB"/>
+          </w:tcPr>
+          <w:p>
+            <w:pPr>
+              <w:spacing w:after="0" w:line="252" w:lineRule="auto"/>
+            </w:pPr>
+            <w:r>
+              <w:rPr>
+                <w:rFonts w:ascii="Times New Roman" w:hAnsi="Times New Roman"/>
+                <w:color w:val="111827"/>
+                <w:sz w:val="20"/>
+              </w:rPr>
+              <w:t>Characteristic parabolic curve Y(h) with unique peak</w:t>
+            </w:r>
+          </w:p>
+        </w:tc>
+        <w:tc>
+          <w:tcPr>
+            <w:tcW w:type="dxa" w:w="1872"/>
+            <w:tcMar>
+              <w:top w:w="120" w:type="dxa"/>
+              <w:bottom w:w="120" w:type="dxa"/>
+              <w:left w:w="160" w:type="dxa"/>
+              <w:right w:w="160" w:type="dxa"/>
+            </w:tcMar>
+            <w:shd w:fill="F9FAFB"/>
+          </w:tcPr>
+          <w:p>
+            <w:pPr>
+              <w:spacing w:after="0" w:line="252" w:lineRule="auto"/>
+            </w:pPr>
+            <w:r>
+              <w:rPr>
+                <w:rFonts w:ascii="Times New Roman" w:hAnsi="Times New Roman"/>
+                <w:color w:val="111827"/>
+                <w:sz w:val="20"/>
+              </w:rPr>
+              <w:t>PASS</w:t>
+            </w:r>
+          </w:p>
+        </w:tc>
+      </w:tr>
+      <w:tr>
+        <w:tc>
+          <w:tcPr>
+            <w:tcW w:type="dxa" w:w="1872"/>
+            <w:tcMar>
+              <w:top w:w="120" w:type="dxa"/>
+              <w:bottom w:w="120" w:type="dxa"/>
+              <w:left w:w="160" w:type="dxa"/>
+              <w:right w:w="160" w:type="dxa"/>
+            </w:tcMar>
+            <w:shd w:fill="FFFFFF"/>
+          </w:tcPr>
+          <w:p>
+            <w:pPr>
+              <w:spacing w:after="0" w:line="252" w:lineRule="auto"/>
+            </w:pPr>
+            <w:r>
+              <w:rPr>
+                <w:rFonts w:ascii="Times New Roman" w:hAnsi="Times New Roman"/>
+                <w:color w:val="111827"/>
+                <w:sz w:val="20"/>
+              </w:rPr>
+              <w:t>TC-14</w:t>
+            </w:r>
+          </w:p>
+        </w:tc>
+        <w:tc>
+          <w:tcPr>
+            <w:tcW w:type="dxa" w:w="1872"/>
+            <w:tcMar>
+              <w:top w:w="120" w:type="dxa"/>
+              <w:bottom w:w="120" w:type="dxa"/>
+              <w:left w:w="160" w:type="dxa"/>
+              <w:right w:w="160" w:type="dxa"/>
+            </w:tcMar>
+            <w:shd w:fill="FFFFFF"/>
+          </w:tcPr>
+          <w:p>
+            <w:pPr>
+              <w:spacing w:after="0" w:line="252" w:lineRule="auto"/>
+            </w:pPr>
+            <w:r>
+              <w:rPr>
+                <w:rFonts w:ascii="Times New Roman" w:hAnsi="Times New Roman"/>
+                <w:color w:val="111827"/>
+                <w:sz w:val="20"/>
+              </w:rPr>
+              <w:t>TestMonteCarloViability</w:t>
+            </w:r>
+          </w:p>
+        </w:tc>
+        <w:tc>
+          <w:tcPr>
+            <w:tcW w:type="dxa" w:w="1872"/>
+            <w:tcMar>
+              <w:top w:w="120" w:type="dxa"/>
+              <w:bottom w:w="120" w:type="dxa"/>
+              <w:left w:w="160" w:type="dxa"/>
+              <w:right w:w="160" w:type="dxa"/>
+            </w:tcMar>
+            <w:shd w:fill="FFFFFF"/>
+          </w:tcPr>
+          <w:p>
+            <w:pPr>
+              <w:spacing w:after="0" w:line="252" w:lineRule="auto"/>
+            </w:pPr>
+            <w:r>
+              <w:rPr>
+                <w:rFonts w:ascii="Times New Roman" w:hAnsi="Times New Roman"/>
+                <w:color w:val="111827"/>
+                <w:sz w:val="20"/>
+              </w:rPr>
+              <w:t>est_stochastic_simulation_bounds_and_percentiles</w:t>
+            </w:r>
+          </w:p>
+        </w:tc>
+        <w:tc>
+          <w:tcPr>
+            <w:tcW w:type="dxa" w:w="1872"/>
+            <w:tcMar>
+              <w:top w:w="120" w:type="dxa"/>
+              <w:bottom w:w="120" w:type="dxa"/>
+              <w:left w:w="160" w:type="dxa"/>
+              <w:right w:w="160" w:type="dxa"/>
+            </w:tcMar>
+            <w:shd w:fill="FFFFFF"/>
+          </w:tcPr>
+          <w:p>
+            <w:pPr>
+              <w:spacing w:after="0" w:line="252" w:lineRule="auto"/>
+            </w:pPr>
+            <w:r>
+              <w:rPr>
+                <w:rFonts w:ascii="Times New Roman" w:hAnsi="Times New Roman"/>
+                <w:color w:val="111827"/>
+                <w:sz w:val="20"/>
+              </w:rPr>
+              <w:t>Monotonic percentiles (p5 ≤ p25 ≤ p50 ≤ p75 ≤ p95)</w:t>
+            </w:r>
+          </w:p>
+        </w:tc>
+        <w:tc>
+          <w:tcPr>
+            <w:tcW w:type="dxa" w:w="1872"/>
+            <w:tcMar>
+              <w:top w:w="120" w:type="dxa"/>
+              <w:bottom w:w="120" w:type="dxa"/>
+              <w:left w:w="160" w:type="dxa"/>
+              <w:right w:w="160" w:type="dxa"/>
+            </w:tcMar>
+            <w:shd w:fill="FFFFFF"/>
+          </w:tcPr>
+          <w:p>
+            <w:pPr>
+              <w:spacing w:after="0" w:line="252" w:lineRule="auto"/>
+            </w:pPr>
+            <w:r>
+              <w:rPr>
+                <w:rFonts w:ascii="Times New Roman" w:hAnsi="Times New Roman"/>
+                <w:color w:val="111827"/>
+                <w:sz w:val="20"/>
+              </w:rPr>
+              <w:t>PASS</w:t>
+            </w:r>
+          </w:p>
+        </w:tc>
+      </w:tr>
+      <w:tr>
+        <w:tc>
+          <w:tcPr>
+            <w:tcW w:type="dxa" w:w="1872"/>
+            <w:tcMar>
+              <w:top w:w="120" w:type="dxa"/>
+              <w:bottom w:w="120" w:type="dxa"/>
+              <w:left w:w="160" w:type="dxa"/>
+              <w:right w:w="160" w:type="dxa"/>
+            </w:tcMar>
+            <w:shd w:fill="F9FAFB"/>
+          </w:tcPr>
+          <w:p>
+            <w:pPr>
+              <w:spacing w:after="0" w:line="252" w:lineRule="auto"/>
+            </w:pPr>
+            <w:r>
+              <w:rPr>
+                <w:rFonts w:ascii="Times New Roman" w:hAnsi="Times New Roman"/>
+                <w:color w:val="111827"/>
+                <w:sz w:val="20"/>
+              </w:rPr>
+              <w:t>TC-15</w:t>
+            </w:r>
+          </w:p>
+        </w:tc>
+        <w:tc>
+          <w:tcPr>
+            <w:tcW w:type="dxa" w:w="1872"/>
+            <w:tcMar>
+              <w:top w:w="120" w:type="dxa"/>
+              <w:bottom w:w="120" w:type="dxa"/>
+              <w:left w:w="160" w:type="dxa"/>
+              <w:right w:w="160" w:type="dxa"/>
+            </w:tcMar>
+            <w:shd w:fill="F9FAFB"/>
+          </w:tcPr>
+          <w:p>
+            <w:pPr>
+              <w:spacing w:after="0" w:line="252" w:lineRule="auto"/>
+            </w:pPr>
+            <w:r>
+              <w:rPr>
+                <w:rFonts w:ascii="Times New Roman" w:hAnsi="Times New Roman"/>
+                <w:color w:val="111827"/>
+                <w:sz w:val="20"/>
+              </w:rPr>
+              <w:t>TestPresetsIntegrity</w:t>
+            </w:r>
+          </w:p>
+        </w:tc>
+        <w:tc>
+          <w:tcPr>
+            <w:tcW w:type="dxa" w:w="1872"/>
+            <w:tcMar>
+              <w:top w:w="120" w:type="dxa"/>
+              <w:bottom w:w="120" w:type="dxa"/>
+              <w:left w:w="160" w:type="dxa"/>
+              <w:right w:w="160" w:type="dxa"/>
+            </w:tcMar>
+            <w:shd w:fill="F9FAFB"/>
+          </w:tcPr>
+          <w:p>
+            <w:pPr>
+              <w:spacing w:after="0" w:line="252" w:lineRule="auto"/>
+            </w:pPr>
+            <w:r>
+              <w:rPr>
+                <w:rFonts w:ascii="Times New Roman" w:hAnsi="Times New Roman"/>
+                <w:color w:val="111827"/>
+                <w:sz w:val="20"/>
+              </w:rPr>
+              <w:t>est_all_presets_valid</w:t>
+            </w:r>
+          </w:p>
+        </w:tc>
+        <w:tc>
+          <w:tcPr>
+            <w:tcW w:type="dxa" w:w="1872"/>
+            <w:tcMar>
+              <w:top w:w="120" w:type="dxa"/>
+              <w:bottom w:w="120" w:type="dxa"/>
+              <w:left w:w="160" w:type="dxa"/>
+              <w:right w:w="160" w:type="dxa"/>
+            </w:tcMar>
+            <w:shd w:fill="F9FAFB"/>
+          </w:tcPr>
+          <w:p>
+            <w:pPr>
+              <w:spacing w:after="0" w:line="252" w:lineRule="auto"/>
+            </w:pPr>
+            <w:r>
+              <w:rPr>
+                <w:rFonts w:ascii="Times New Roman" w:hAnsi="Times New Roman"/>
+                <w:color w:val="111827"/>
+                <w:sz w:val="20"/>
+              </w:rPr>
+              <w:t>All 4 presets instantiate without numerical errors</w:t>
+            </w:r>
+          </w:p>
+        </w:tc>
+        <w:tc>
+          <w:tcPr>
+            <w:tcW w:type="dxa" w:w="1872"/>
+            <w:tcMar>
+              <w:top w:w="120" w:type="dxa"/>
+              <w:bottom w:w="120" w:type="dxa"/>
+              <w:left w:w="160" w:type="dxa"/>
+              <w:right w:w="160" w:type="dxa"/>
+            </w:tcMar>
+            <w:shd w:fill="F9FAFB"/>
+          </w:tcPr>
+          <w:p>
+            <w:pPr>
+              <w:spacing w:after="0" w:line="252" w:lineRule="auto"/>
+            </w:pPr>
+            <w:r>
+              <w:rPr>
+                <w:rFonts w:ascii="Times New Roman" w:hAnsi="Times New Roman"/>
+                <w:color w:val="111827"/>
+                <w:sz w:val="20"/>
+              </w:rPr>
+              <w:t>PASS</w:t>
+            </w:r>
+          </w:p>
+        </w:tc>
+      </w:tr>
+      <w:tr>
+        <w:tc>
+          <w:tcPr>
+            <w:tcW w:type="dxa" w:w="1872"/>
+            <w:tcMar>
+              <w:top w:w="120" w:type="dxa"/>
+              <w:bottom w:w="120" w:type="dxa"/>
+              <w:left w:w="160" w:type="dxa"/>
+              <w:right w:w="160" w:type="dxa"/>
+            </w:tcMar>
+            <w:shd w:fill="FFFFFF"/>
+          </w:tcPr>
+          <w:p>
+            <w:pPr>
+              <w:spacing w:after="0" w:line="252" w:lineRule="auto"/>
+            </w:pPr>
+            <w:r>
+              <w:rPr>
+                <w:rFonts w:ascii="Times New Roman" w:hAnsi="Times New Roman"/>
+                <w:color w:val="111827"/>
+                <w:sz w:val="20"/>
+              </w:rPr>
+              <w:t>TC-16</w:t>
+            </w:r>
+          </w:p>
+        </w:tc>
+        <w:tc>
+          <w:tcPr>
+            <w:tcW w:type="dxa" w:w="1872"/>
+            <w:tcMar>
+              <w:top w:w="120" w:type="dxa"/>
+              <w:bottom w:w="120" w:type="dxa"/>
+              <w:left w:w="160" w:type="dxa"/>
+              <w:right w:w="160" w:type="dxa"/>
+            </w:tcMar>
+            <w:shd w:fill="FFFFFF"/>
+          </w:tcPr>
+          <w:p>
+            <w:pPr>
+              <w:spacing w:after="0" w:line="252" w:lineRule="auto"/>
+            </w:pPr>
+            <w:r>
+              <w:rPr>
+                <w:rFonts w:ascii="Times New Roman" w:hAnsi="Times New Roman"/>
+                <w:color w:val="111827"/>
+                <w:sz w:val="20"/>
+              </w:rPr>
+              <w:t>TestExporter</w:t>
+            </w:r>
+          </w:p>
+        </w:tc>
+        <w:tc>
+          <w:tcPr>
+            <w:tcW w:type="dxa" w:w="1872"/>
+            <w:tcMar>
+              <w:top w:w="120" w:type="dxa"/>
+              <w:bottom w:w="120" w:type="dxa"/>
+              <w:left w:w="160" w:type="dxa"/>
+              <w:right w:w="160" w:type="dxa"/>
+            </w:tcMar>
+            <w:shd w:fill="FFFFFF"/>
+          </w:tcPr>
+          <w:p>
+            <w:pPr>
+              <w:spacing w:after="0" w:line="252" w:lineRule="auto"/>
+            </w:pPr>
+            <w:r>
+              <w:rPr>
+                <w:rFonts w:ascii="Times New Roman" w:hAnsi="Times New Roman"/>
+                <w:color w:val="111827"/>
+                <w:sz w:val="20"/>
+              </w:rPr>
+              <w:t>est_csv_and_pdf_generation</w:t>
+            </w:r>
+          </w:p>
+        </w:tc>
+        <w:tc>
+          <w:tcPr>
+            <w:tcW w:type="dxa" w:w="1872"/>
+            <w:tcMar>
+              <w:top w:w="120" w:type="dxa"/>
+              <w:bottom w:w="120" w:type="dxa"/>
+              <w:left w:w="160" w:type="dxa"/>
+              <w:right w:w="160" w:type="dxa"/>
+            </w:tcMar>
+            <w:shd w:fill="FFFFFF"/>
+          </w:tcPr>
+          <w:p>
+            <w:pPr>
+              <w:spacing w:after="0" w:line="252" w:lineRule="auto"/>
+            </w:pPr>
+            <w:r>
+              <w:rPr>
+                <w:rFonts w:ascii="Times New Roman" w:hAnsi="Times New Roman"/>
+                <w:color w:val="111827"/>
+                <w:sz w:val="20"/>
+              </w:rPr>
+              <w:t>Multi-page PDF (PdfPages) &amp; CSV files created on disk</w:t>
+            </w:r>
+          </w:p>
+        </w:tc>
+        <w:tc>
+          <w:tcPr>
+            <w:tcW w:type="dxa" w:w="1872"/>
+            <w:tcMar>
+              <w:top w:w="120" w:type="dxa"/>
+              <w:bottom w:w="120" w:type="dxa"/>
+              <w:left w:w="160" w:type="dxa"/>
+              <w:right w:w="160" w:type="dxa"/>
+            </w:tcMar>
+            <w:shd w:fill="FFFFFF"/>
+          </w:tcPr>
+          <w:p>
+            <w:pPr>
+              <w:spacing w:after="0" w:line="252" w:lineRule="auto"/>
+            </w:pPr>
+            <w:r>
+              <w:rPr>
+                <w:rFonts w:ascii="Times New Roman" w:hAnsi="Times New Roman"/>
+                <w:color w:val="111827"/>
+                <w:sz w:val="20"/>
+              </w:rPr>
+              <w:t>PASS</w:t>
+            </w:r>
+          </w:p>
+        </w:tc>
+      </w:tr>
+      <w:tr>
+        <w:tc>
+          <w:tcPr>
+            <w:tcW w:type="dxa" w:w="1872"/>
+            <w:tcMar>
+              <w:top w:w="120" w:type="dxa"/>
+              <w:bottom w:w="120" w:type="dxa"/>
+              <w:left w:w="160" w:type="dxa"/>
+              <w:right w:w="160" w:type="dxa"/>
+            </w:tcMar>
+            <w:shd w:fill="F9FAFB"/>
+          </w:tcPr>
+          <w:p>
+            <w:pPr>
+              <w:spacing w:after="0" w:line="252" w:lineRule="auto"/>
+            </w:pPr>
+            <w:r>
+              <w:rPr>
+                <w:rFonts w:ascii="Times New Roman" w:hAnsi="Times New Roman"/>
+                <w:color w:val="111827"/>
+                <w:sz w:val="20"/>
+              </w:rPr>
+              <w:t>TC-17</w:t>
+            </w:r>
+          </w:p>
+        </w:tc>
+        <w:tc>
+          <w:tcPr>
+            <w:tcW w:type="dxa" w:w="1872"/>
+            <w:tcMar>
+              <w:top w:w="120" w:type="dxa"/>
+              <w:bottom w:w="120" w:type="dxa"/>
+              <w:left w:w="160" w:type="dxa"/>
+              <w:right w:w="160" w:type="dxa"/>
+            </w:tcMar>
+            <w:shd w:fill="F9FAFB"/>
+          </w:tcPr>
+          <w:p>
+            <w:pPr>
+              <w:spacing w:after="0" w:line="252" w:lineRule="auto"/>
+            </w:pPr>
+            <w:r>
+              <w:rPr>
+                <w:rFonts w:ascii="Times New Roman" w:hAnsi="Times New Roman"/>
+                <w:color w:val="111827"/>
+                <w:sz w:val="20"/>
+              </w:rPr>
+              <w:t>TestExporter</w:t>
+            </w:r>
+          </w:p>
+        </w:tc>
+        <w:tc>
+          <w:tcPr>
+            <w:tcW w:type="dxa" w:w="1872"/>
+            <w:tcMar>
+              <w:top w:w="120" w:type="dxa"/>
+              <w:bottom w:w="120" w:type="dxa"/>
+              <w:left w:w="160" w:type="dxa"/>
+              <w:right w:w="160" w:type="dxa"/>
+            </w:tcMar>
+            <w:shd w:fill="F9FAFB"/>
+          </w:tcPr>
+          <w:p>
+            <w:pPr>
+              <w:spacing w:after="0" w:line="252" w:lineRule="auto"/>
+            </w:pPr>
+            <w:r>
+              <w:rPr>
+                <w:rFonts w:ascii="Times New Roman" w:hAnsi="Times New Roman"/>
+                <w:color w:val="111827"/>
+                <w:sz w:val="20"/>
+              </w:rPr>
+              <w:t>est_json_telemetry_export</w:t>
+            </w:r>
+          </w:p>
+        </w:tc>
+        <w:tc>
+          <w:tcPr>
+            <w:tcW w:type="dxa" w:w="1872"/>
+            <w:tcMar>
+              <w:top w:w="120" w:type="dxa"/>
+              <w:bottom w:w="120" w:type="dxa"/>
+              <w:left w:w="160" w:type="dxa"/>
+              <w:right w:w="160" w:type="dxa"/>
+            </w:tcMar>
+            <w:shd w:fill="F9FAFB"/>
+          </w:tcPr>
+          <w:p>
+            <w:pPr>
+              <w:spacing w:after="0" w:line="252" w:lineRule="auto"/>
+            </w:pPr>
+            <w:r>
+              <w:rPr>
+                <w:rFonts w:ascii="Times New Roman" w:hAnsi="Times New Roman"/>
+                <w:color w:val="111827"/>
+                <w:sz w:val="20"/>
+              </w:rPr>
+              <w:t>JSON schema valid with spectral and MSY metrics</w:t>
+            </w:r>
+          </w:p>
+        </w:tc>
+        <w:tc>
+          <w:tcPr>
+            <w:tcW w:type="dxa" w:w="1872"/>
+            <w:tcMar>
+              <w:top w:w="120" w:type="dxa"/>
+              <w:bottom w:w="120" w:type="dxa"/>
+              <w:left w:w="160" w:type="dxa"/>
+              <w:right w:w="160" w:type="dxa"/>
+            </w:tcMar>
+            <w:shd w:fill="F9FAFB"/>
+          </w:tcPr>
+          <w:p>
+            <w:pPr>
+              <w:spacing w:after="0" w:line="252" w:lineRule="auto"/>
+            </w:pPr>
+            <w:r>
+              <w:rPr>
+                <w:rFonts w:ascii="Times New Roman" w:hAnsi="Times New Roman"/>
+                <w:color w:val="111827"/>
+                <w:sz w:val="20"/>
+              </w:rPr>
+              <w:t>PASS</w:t>
+            </w:r>
+          </w:p>
+        </w:tc>
+      </w:tr>
+    </w:tbl>
+    <w:p/>
     <w:p>
       <w:pPr>
         <w:keepNext/>
@@ -11229,6 +20136,938 @@
         <w:t xml:space="preserve"> Biological populations cannot assume negative values. All simulation trajectories apply max(x_t, 0) at each time step.</w:t>
       </w:r>
     </w:p>
+    <w:p>
+      <w:r>
+        <w:rPr>
+          <w:rFonts w:ascii="Times New Roman" w:hAnsi="Times New Roman"/>
+          <w:sz w:val="24"/>
+        </w:rPr>
+      </w:r>
+      <w:r>
+        <w:rPr>
+          <w:rFonts w:ascii="Times New Roman" w:hAnsi="Times New Roman"/>
+          <w:b/>
+          <w:sz w:val="24"/>
+        </w:rPr>
+        <w:t>Table 5.2: ISO/IEC 27001 Software Quality &amp; Security Risk Mitigation Matrix</w:t>
+      </w:r>
+      <w:r>
+        <w:rPr>
+          <w:rFonts w:ascii="Times New Roman" w:hAnsi="Times New Roman"/>
+          <w:sz w:val="24"/>
+        </w:rPr>
+      </w:r>
+    </w:p>
+    <w:tbl>
+      <w:tblPr>
+        <w:tblW w:type="auto" w:w="0"/>
+        <w:jc w:val="center"/>
+        <w:tblLayout w:type="autofit"/>
+        <w:tblLook w:firstColumn="1" w:firstRow="1" w:lastColumn="0" w:lastRow="0" w:noHBand="0" w:noVBand="1" w:val="04A0"/>
+      </w:tblPr>
+      <w:tblGrid>
+        <w:gridCol w:w="1872"/>
+        <w:gridCol w:w="1872"/>
+        <w:gridCol w:w="1872"/>
+        <w:gridCol w:w="1872"/>
+        <w:gridCol w:w="1872"/>
+      </w:tblGrid>
+      <w:tr>
+        <w:tc>
+          <w:tcPr>
+            <w:tcW w:type="dxa" w:w="1872"/>
+            <w:tcMar>
+              <w:top w:w="120" w:type="dxa"/>
+              <w:bottom w:w="120" w:type="dxa"/>
+              <w:left w:w="160" w:type="dxa"/>
+              <w:right w:w="160" w:type="dxa"/>
+            </w:tcMar>
+            <w:shd w:fill="1E3A8A"/>
+          </w:tcPr>
+          <w:p>
+            <w:pPr>
+              <w:spacing w:after="0" w:line="252" w:lineRule="auto"/>
+            </w:pPr>
+            <w:r>
+              <w:rPr>
+                <w:rFonts w:ascii="Times New Roman" w:hAnsi="Times New Roman"/>
+                <w:b/>
+                <w:color w:val="FFFFFF"/>
+                <w:sz w:val="21"/>
+              </w:rPr>
+              <w:t>Risk Domain</w:t>
+            </w:r>
+          </w:p>
+        </w:tc>
+        <w:tc>
+          <w:tcPr>
+            <w:tcW w:type="dxa" w:w="1872"/>
+            <w:tcMar>
+              <w:top w:w="120" w:type="dxa"/>
+              <w:bottom w:w="120" w:type="dxa"/>
+              <w:left w:w="160" w:type="dxa"/>
+              <w:right w:w="160" w:type="dxa"/>
+            </w:tcMar>
+            <w:shd w:fill="1E3A8A"/>
+          </w:tcPr>
+          <w:p>
+            <w:pPr>
+              <w:spacing w:after="0" w:line="252" w:lineRule="auto"/>
+            </w:pPr>
+            <w:r>
+              <w:rPr>
+                <w:rFonts w:ascii="Times New Roman" w:hAnsi="Times New Roman"/>
+                <w:b/>
+                <w:color w:val="FFFFFF"/>
+                <w:sz w:val="21"/>
+              </w:rPr>
+              <w:t>Potential Vulnerability / Failure Mode</w:t>
+            </w:r>
+          </w:p>
+        </w:tc>
+        <w:tc>
+          <w:tcPr>
+            <w:tcW w:type="dxa" w:w="1872"/>
+            <w:tcMar>
+              <w:top w:w="120" w:type="dxa"/>
+              <w:bottom w:w="120" w:type="dxa"/>
+              <w:left w:w="160" w:type="dxa"/>
+              <w:right w:w="160" w:type="dxa"/>
+            </w:tcMar>
+            <w:shd w:fill="1E3A8A"/>
+          </w:tcPr>
+          <w:p>
+            <w:pPr>
+              <w:spacing w:after="0" w:line="252" w:lineRule="auto"/>
+            </w:pPr>
+            <w:r>
+              <w:rPr>
+                <w:rFonts w:ascii="Times New Roman" w:hAnsi="Times New Roman"/>
+                <w:b/>
+                <w:color w:val="FFFFFF"/>
+                <w:sz w:val="21"/>
+              </w:rPr>
+              <w:t>Technical Mitigation in BioHarvest-Sim</w:t>
+            </w:r>
+          </w:p>
+        </w:tc>
+        <w:tc>
+          <w:tcPr>
+            <w:tcW w:type="dxa" w:w="1872"/>
+            <w:tcMar>
+              <w:top w:w="120" w:type="dxa"/>
+              <w:bottom w:w="120" w:type="dxa"/>
+              <w:left w:w="160" w:type="dxa"/>
+              <w:right w:w="160" w:type="dxa"/>
+            </w:tcMar>
+            <w:shd w:fill="1E3A8A"/>
+          </w:tcPr>
+          <w:p>
+            <w:pPr>
+              <w:spacing w:after="0" w:line="252" w:lineRule="auto"/>
+            </w:pPr>
+            <w:r>
+              <w:rPr>
+                <w:rFonts w:ascii="Times New Roman" w:hAnsi="Times New Roman"/>
+                <w:b/>
+                <w:color w:val="FFFFFF"/>
+                <w:sz w:val="21"/>
+              </w:rPr>
+              <w:t>Standard Control</w:t>
+            </w:r>
+          </w:p>
+        </w:tc>
+        <w:tc>
+          <w:tcPr>
+            <w:tcW w:type="dxa" w:w="1872"/>
+            <w:tcMar>
+              <w:top w:w="120" w:type="dxa"/>
+              <w:bottom w:w="120" w:type="dxa"/>
+              <w:left w:w="160" w:type="dxa"/>
+              <w:right w:w="160" w:type="dxa"/>
+            </w:tcMar>
+            <w:shd w:fill="1E3A8A"/>
+          </w:tcPr>
+          <w:p>
+            <w:pPr>
+              <w:spacing w:after="0" w:line="252" w:lineRule="auto"/>
+            </w:pPr>
+            <w:r>
+              <w:rPr>
+                <w:rFonts w:ascii="Times New Roman" w:hAnsi="Times New Roman"/>
+                <w:b/>
+                <w:color w:val="FFFFFF"/>
+                <w:sz w:val="21"/>
+              </w:rPr>
+              <w:t>Residual Risk</w:t>
+            </w:r>
+          </w:p>
+        </w:tc>
+      </w:tr>
+      <w:tr>
+        <w:tc>
+          <w:tcPr>
+            <w:tcW w:type="dxa" w:w="1872"/>
+            <w:tcMar>
+              <w:top w:w="120" w:type="dxa"/>
+              <w:bottom w:w="120" w:type="dxa"/>
+              <w:left w:w="160" w:type="dxa"/>
+              <w:right w:w="160" w:type="dxa"/>
+            </w:tcMar>
+            <w:shd w:fill="FFFFFF"/>
+          </w:tcPr>
+          <w:p>
+            <w:pPr>
+              <w:spacing w:after="0" w:line="252" w:lineRule="auto"/>
+            </w:pPr>
+            <w:r>
+              <w:rPr>
+                <w:rFonts w:ascii="Times New Roman" w:hAnsi="Times New Roman"/>
+                <w:color w:val="111827"/>
+                <w:sz w:val="20"/>
+              </w:rPr>
+              <w:t>Numerical Stability</w:t>
+            </w:r>
+          </w:p>
+        </w:tc>
+        <w:tc>
+          <w:tcPr>
+            <w:tcW w:type="dxa" w:w="1872"/>
+            <w:tcMar>
+              <w:top w:w="120" w:type="dxa"/>
+              <w:bottom w:w="120" w:type="dxa"/>
+              <w:left w:w="160" w:type="dxa"/>
+              <w:right w:w="160" w:type="dxa"/>
+            </w:tcMar>
+            <w:shd w:fill="FFFFFF"/>
+          </w:tcPr>
+          <w:p>
+            <w:pPr>
+              <w:spacing w:after="0" w:line="252" w:lineRule="auto"/>
+            </w:pPr>
+            <w:r>
+              <w:rPr>
+                <w:rFonts w:ascii="Times New Roman" w:hAnsi="Times New Roman"/>
+                <w:color w:val="111827"/>
+                <w:sz w:val="20"/>
+              </w:rPr>
+              <w:t>Near-singular modal matrix P (κ(P) &gt; 10¹²)</w:t>
+            </w:r>
+          </w:p>
+        </w:tc>
+        <w:tc>
+          <w:tcPr>
+            <w:tcW w:type="dxa" w:w="1872"/>
+            <w:tcMar>
+              <w:top w:w="120" w:type="dxa"/>
+              <w:bottom w:w="120" w:type="dxa"/>
+              <w:left w:w="160" w:type="dxa"/>
+              <w:right w:w="160" w:type="dxa"/>
+            </w:tcMar>
+            <w:shd w:fill="FFFFFF"/>
+          </w:tcPr>
+          <w:p>
+            <w:pPr>
+              <w:spacing w:after="0" w:line="252" w:lineRule="auto"/>
+            </w:pPr>
+            <w:r>
+              <w:rPr>
+                <w:rFonts w:ascii="Times New Roman" w:hAnsi="Times New Roman"/>
+                <w:color w:val="111827"/>
+                <w:sz w:val="20"/>
+              </w:rPr>
+              <w:t>Automatic condition monitoring; fallback to matrix power</w:t>
+            </w:r>
+          </w:p>
+        </w:tc>
+        <w:tc>
+          <w:tcPr>
+            <w:tcW w:type="dxa" w:w="1872"/>
+            <w:tcMar>
+              <w:top w:w="120" w:type="dxa"/>
+              <w:bottom w:w="120" w:type="dxa"/>
+              <w:left w:w="160" w:type="dxa"/>
+              <w:right w:w="160" w:type="dxa"/>
+            </w:tcMar>
+            <w:shd w:fill="FFFFFF"/>
+          </w:tcPr>
+          <w:p>
+            <w:pPr>
+              <w:spacing w:after="0" w:line="252" w:lineRule="auto"/>
+            </w:pPr>
+            <w:r>
+              <w:rPr>
+                <w:rFonts w:ascii="Times New Roman" w:hAnsi="Times New Roman"/>
+                <w:color w:val="111827"/>
+                <w:sz w:val="20"/>
+              </w:rPr>
+              <w:t>ISO 12207 §7.1</w:t>
+            </w:r>
+          </w:p>
+        </w:tc>
+        <w:tc>
+          <w:tcPr>
+            <w:tcW w:type="dxa" w:w="1872"/>
+            <w:tcMar>
+              <w:top w:w="120" w:type="dxa"/>
+              <w:bottom w:w="120" w:type="dxa"/>
+              <w:left w:w="160" w:type="dxa"/>
+              <w:right w:w="160" w:type="dxa"/>
+            </w:tcMar>
+            <w:shd w:fill="FFFFFF"/>
+          </w:tcPr>
+          <w:p>
+            <w:pPr>
+              <w:spacing w:after="0" w:line="252" w:lineRule="auto"/>
+            </w:pPr>
+            <w:r>
+              <w:rPr>
+                <w:rFonts w:ascii="Times New Roman" w:hAnsi="Times New Roman"/>
+                <w:color w:val="111827"/>
+                <w:sz w:val="20"/>
+              </w:rPr>
+              <w:t>LOW</w:t>
+            </w:r>
+          </w:p>
+        </w:tc>
+      </w:tr>
+      <w:tr>
+        <w:tc>
+          <w:tcPr>
+            <w:tcW w:type="dxa" w:w="1872"/>
+            <w:tcMar>
+              <w:top w:w="120" w:type="dxa"/>
+              <w:bottom w:w="120" w:type="dxa"/>
+              <w:left w:w="160" w:type="dxa"/>
+              <w:right w:w="160" w:type="dxa"/>
+            </w:tcMar>
+            <w:shd w:fill="F9FAFB"/>
+          </w:tcPr>
+          <w:p>
+            <w:pPr>
+              <w:spacing w:after="0" w:line="252" w:lineRule="auto"/>
+            </w:pPr>
+            <w:r>
+              <w:rPr>
+                <w:rFonts w:ascii="Times New Roman" w:hAnsi="Times New Roman"/>
+                <w:color w:val="111827"/>
+                <w:sz w:val="20"/>
+              </w:rPr>
+              <w:t>Input Integrity</w:t>
+            </w:r>
+          </w:p>
+        </w:tc>
+        <w:tc>
+          <w:tcPr>
+            <w:tcW w:type="dxa" w:w="1872"/>
+            <w:tcMar>
+              <w:top w:w="120" w:type="dxa"/>
+              <w:bottom w:w="120" w:type="dxa"/>
+              <w:left w:w="160" w:type="dxa"/>
+              <w:right w:w="160" w:type="dxa"/>
+            </w:tcMar>
+            <w:shd w:fill="F9FAFB"/>
+          </w:tcPr>
+          <w:p>
+            <w:pPr>
+              <w:spacing w:after="0" w:line="252" w:lineRule="auto"/>
+            </w:pPr>
+            <w:r>
+              <w:rPr>
+                <w:rFonts w:ascii="Times New Roman" w:hAnsi="Times New Roman"/>
+                <w:color w:val="111827"/>
+                <w:sz w:val="20"/>
+              </w:rPr>
+              <w:t>Negative fecundity, invalid survival p &gt; 1.0</w:t>
+            </w:r>
+          </w:p>
+        </w:tc>
+        <w:tc>
+          <w:tcPr>
+            <w:tcW w:type="dxa" w:w="1872"/>
+            <w:tcMar>
+              <w:top w:w="120" w:type="dxa"/>
+              <w:bottom w:w="120" w:type="dxa"/>
+              <w:left w:w="160" w:type="dxa"/>
+              <w:right w:w="160" w:type="dxa"/>
+            </w:tcMar>
+            <w:shd w:fill="F9FAFB"/>
+          </w:tcPr>
+          <w:p>
+            <w:pPr>
+              <w:spacing w:after="0" w:line="252" w:lineRule="auto"/>
+            </w:pPr>
+            <w:r>
+              <w:rPr>
+                <w:rFonts w:ascii="Times New Roman" w:hAnsi="Times New Roman"/>
+                <w:color w:val="111827"/>
+                <w:sz w:val="20"/>
+              </w:rPr>
+              <w:t>Strict defensive schema validation raising ValueError</w:t>
+            </w:r>
+          </w:p>
+        </w:tc>
+        <w:tc>
+          <w:tcPr>
+            <w:tcW w:type="dxa" w:w="1872"/>
+            <w:tcMar>
+              <w:top w:w="120" w:type="dxa"/>
+              <w:bottom w:w="120" w:type="dxa"/>
+              <w:left w:w="160" w:type="dxa"/>
+              <w:right w:w="160" w:type="dxa"/>
+            </w:tcMar>
+            <w:shd w:fill="F9FAFB"/>
+          </w:tcPr>
+          <w:p>
+            <w:pPr>
+              <w:spacing w:after="0" w:line="252" w:lineRule="auto"/>
+            </w:pPr>
+            <w:r>
+              <w:rPr>
+                <w:rFonts w:ascii="Times New Roman" w:hAnsi="Times New Roman"/>
+                <w:color w:val="111827"/>
+                <w:sz w:val="20"/>
+              </w:rPr>
+              <w:t>ISO 27001 §A.14.1</w:t>
+            </w:r>
+          </w:p>
+        </w:tc>
+        <w:tc>
+          <w:tcPr>
+            <w:tcW w:type="dxa" w:w="1872"/>
+            <w:tcMar>
+              <w:top w:w="120" w:type="dxa"/>
+              <w:bottom w:w="120" w:type="dxa"/>
+              <w:left w:w="160" w:type="dxa"/>
+              <w:right w:w="160" w:type="dxa"/>
+            </w:tcMar>
+            <w:shd w:fill="F9FAFB"/>
+          </w:tcPr>
+          <w:p>
+            <w:pPr>
+              <w:spacing w:after="0" w:line="252" w:lineRule="auto"/>
+            </w:pPr>
+            <w:r>
+              <w:rPr>
+                <w:rFonts w:ascii="Times New Roman" w:hAnsi="Times New Roman"/>
+                <w:color w:val="111827"/>
+                <w:sz w:val="20"/>
+              </w:rPr>
+              <w:t>NEGLIGIBLE</w:t>
+            </w:r>
+          </w:p>
+        </w:tc>
+      </w:tr>
+      <w:tr>
+        <w:tc>
+          <w:tcPr>
+            <w:tcW w:type="dxa" w:w="1872"/>
+            <w:tcMar>
+              <w:top w:w="120" w:type="dxa"/>
+              <w:bottom w:w="120" w:type="dxa"/>
+              <w:left w:w="160" w:type="dxa"/>
+              <w:right w:w="160" w:type="dxa"/>
+            </w:tcMar>
+            <w:shd w:fill="FFFFFF"/>
+          </w:tcPr>
+          <w:p>
+            <w:pPr>
+              <w:spacing w:after="0" w:line="252" w:lineRule="auto"/>
+            </w:pPr>
+            <w:r>
+              <w:rPr>
+                <w:rFonts w:ascii="Times New Roman" w:hAnsi="Times New Roman"/>
+                <w:color w:val="111827"/>
+                <w:sz w:val="20"/>
+              </w:rPr>
+              <w:t>Physical Bounds</w:t>
+            </w:r>
+          </w:p>
+        </w:tc>
+        <w:tc>
+          <w:tcPr>
+            <w:tcW w:type="dxa" w:w="1872"/>
+            <w:tcMar>
+              <w:top w:w="120" w:type="dxa"/>
+              <w:bottom w:w="120" w:type="dxa"/>
+              <w:left w:w="160" w:type="dxa"/>
+              <w:right w:w="160" w:type="dxa"/>
+            </w:tcMar>
+            <w:shd w:fill="FFFFFF"/>
+          </w:tcPr>
+          <w:p>
+            <w:pPr>
+              <w:spacing w:after="0" w:line="252" w:lineRule="auto"/>
+            </w:pPr>
+            <w:r>
+              <w:rPr>
+                <w:rFonts w:ascii="Times New Roman" w:hAnsi="Times New Roman"/>
+                <w:color w:val="111827"/>
+                <w:sz w:val="20"/>
+              </w:rPr>
+              <w:t>Negative population abundance in stochastic PVA</w:t>
+            </w:r>
+          </w:p>
+        </w:tc>
+        <w:tc>
+          <w:tcPr>
+            <w:tcW w:type="dxa" w:w="1872"/>
+            <w:tcMar>
+              <w:top w:w="120" w:type="dxa"/>
+              <w:bottom w:w="120" w:type="dxa"/>
+              <w:left w:w="160" w:type="dxa"/>
+              <w:right w:w="160" w:type="dxa"/>
+            </w:tcMar>
+            <w:shd w:fill="FFFFFF"/>
+          </w:tcPr>
+          <w:p>
+            <w:pPr>
+              <w:spacing w:after="0" w:line="252" w:lineRule="auto"/>
+            </w:pPr>
+            <w:r>
+              <w:rPr>
+                <w:rFonts w:ascii="Times New Roman" w:hAnsi="Times New Roman"/>
+                <w:color w:val="111827"/>
+                <w:sz w:val="20"/>
+              </w:rPr>
+              <w:t>Elementwise non-negativity clipping max(x, 0)</w:t>
+            </w:r>
+          </w:p>
+        </w:tc>
+        <w:tc>
+          <w:tcPr>
+            <w:tcW w:type="dxa" w:w="1872"/>
+            <w:tcMar>
+              <w:top w:w="120" w:type="dxa"/>
+              <w:bottom w:w="120" w:type="dxa"/>
+              <w:left w:w="160" w:type="dxa"/>
+              <w:right w:w="160" w:type="dxa"/>
+            </w:tcMar>
+            <w:shd w:fill="FFFFFF"/>
+          </w:tcPr>
+          <w:p>
+            <w:pPr>
+              <w:spacing w:after="0" w:line="252" w:lineRule="auto"/>
+            </w:pPr>
+            <w:r>
+              <w:rPr>
+                <w:rFonts w:ascii="Times New Roman" w:hAnsi="Times New Roman"/>
+                <w:color w:val="111827"/>
+                <w:sz w:val="20"/>
+              </w:rPr>
+              <w:t>ISO 12207 §7.2</w:t>
+            </w:r>
+          </w:p>
+        </w:tc>
+        <w:tc>
+          <w:tcPr>
+            <w:tcW w:type="dxa" w:w="1872"/>
+            <w:tcMar>
+              <w:top w:w="120" w:type="dxa"/>
+              <w:bottom w:w="120" w:type="dxa"/>
+              <w:left w:w="160" w:type="dxa"/>
+              <w:right w:w="160" w:type="dxa"/>
+            </w:tcMar>
+            <w:shd w:fill="FFFFFF"/>
+          </w:tcPr>
+          <w:p>
+            <w:pPr>
+              <w:spacing w:after="0" w:line="252" w:lineRule="auto"/>
+            </w:pPr>
+            <w:r>
+              <w:rPr>
+                <w:rFonts w:ascii="Times New Roman" w:hAnsi="Times New Roman"/>
+                <w:color w:val="111827"/>
+                <w:sz w:val="20"/>
+              </w:rPr>
+              <w:t>ZERO</w:t>
+            </w:r>
+          </w:p>
+        </w:tc>
+      </w:tr>
+      <w:tr>
+        <w:tc>
+          <w:tcPr>
+            <w:tcW w:type="dxa" w:w="1872"/>
+            <w:tcMar>
+              <w:top w:w="120" w:type="dxa"/>
+              <w:bottom w:w="120" w:type="dxa"/>
+              <w:left w:w="160" w:type="dxa"/>
+              <w:right w:w="160" w:type="dxa"/>
+            </w:tcMar>
+            <w:shd w:fill="F9FAFB"/>
+          </w:tcPr>
+          <w:p>
+            <w:pPr>
+              <w:spacing w:after="0" w:line="252" w:lineRule="auto"/>
+            </w:pPr>
+            <w:r>
+              <w:rPr>
+                <w:rFonts w:ascii="Times New Roman" w:hAnsi="Times New Roman"/>
+                <w:color w:val="111827"/>
+                <w:sz w:val="20"/>
+              </w:rPr>
+              <w:t>Reproducibility</w:t>
+            </w:r>
+          </w:p>
+        </w:tc>
+        <w:tc>
+          <w:tcPr>
+            <w:tcW w:type="dxa" w:w="1872"/>
+            <w:tcMar>
+              <w:top w:w="120" w:type="dxa"/>
+              <w:bottom w:w="120" w:type="dxa"/>
+              <w:left w:w="160" w:type="dxa"/>
+              <w:right w:w="160" w:type="dxa"/>
+            </w:tcMar>
+            <w:shd w:fill="F9FAFB"/>
+          </w:tcPr>
+          <w:p>
+            <w:pPr>
+              <w:spacing w:after="0" w:line="252" w:lineRule="auto"/>
+            </w:pPr>
+            <w:r>
+              <w:rPr>
+                <w:rFonts w:ascii="Times New Roman" w:hAnsi="Times New Roman"/>
+                <w:color w:val="111827"/>
+                <w:sz w:val="20"/>
+              </w:rPr>
+              <w:t>Non-deterministic Monte Carlo trajectories</w:t>
+            </w:r>
+          </w:p>
+        </w:tc>
+        <w:tc>
+          <w:tcPr>
+            <w:tcW w:type="dxa" w:w="1872"/>
+            <w:tcMar>
+              <w:top w:w="120" w:type="dxa"/>
+              <w:bottom w:w="120" w:type="dxa"/>
+              <w:left w:w="160" w:type="dxa"/>
+              <w:right w:w="160" w:type="dxa"/>
+            </w:tcMar>
+            <w:shd w:fill="F9FAFB"/>
+          </w:tcPr>
+          <w:p>
+            <w:pPr>
+              <w:spacing w:after="0" w:line="252" w:lineRule="auto"/>
+            </w:pPr>
+            <w:r>
+              <w:rPr>
+                <w:rFonts w:ascii="Times New Roman" w:hAnsi="Times New Roman"/>
+                <w:color w:val="111827"/>
+                <w:sz w:val="20"/>
+              </w:rPr>
+              <w:t>Fixed seed pseudo-random number generator (seed=42)</w:t>
+            </w:r>
+          </w:p>
+        </w:tc>
+        <w:tc>
+          <w:tcPr>
+            <w:tcW w:type="dxa" w:w="1872"/>
+            <w:tcMar>
+              <w:top w:w="120" w:type="dxa"/>
+              <w:bottom w:w="120" w:type="dxa"/>
+              <w:left w:w="160" w:type="dxa"/>
+              <w:right w:w="160" w:type="dxa"/>
+            </w:tcMar>
+            <w:shd w:fill="F9FAFB"/>
+          </w:tcPr>
+          <w:p>
+            <w:pPr>
+              <w:spacing w:after="0" w:line="252" w:lineRule="auto"/>
+            </w:pPr>
+            <w:r>
+              <w:rPr>
+                <w:rFonts w:ascii="Times New Roman" w:hAnsi="Times New Roman"/>
+                <w:color w:val="111827"/>
+                <w:sz w:val="20"/>
+              </w:rPr>
+              <w:t>ISO 27001 §A.12.1</w:t>
+            </w:r>
+          </w:p>
+        </w:tc>
+        <w:tc>
+          <w:tcPr>
+            <w:tcW w:type="dxa" w:w="1872"/>
+            <w:tcMar>
+              <w:top w:w="120" w:type="dxa"/>
+              <w:bottom w:w="120" w:type="dxa"/>
+              <w:left w:w="160" w:type="dxa"/>
+              <w:right w:w="160" w:type="dxa"/>
+            </w:tcMar>
+            <w:shd w:fill="F9FAFB"/>
+          </w:tcPr>
+          <w:p>
+            <w:pPr>
+              <w:spacing w:after="0" w:line="252" w:lineRule="auto"/>
+            </w:pPr>
+            <w:r>
+              <w:rPr>
+                <w:rFonts w:ascii="Times New Roman" w:hAnsi="Times New Roman"/>
+                <w:color w:val="111827"/>
+                <w:sz w:val="20"/>
+              </w:rPr>
+              <w:t>ZERO</w:t>
+            </w:r>
+          </w:p>
+        </w:tc>
+      </w:tr>
+      <w:tr>
+        <w:tc>
+          <w:tcPr>
+            <w:tcW w:type="dxa" w:w="1872"/>
+            <w:tcMar>
+              <w:top w:w="120" w:type="dxa"/>
+              <w:bottom w:w="120" w:type="dxa"/>
+              <w:left w:w="160" w:type="dxa"/>
+              <w:right w:w="160" w:type="dxa"/>
+            </w:tcMar>
+            <w:shd w:fill="FFFFFF"/>
+          </w:tcPr>
+          <w:p>
+            <w:pPr>
+              <w:spacing w:after="0" w:line="252" w:lineRule="auto"/>
+            </w:pPr>
+            <w:r>
+              <w:rPr>
+                <w:rFonts w:ascii="Times New Roman" w:hAnsi="Times New Roman"/>
+                <w:color w:val="111827"/>
+                <w:sz w:val="20"/>
+              </w:rPr>
+              <w:t>Algorithmic Correctness</w:t>
+            </w:r>
+          </w:p>
+        </w:tc>
+        <w:tc>
+          <w:tcPr>
+            <w:tcW w:type="dxa" w:w="1872"/>
+            <w:tcMar>
+              <w:top w:w="120" w:type="dxa"/>
+              <w:bottom w:w="120" w:type="dxa"/>
+              <w:left w:w="160" w:type="dxa"/>
+              <w:right w:w="160" w:type="dxa"/>
+            </w:tcMar>
+            <w:shd w:fill="FFFFFF"/>
+          </w:tcPr>
+          <w:p>
+            <w:pPr>
+              <w:spacing w:after="0" w:line="252" w:lineRule="auto"/>
+            </w:pPr>
+            <w:r>
+              <w:rPr>
+                <w:rFonts w:ascii="Times New Roman" w:hAnsi="Times New Roman"/>
+                <w:color w:val="111827"/>
+                <w:sz w:val="20"/>
+              </w:rPr>
+              <w:t>Cyclic matrix imprimitivity (multiple max roots)</w:t>
+            </w:r>
+          </w:p>
+        </w:tc>
+        <w:tc>
+          <w:tcPr>
+            <w:tcW w:type="dxa" w:w="1872"/>
+            <w:tcMar>
+              <w:top w:w="120" w:type="dxa"/>
+              <w:bottom w:w="120" w:type="dxa"/>
+              <w:left w:w="160" w:type="dxa"/>
+              <w:right w:w="160" w:type="dxa"/>
+            </w:tcMar>
+            <w:shd w:fill="FFFFFF"/>
+          </w:tcPr>
+          <w:p>
+            <w:pPr>
+              <w:spacing w:after="0" w:line="252" w:lineRule="auto"/>
+            </w:pPr>
+            <w:r>
+              <w:rPr>
+                <w:rFonts w:ascii="Times New Roman" w:hAnsi="Times New Roman"/>
+                <w:color w:val="111827"/>
+                <w:sz w:val="20"/>
+              </w:rPr>
+              <w:t>Real-part filtering of Perron-Frobenius root</w:t>
+            </w:r>
+          </w:p>
+        </w:tc>
+        <w:tc>
+          <w:tcPr>
+            <w:tcW w:type="dxa" w:w="1872"/>
+            <w:tcMar>
+              <w:top w:w="120" w:type="dxa"/>
+              <w:bottom w:w="120" w:type="dxa"/>
+              <w:left w:w="160" w:type="dxa"/>
+              <w:right w:w="160" w:type="dxa"/>
+            </w:tcMar>
+            <w:shd w:fill="FFFFFF"/>
+          </w:tcPr>
+          <w:p>
+            <w:pPr>
+              <w:spacing w:after="0" w:line="252" w:lineRule="auto"/>
+            </w:pPr>
+            <w:r>
+              <w:rPr>
+                <w:rFonts w:ascii="Times New Roman" w:hAnsi="Times New Roman"/>
+                <w:color w:val="111827"/>
+                <w:sz w:val="20"/>
+              </w:rPr>
+              <w:t>ISO 12207 §7.1</w:t>
+            </w:r>
+          </w:p>
+        </w:tc>
+        <w:tc>
+          <w:tcPr>
+            <w:tcW w:type="dxa" w:w="1872"/>
+            <w:tcMar>
+              <w:top w:w="120" w:type="dxa"/>
+              <w:bottom w:w="120" w:type="dxa"/>
+              <w:left w:w="160" w:type="dxa"/>
+              <w:right w:w="160" w:type="dxa"/>
+            </w:tcMar>
+            <w:shd w:fill="FFFFFF"/>
+          </w:tcPr>
+          <w:p>
+            <w:pPr>
+              <w:spacing w:after="0" w:line="252" w:lineRule="auto"/>
+            </w:pPr>
+            <w:r>
+              <w:rPr>
+                <w:rFonts w:ascii="Times New Roman" w:hAnsi="Times New Roman"/>
+                <w:color w:val="111827"/>
+                <w:sz w:val="20"/>
+              </w:rPr>
+              <w:t>LOW</w:t>
+            </w:r>
+          </w:p>
+        </w:tc>
+      </w:tr>
+      <w:tr>
+        <w:tc>
+          <w:tcPr>
+            <w:tcW w:type="dxa" w:w="1872"/>
+            <w:tcMar>
+              <w:top w:w="120" w:type="dxa"/>
+              <w:bottom w:w="120" w:type="dxa"/>
+              <w:left w:w="160" w:type="dxa"/>
+              <w:right w:w="160" w:type="dxa"/>
+            </w:tcMar>
+            <w:shd w:fill="F9FAFB"/>
+          </w:tcPr>
+          <w:p>
+            <w:pPr>
+              <w:spacing w:after="0" w:line="252" w:lineRule="auto"/>
+            </w:pPr>
+            <w:r>
+              <w:rPr>
+                <w:rFonts w:ascii="Times New Roman" w:hAnsi="Times New Roman"/>
+                <w:color w:val="111827"/>
+                <w:sz w:val="20"/>
+              </w:rPr>
+              <w:t>Resource Safety</w:t>
+            </w:r>
+          </w:p>
+        </w:tc>
+        <w:tc>
+          <w:tcPr>
+            <w:tcW w:type="dxa" w:w="1872"/>
+            <w:tcMar>
+              <w:top w:w="120" w:type="dxa"/>
+              <w:bottom w:w="120" w:type="dxa"/>
+              <w:left w:w="160" w:type="dxa"/>
+              <w:right w:w="160" w:type="dxa"/>
+            </w:tcMar>
+            <w:shd w:fill="F9FAFB"/>
+          </w:tcPr>
+          <w:p>
+            <w:pPr>
+              <w:spacing w:after="0" w:line="252" w:lineRule="auto"/>
+            </w:pPr>
+            <w:r>
+              <w:rPr>
+                <w:rFonts w:ascii="Times New Roman" w:hAnsi="Times New Roman"/>
+                <w:color w:val="111827"/>
+                <w:sz w:val="20"/>
+              </w:rPr>
+              <w:t>Out-of-memory on large simulation horizons</w:t>
+            </w:r>
+          </w:p>
+        </w:tc>
+        <w:tc>
+          <w:tcPr>
+            <w:tcW w:type="dxa" w:w="1872"/>
+            <w:tcMar>
+              <w:top w:w="120" w:type="dxa"/>
+              <w:bottom w:w="120" w:type="dxa"/>
+              <w:left w:w="160" w:type="dxa"/>
+              <w:right w:w="160" w:type="dxa"/>
+            </w:tcMar>
+            <w:shd w:fill="F9FAFB"/>
+          </w:tcPr>
+          <w:p>
+            <w:pPr>
+              <w:spacing w:after="0" w:line="252" w:lineRule="auto"/>
+            </w:pPr>
+            <w:r>
+              <w:rPr>
+                <w:rFonts w:ascii="Times New Roman" w:hAnsi="Times New Roman"/>
+                <w:color w:val="111827"/>
+                <w:sz w:val="20"/>
+              </w:rPr>
+              <w:t>NumPy vectorized matrix broadcasting; O(n) acceleration</w:t>
+            </w:r>
+          </w:p>
+        </w:tc>
+        <w:tc>
+          <w:tcPr>
+            <w:tcW w:type="dxa" w:w="1872"/>
+            <w:tcMar>
+              <w:top w:w="120" w:type="dxa"/>
+              <w:bottom w:w="120" w:type="dxa"/>
+              <w:left w:w="160" w:type="dxa"/>
+              <w:right w:w="160" w:type="dxa"/>
+            </w:tcMar>
+            <w:shd w:fill="F9FAFB"/>
+          </w:tcPr>
+          <w:p>
+            <w:pPr>
+              <w:spacing w:after="0" w:line="252" w:lineRule="auto"/>
+            </w:pPr>
+            <w:r>
+              <w:rPr>
+                <w:rFonts w:ascii="Times New Roman" w:hAnsi="Times New Roman"/>
+                <w:color w:val="111827"/>
+                <w:sz w:val="20"/>
+              </w:rPr>
+              <w:t>ISO 27001 §A.12.1</w:t>
+            </w:r>
+          </w:p>
+        </w:tc>
+        <w:tc>
+          <w:tcPr>
+            <w:tcW w:type="dxa" w:w="1872"/>
+            <w:tcMar>
+              <w:top w:w="120" w:type="dxa"/>
+              <w:bottom w:w="120" w:type="dxa"/>
+              <w:left w:w="160" w:type="dxa"/>
+              <w:right w:w="160" w:type="dxa"/>
+            </w:tcMar>
+            <w:shd w:fill="F9FAFB"/>
+          </w:tcPr>
+          <w:p>
+            <w:pPr>
+              <w:spacing w:after="0" w:line="252" w:lineRule="auto"/>
+            </w:pPr>
+            <w:r>
+              <w:rPr>
+                <w:rFonts w:ascii="Times New Roman" w:hAnsi="Times New Roman"/>
+                <w:color w:val="111827"/>
+                <w:sz w:val="20"/>
+              </w:rPr>
+              <w:t>LOW</w:t>
+            </w:r>
+          </w:p>
+        </w:tc>
+      </w:tr>
+    </w:tbl>
+    <w:p/>
     <w:p>
       <w:pPr>
         <w:keepNext/>
